--- a/docs/2 статья/Гамов П.А. Статья 2.docx
+++ b/docs/2 статья/Гамов П.А. Статья 2.docx
@@ -1,11 +1,11 @@
 
 <file path=word/document.xml><?xml version="1.0" encoding="utf-8"?>
-<w:document xmlns:o="urn:schemas-microsoft-com:office:office" xmlns:r="http://schemas.openxmlformats.org/officeDocument/2006/relationships" xmlns:v="urn:schemas-microsoft-com:vml" xmlns:w="http://schemas.openxmlformats.org/wordprocessingml/2006/main" xmlns:w10="urn:schemas-microsoft-com:office:word" xmlns:wp="http://schemas.openxmlformats.org/drawingml/2006/wordprocessingDrawing" xmlns:pic="http://schemas.openxmlformats.org/drawingml/2006/picture" xmlns:wps="http://schemas.microsoft.com/office/word/2010/wordprocessingShape" xmlns:wpg="http://schemas.microsoft.com/office/word/2010/wordprocessingGroup" xmlns:mc="http://schemas.openxmlformats.org/markup-compatibility/2006" xmlns:wp14="http://schemas.microsoft.com/office/word/2010/wordprocessingDrawing" xmlns:w14="http://schemas.microsoft.com/office/word/2010/wordml" xmlns:w15="http://schemas.microsoft.com/office/word/2012/wordml" mc:Ignorable="w14 wp14 w15">
+<w:document xmlns:wpc="http://schemas.microsoft.com/office/word/2010/wordprocessingCanvas" xmlns:cx="http://schemas.microsoft.com/office/drawing/2014/chartex" xmlns:cx1="http://schemas.microsoft.com/office/drawing/2015/9/8/chartex" xmlns:cx2="http://schemas.microsoft.com/office/drawing/2015/10/21/chartex" xmlns:cx3="http://schemas.microsoft.com/office/drawing/2016/5/9/chartex" xmlns:cx4="http://schemas.microsoft.com/office/drawing/2016/5/10/chartex" xmlns:cx5="http://schemas.microsoft.com/office/drawing/2016/5/11/chartex" xmlns:cx6="http://schemas.microsoft.com/office/drawing/2016/5/12/chartex" xmlns:cx7="http://schemas.microsoft.com/office/drawing/2016/5/13/chartex" xmlns:cx8="http://schemas.microsoft.com/office/drawing/2016/5/14/chartex" xmlns:mc="http://schemas.openxmlformats.org/markup-compatibility/2006" xmlns:aink="http://schemas.microsoft.com/office/drawing/2016/ink" xmlns:am3d="http://schemas.microsoft.com/office/drawing/2017/model3d" xmlns:o="urn:schemas-microsoft-com:office:office" xmlns:oel="http://schemas.microsoft.com/office/2019/extlst" xmlns:r="http://schemas.openxmlformats.org/officeDocument/2006/relationships" xmlns:m="http://schemas.openxmlformats.org/officeDocument/2006/math" xmlns:v="urn:schemas-microsoft-com:vml" xmlns:wp14="http://schemas.microsoft.com/office/word/2010/wordprocessingDrawing" xmlns:wp="http://schemas.openxmlformats.org/drawingml/2006/wordprocessingDrawing" xmlns:w10="urn:schemas-microsoft-com:office:word" xmlns:w="http://schemas.openxmlformats.org/wordprocessingml/2006/main" xmlns:w14="http://schemas.microsoft.com/office/word/2010/wordml" xmlns:w15="http://schemas.microsoft.com/office/word/2012/wordml" xmlns:w16cex="http://schemas.microsoft.com/office/word/2018/wordml/cex" xmlns:w16cid="http://schemas.microsoft.com/office/word/2016/wordml/cid" xmlns:w16="http://schemas.microsoft.com/office/word/2018/wordml" xmlns:w16du="http://schemas.microsoft.com/office/word/2023/wordml/word16du" xmlns:w16sdtdh="http://schemas.microsoft.com/office/word/2020/wordml/sdtdatahash" xmlns:w16sdtfl="http://schemas.microsoft.com/office/word/2024/wordml/sdtformatlock" xmlns:w16se="http://schemas.microsoft.com/office/word/2015/wordml/symex" xmlns:wpg="http://schemas.microsoft.com/office/word/2010/wordprocessingGroup" xmlns:wpi="http://schemas.microsoft.com/office/word/2010/wordprocessingInk" xmlns:wne="http://schemas.microsoft.com/office/word/2006/wordml" xmlns:wps="http://schemas.microsoft.com/office/word/2010/wordprocessingShape" mc:Ignorable="w14 w15 w16se w16cid w16 w16cex w16sdtdh w16sdtfl w16du wp14">
   <w:body>
     <w:p>
       <w:pPr>
         <w:pStyle w:val="Standard"/>
-        <w:spacing w:lineRule="auto" w:line="360"/>
+        <w:spacing w:line="360" w:lineRule="auto"/>
         <w:jc w:val="center"/>
         <w:rPr>
           <w:sz w:val="28"/>
@@ -27,7 +27,7 @@
     <w:p>
       <w:pPr>
         <w:pStyle w:val="Standard"/>
-        <w:spacing w:lineRule="auto" w:line="360"/>
+        <w:spacing w:line="360" w:lineRule="auto"/>
         <w:rPr>
           <w:rFonts w:ascii="Times New Roman" w:hAnsi="Times New Roman"/>
           <w:b/>
@@ -38,6 +38,13 @@
           <w:szCs w:val="28"/>
         </w:rPr>
       </w:pPr>
+    </w:p>
+    <w:p>
+      <w:pPr>
+        <w:pStyle w:val="Standard"/>
+        <w:spacing w:line="360" w:lineRule="auto"/>
+        <w:jc w:val="right"/>
+      </w:pPr>
       <w:r>
         <w:rPr>
           <w:rFonts w:ascii="Times New Roman" w:hAnsi="Times New Roman"/>
@@ -45,18 +52,9 @@
           <w:bCs/>
           <w:i/>
           <w:iCs/>
-          <w:sz w:val="28"/>
-          <w:szCs w:val="28"/>
-        </w:rPr>
-      </w:r>
-    </w:p>
-    <w:p>
-      <w:pPr>
-        <w:pStyle w:val="Standard"/>
-        <w:spacing w:lineRule="auto" w:line="360"/>
-        <w:jc w:val="end"/>
-        <w:rPr/>
-      </w:pPr>
+        </w:rPr>
+        <w:t>Г</w:t>
+      </w:r>
       <w:r>
         <w:rPr>
           <w:rFonts w:ascii="Times New Roman" w:hAnsi="Times New Roman"/>
@@ -64,16 +62,6 @@
           <w:bCs/>
           <w:i/>
           <w:iCs/>
-        </w:rPr>
-        <w:t>Г</w:t>
-      </w:r>
-      <w:r>
-        <w:rPr>
-          <w:rFonts w:ascii="Times New Roman" w:hAnsi="Times New Roman"/>
-          <w:b/>
-          <w:bCs/>
-          <w:i/>
-          <w:iCs/>
           <w:sz w:val="28"/>
           <w:szCs w:val="28"/>
         </w:rPr>
@@ -83,8 +71,8 @@
     <w:p>
       <w:pPr>
         <w:pStyle w:val="Standard"/>
-        <w:spacing w:lineRule="auto" w:line="360"/>
-        <w:jc w:val="end"/>
+        <w:spacing w:line="360" w:lineRule="auto"/>
+        <w:jc w:val="right"/>
         <w:rPr>
           <w:sz w:val="28"/>
           <w:szCs w:val="28"/>
@@ -104,8 +92,8 @@
     <w:p>
       <w:pPr>
         <w:pStyle w:val="Standard"/>
-        <w:spacing w:lineRule="auto" w:line="360"/>
-        <w:jc w:val="end"/>
+        <w:spacing w:line="360" w:lineRule="auto"/>
+        <w:jc w:val="right"/>
         <w:rPr>
           <w:sz w:val="28"/>
           <w:szCs w:val="28"/>
@@ -124,20 +112,16 @@
     </w:p>
     <w:p>
       <w:pPr>
-        <w:pStyle w:val="Normal"/>
-        <w:spacing w:lineRule="auto" w:line="360"/>
-        <w:ind w:hanging="0"/>
-        <w:rPr/>
-      </w:pPr>
-      <w:r>
-        <w:rPr/>
-      </w:r>
-    </w:p>
-    <w:p>
-      <w:pPr>
-        <w:pStyle w:val="Normal"/>
-        <w:spacing w:lineRule="auto" w:line="360"/>
-        <w:rPr/>
+        <w:spacing w:line="360" w:lineRule="auto"/>
+        <w:ind w:firstLine="0"/>
+      </w:pPr>
+    </w:p>
+    <w:p>
+      <w:pPr>
+        <w:spacing w:line="360" w:lineRule="auto"/>
+        <w:rPr>
+          <w:lang w:val="en-US"/>
+        </w:rPr>
       </w:pPr>
       <w:r>
         <w:rPr>
@@ -161,90 +145,26 @@
           <w:sz w:val="28"/>
           <w:szCs w:val="28"/>
         </w:rPr>
-        <w:t>В статье представлена авторская методика формирования здоровых привычек, разработанная для условий цифровизации повседневной жизни. Методика основана на синергетическом сочетании инструментов геймификации и механизмов наставнической поддержки. Целью разработки является преодоление ограничений существующих коммерческих решений за счет повышения уровня персонализации, мгновенной обратной связи и устойчивой мотивации пользователей. Описаны ключевые элементы методики, ее отличия от аналогов и теоретически обоснованные ожидаемые эффекты от внедрения.</w:t>
-      </w:r>
-    </w:p>
-    <w:p>
-      <w:pPr>
-        <w:pStyle w:val="Normal"/>
-        <w:spacing w:lineRule="auto" w:line="360"/>
+        <w:t>В статье представлена авторская методика формирования здоровых привычек, разработанная для условий цифровизации повседневной жизни. Методика основана на синергетическом сочетании инструментов геймификации и механизмов наставнической поддержки. Целью разработки является преодоление ограничений существующих коммерческих решений за счет повышения уровня персонализации, мгновенной обратной связи и устойчивой мотивации пользователей. Описаны ключевые элементы методики, ее отличия от аналогов и теоретич</w:t>
+      </w:r>
+      <w:r>
         <w:rPr>
           <w:iCs/>
-        </w:rPr>
-      </w:pPr>
-      <w:r>
-        <w:rPr>
-          <w:iCs/>
-        </w:rPr>
-      </w:r>
-    </w:p>
-    <w:p>
-      <w:pPr>
-        <w:pStyle w:val="Normal"/>
-        <w:spacing w:lineRule="auto" w:line="360"/>
-        <w:rPr/>
-      </w:pPr>
-      <w:r>
-        <w:rPr>
-          <w:color w:themeColor="accent6" w:themeShade="bf" w:val="538135"/>
-        </w:rPr>
-        <w:t>1. Описать методику как это делается в других работах в РИНЦ, где заявлена методика</w:t>
-      </w:r>
-    </w:p>
-    <w:p>
-      <w:pPr>
-        <w:pStyle w:val="Normal"/>
-        <w:spacing w:lineRule="auto" w:line="360"/>
-        <w:rPr/>
-      </w:pPr>
-      <w:r>
-        <w:rPr>
-          <w:color w:themeColor="accent6" w:themeShade="bf" w:val="538135"/>
-        </w:rPr>
-        <w:t>2. Привести ключевые отличия методики, от существующих похожих</w:t>
-      </w:r>
-    </w:p>
-    <w:p>
-      <w:pPr>
-        <w:pStyle w:val="Normal"/>
-        <w:spacing w:lineRule="auto" w:line="360"/>
-        <w:rPr/>
-      </w:pPr>
-      <w:r>
-        <w:rPr>
-          <w:color w:themeColor="accent6" w:themeShade="bf" w:val="538135"/>
-        </w:rPr>
-        <w:t>3. Добавить и описать эффекты (можно не считать) от реализации именно вашей методики</w:t>
-      </w:r>
-    </w:p>
-    <w:p>
-      <w:pPr>
-        <w:pStyle w:val="Normal"/>
-        <w:spacing w:lineRule="auto" w:line="360"/>
-        <w:ind w:hanging="0"/>
-        <w:rPr/>
-      </w:pPr>
-      <w:r>
-        <w:rPr/>
-      </w:r>
-    </w:p>
-    <w:p>
-      <w:pPr>
-        <w:pStyle w:val="Normal"/>
-        <w:spacing w:lineRule="auto" w:line="360"/>
-        <w:rPr>
-          <w:sz w:val="28"/>
-          <w:szCs w:val="28"/>
-        </w:rPr>
-      </w:pPr>
-      <w:r>
+          <w:sz w:val="28"/>
+          <w:szCs w:val="28"/>
+        </w:rPr>
+        <w:t>ески обоснованные ожидаемые эффекты от внедрения.</w:t>
+      </w:r>
+    </w:p>
+    <w:p>
+      <w:pPr>
+        <w:spacing w:line="360" w:lineRule="auto"/>
         <w:rPr>
           <w:sz w:val="28"/>
           <w:szCs w:val="28"/>
           <w:lang w:val="en-US"/>
         </w:rPr>
-        <w:t>A</w:t>
-      </w:r>
+      </w:pPr>
       <w:r>
         <w:rPr>
           <w:b/>
@@ -253,65 +173,48 @@
           <w:szCs w:val="28"/>
           <w:lang w:val="en-US"/>
         </w:rPr>
-        <w:t xml:space="preserve">bstract: </w:t>
-      </w:r>
-      <w:r>
-        <w:rPr>
-          <w:sz w:val="28"/>
-          <w:szCs w:val="28"/>
-          <w:lang w:val="en-US"/>
-        </w:rPr>
-        <w:t>This article proposes a proprietary methodology for developing healthy habits, developing conditions for the digitalization of everyday life. The methodology is based on the synergistic combination of gamification tools and mentoring principles. The goal of the development is to overcome the limitations of existing commercial solutions by increasing personalization, instant feedback, and sustainable user motivation. The key elements of the methodology, its differences from original approaches, and the substantiated expected effects of quality are described.</w:t>
-      </w:r>
-    </w:p>
-    <w:p>
-      <w:pPr>
-        <w:pStyle w:val="Normal"/>
-        <w:spacing w:lineRule="auto" w:line="360"/>
-        <w:rPr>
-          <w:sz w:val="28"/>
-          <w:szCs w:val="28"/>
-          <w:lang w:val="en-US"/>
-        </w:rPr>
-      </w:pPr>
-      <w:r>
-        <w:rPr>
-          <w:sz w:val="28"/>
-          <w:szCs w:val="28"/>
-          <w:lang w:val="en-US"/>
-        </w:rPr>
-      </w:r>
-    </w:p>
-    <w:p>
-      <w:pPr>
-        <w:pStyle w:val="Normal"/>
-        <w:spacing w:lineRule="auto" w:line="360"/>
-        <w:rPr>
-          <w:sz w:val="28"/>
-          <w:szCs w:val="28"/>
-        </w:rPr>
-      </w:pPr>
+        <w:t>A</w:t>
+      </w:r>
       <w:r>
         <w:rPr>
           <w:b/>
           <w:bCs/>
           <w:sz w:val="28"/>
           <w:szCs w:val="28"/>
-        </w:rPr>
-        <w:t>Ключевые слова:</w:t>
-      </w:r>
-      <w:r>
-        <w:rPr>
-          <w:sz w:val="28"/>
-          <w:szCs w:val="28"/>
-        </w:rPr>
-        <w:t xml:space="preserve"> интернет-приложения, геймификация, формирование здоровых привычек, игровая психология, наставническая поддержка, мотивация и привычки, поведенческие изменения, геймификация в здоровье, автоматизация поддержки.</w:t>
-      </w:r>
-    </w:p>
-    <w:p>
-      <w:pPr>
-        <w:pStyle w:val="Normal"/>
-        <w:spacing w:lineRule="auto" w:line="360"/>
+          <w:lang w:val="en-US"/>
+        </w:rPr>
+        <w:t xml:space="preserve">bstract: </w:t>
+      </w:r>
+      <w:r>
+        <w:rPr>
+          <w:sz w:val="28"/>
+          <w:szCs w:val="28"/>
+          <w:lang w:val="en-US"/>
+        </w:rPr>
+        <w:t xml:space="preserve">This article proposes a proprietary methodology for developing healthy habits, developing conditions for the digitalization of everyday life. The methodology is based on the synergistic combination of gamification tools and mentoring principles. The goal of the development is to overcome the limitations of existing commercial solutions by increasing personalization, instant feedback, and sustainable user motivation. The key elements of the methodology, its differences from original approaches, and </w:t>
+      </w:r>
+      <w:r>
+        <w:rPr>
+          <w:sz w:val="28"/>
+          <w:szCs w:val="28"/>
+          <w:lang w:val="en-US"/>
+        </w:rPr>
+        <w:t>the substantiated expected effects of quality are described.</w:t>
+      </w:r>
+    </w:p>
+    <w:p>
+      <w:pPr>
+        <w:spacing w:line="360" w:lineRule="auto"/>
+        <w:rPr>
+          <w:sz w:val="28"/>
+          <w:szCs w:val="28"/>
+          <w:lang w:val="en-US"/>
+        </w:rPr>
+      </w:pPr>
+    </w:p>
+    <w:p>
+      <w:pPr>
+        <w:spacing w:line="360" w:lineRule="auto"/>
         <w:rPr>
           <w:sz w:val="28"/>
           <w:szCs w:val="28"/>
@@ -323,87 +226,24 @@
           <w:bCs/>
           <w:sz w:val="28"/>
           <w:szCs w:val="28"/>
+        </w:rPr>
+        <w:t>Ключевые слова:</w:t>
+      </w:r>
+      <w:r>
+        <w:rPr>
+          <w:sz w:val="28"/>
+          <w:szCs w:val="28"/>
+        </w:rPr>
+        <w:t xml:space="preserve"> интернет-приложения, геймификация, формирование здоровых привычек, игровая психология, наставническая поддержка, мотивация и привычки, поведенческие изменения, геймификация в здоровье, автоматизация поддержки.</w:t>
+      </w:r>
+    </w:p>
+    <w:p>
+      <w:pPr>
+        <w:spacing w:line="360" w:lineRule="auto"/>
+        <w:rPr>
+          <w:sz w:val="28"/>
+          <w:szCs w:val="28"/>
           <w:lang w:val="en-US"/>
-        </w:rPr>
-        <w:t xml:space="preserve">Keywords: </w:t>
-      </w:r>
-      <w:r>
-        <w:rPr>
-          <w:sz w:val="28"/>
-          <w:szCs w:val="28"/>
-          <w:lang w:val="en-US"/>
-        </w:rPr>
-        <w:t>internet applications, gamification, healthy habit formation, game psychology, mentoring support, motivation and habits, behavioral change, gamification in health, support automation.</w:t>
-      </w:r>
-    </w:p>
-    <w:p>
-      <w:pPr>
-        <w:pStyle w:val="Normal"/>
-        <w:spacing w:lineRule="auto" w:line="360"/>
-        <w:rPr/>
-      </w:pPr>
-      <w:r>
-        <w:rPr/>
-      </w:r>
-    </w:p>
-    <w:p>
-      <w:pPr>
-        <w:pStyle w:val="Normal"/>
-        <w:spacing w:lineRule="auto" w:line="360"/>
-        <w:rPr>
-          <w:sz w:val="28"/>
-          <w:szCs w:val="28"/>
-        </w:rPr>
-      </w:pPr>
-      <w:r>
-        <w:rPr>
-          <w:sz w:val="28"/>
-          <w:szCs w:val="28"/>
-        </w:rPr>
-        <w:t>Цифровизация оказывает неоднозначное влияние на образ жизни, способствуя снижению физической активности и росту стресса. Существующие цифровые решения (трекеры привычек, фитнес-приложения) часто носят коммерческий характер и обладают ограниченной эффективностью из-за поверхностной геймификации, отсутствия глубинной персонализации и экспертной поддержки. Возникает потребность в комплексных методиках, использующих преимущества цифровых технологий для формирования устойчивого здорового поведения. [1]</w:t>
-      </w:r>
-    </w:p>
-    <w:p>
-      <w:pPr>
-        <w:pStyle w:val="Normal"/>
-        <w:spacing w:lineRule="auto" w:line="360"/>
-        <w:rPr>
-          <w:sz w:val="28"/>
-          <w:szCs w:val="28"/>
-        </w:rPr>
-      </w:pPr>
-      <w:r>
-        <w:rPr>
-          <w:sz w:val="28"/>
-          <w:szCs w:val="28"/>
-        </w:rPr>
-        <w:t>Актуальность данной публикации определяется необходимостью разработки комплексной методики, которая бы объединила два ранее не сочетавшихся подхода: инструменты геймификации для повышения вовлечённости пользователя и механизмы наставнической поддержки через анонимные чаты для получения профессиональной консультации. Реализация данной методики в формате чат-бота обеспечивает максимальную доступность и удобство использования для целевой аудитории – молодых людей в возрасте до 30 лет.</w:t>
-      </w:r>
-    </w:p>
-    <w:p>
-      <w:pPr>
-        <w:pStyle w:val="Normal"/>
-        <w:spacing w:lineRule="auto" w:line="360"/>
-        <w:rPr>
-          <w:sz w:val="28"/>
-          <w:szCs w:val="28"/>
-        </w:rPr>
-      </w:pPr>
-      <w:r>
-        <w:rPr>
-          <w:sz w:val="28"/>
-          <w:szCs w:val="28"/>
-        </w:rPr>
-        <w:t>Разработанная методика представляет собой последовательную систему действий, направленную на формирование целевой привычки через прохождение пользователем ряда этапов: постановка цели, выполнение регулярных действий, получение обратной связи и рефлексия. Методика реализуется в цифровой среде посредством чат-бота и опирается на две взаимодополняющие парадигмы: глубокую геймификацию и анонимное наставничество.</w:t>
-      </w:r>
-    </w:p>
-    <w:p>
-      <w:pPr>
-        <w:pStyle w:val="Normal"/>
-        <w:spacing w:lineRule="auto" w:line="360"/>
-        <w:rPr>
-          <w:sz w:val="28"/>
-          <w:szCs w:val="28"/>
         </w:rPr>
       </w:pPr>
       <w:r>
@@ -412,21 +252,79 @@
           <w:bCs/>
           <w:sz w:val="28"/>
           <w:szCs w:val="28"/>
-        </w:rPr>
-        <w:t>Парадигма I</w:t>
-      </w:r>
-      <w:r>
-        <w:rPr>
-          <w:sz w:val="28"/>
-          <w:szCs w:val="28"/>
-        </w:rPr>
-        <w:t xml:space="preserve"> – Геймификация. Инструменты игровой психологии направлены на повышение вовлечённости пользователя, формирование устойчивой внутренней мотивации и обеспечение регулярной обратной связи. Геймификация повышает шансы успешного приобретения новой полезной привычки или отказа от вредной за счёт преобразования рутинных действий в игровой процесс.</w:t>
-      </w:r>
-    </w:p>
-    <w:p>
-      <w:pPr>
-        <w:pStyle w:val="Normal"/>
-        <w:spacing w:lineRule="auto" w:line="360"/>
+          <w:lang w:val="en-US"/>
+        </w:rPr>
+        <w:lastRenderedPageBreak/>
+        <w:t xml:space="preserve">Keywords: </w:t>
+      </w:r>
+      <w:r>
+        <w:rPr>
+          <w:sz w:val="28"/>
+          <w:szCs w:val="28"/>
+          <w:lang w:val="en-US"/>
+        </w:rPr>
+        <w:t>internet applications, gamification, healthy habit formation, game psychology, mentoring support, motivation and habits, behavioral change, gamification in health, support automation.</w:t>
+      </w:r>
+    </w:p>
+    <w:p>
+      <w:pPr>
+        <w:spacing w:line="360" w:lineRule="auto"/>
+        <w:rPr>
+          <w:lang w:val="en-US"/>
+        </w:rPr>
+      </w:pPr>
+    </w:p>
+    <w:p>
+      <w:pPr>
+        <w:spacing w:line="360" w:lineRule="auto"/>
+        <w:rPr>
+          <w:sz w:val="28"/>
+          <w:szCs w:val="28"/>
+        </w:rPr>
+      </w:pPr>
+      <w:r>
+        <w:rPr>
+          <w:sz w:val="28"/>
+          <w:szCs w:val="28"/>
+        </w:rPr>
+        <w:t>Цифровизация оказывает неоднозначное влияние на образ жизни, способствуя снижению физической активности и росту стресса. Существующие цифровые решения (трекеры привычек, фитнес-приложения) часто носят коммерческий характер и обладают ограниченной эффективностью из-за поверхностной геймификации, отсутствия глубинной персонализации и экспертной поддержки. Возникает потребность в комплексных методиках, использующих преимущества цифровых технологий для формирования устойчивого здорового поведения. [1]</w:t>
+      </w:r>
+    </w:p>
+    <w:p>
+      <w:pPr>
+        <w:spacing w:line="360" w:lineRule="auto"/>
+        <w:rPr>
+          <w:sz w:val="28"/>
+          <w:szCs w:val="28"/>
+        </w:rPr>
+      </w:pPr>
+      <w:r>
+        <w:rPr>
+          <w:sz w:val="28"/>
+          <w:szCs w:val="28"/>
+        </w:rPr>
+        <w:t>Актуальность данной публикации определяется необходимостью разработки комплексной методики, которая бы объединила два ранее не сочетавшихся подхода: инструменты геймификации для повышения вовлечённости пользователя и механизмы наставнической поддержки через анонимные чаты для получения профессиональной консультации. Реализация данной методики в формате чат-бота обеспечивает максимальную доступность и удобство использования для целевой аудитории – молодых людей в возрасте до 30 лет.</w:t>
+      </w:r>
+    </w:p>
+    <w:p>
+      <w:pPr>
+        <w:spacing w:line="360" w:lineRule="auto"/>
+        <w:rPr>
+          <w:sz w:val="28"/>
+          <w:szCs w:val="28"/>
+        </w:rPr>
+      </w:pPr>
+      <w:r>
+        <w:rPr>
+          <w:sz w:val="28"/>
+          <w:szCs w:val="28"/>
+        </w:rPr>
+        <w:t>Разработанная методика представляет собой последовательную систему действий, направленную на формирование целевой привычки через прохождение пользователем ряда этапов: постановка цели, выполнение регулярных действий, получение обратной связи и рефлексия. Методика реализуется в цифровой среде посредством чат-бота и опирается на две взаимодополняющие парадигмы: глубокую геймификацию и анонимное наставничество.</w:t>
+      </w:r>
+    </w:p>
+    <w:p>
+      <w:pPr>
+        <w:spacing w:line="360" w:lineRule="auto"/>
         <w:rPr>
           <w:sz w:val="28"/>
           <w:szCs w:val="28"/>
@@ -439,6 +337,39 @@
           <w:sz w:val="28"/>
           <w:szCs w:val="28"/>
         </w:rPr>
+        <w:t>Парадигма I</w:t>
+      </w:r>
+      <w:r>
+        <w:rPr>
+          <w:sz w:val="28"/>
+          <w:szCs w:val="28"/>
+        </w:rPr>
+        <w:t xml:space="preserve"> – Геймификация. Инструменты игровой психологии направлены на повышение вовлечённости пользователя, формирование устойчивой внутренней мотивации и обеспечение регулярной обратной связи. Геймификация повышает шансы успешного приобретения новой полезной </w:t>
+      </w:r>
+      <w:r>
+        <w:rPr>
+          <w:sz w:val="28"/>
+          <w:szCs w:val="28"/>
+        </w:rPr>
+        <w:lastRenderedPageBreak/>
+        <w:t>привычки или отказа от вредной за счёт преобразования рутинных действий в игровой процесс.</w:t>
+      </w:r>
+    </w:p>
+    <w:p>
+      <w:pPr>
+        <w:spacing w:line="360" w:lineRule="auto"/>
+        <w:rPr>
+          <w:sz w:val="28"/>
+          <w:szCs w:val="28"/>
+        </w:rPr>
+      </w:pPr>
+      <w:r>
+        <w:rPr>
+          <w:b/>
+          <w:bCs/>
+          <w:sz w:val="28"/>
+          <w:szCs w:val="28"/>
+        </w:rPr>
         <w:t>Парадигма II</w:t>
       </w:r>
       <w:r>
@@ -451,21 +382,27 @@
     </w:p>
     <w:p>
       <w:pPr>
-        <w:pStyle w:val="Normal"/>
-        <w:spacing w:lineRule="auto" w:line="360"/>
-        <w:rPr>
-          <w:sz w:val="28"/>
-          <w:szCs w:val="28"/>
-        </w:rPr>
-      </w:pPr>
-      <w:r>
-        <w:rPr>
-          <w:b w:val="false"/>
-          <w:bCs w:val="false"/>
-          <w:sz w:val="28"/>
-          <w:szCs w:val="28"/>
-        </w:rPr>
-        <w:t>Геймификационный компонент</w:t>
+        <w:spacing w:line="360" w:lineRule="auto"/>
+        <w:rPr>
+          <w:sz w:val="28"/>
+          <w:szCs w:val="28"/>
+        </w:rPr>
+      </w:pPr>
+      <w:proofErr w:type="spellStart"/>
+      <w:r>
+        <w:rPr>
+          <w:sz w:val="28"/>
+          <w:szCs w:val="28"/>
+        </w:rPr>
+        <w:t>Геймификационный</w:t>
+      </w:r>
+      <w:proofErr w:type="spellEnd"/>
+      <w:r>
+        <w:rPr>
+          <w:sz w:val="28"/>
+          <w:szCs w:val="28"/>
+        </w:rPr>
+        <w:t xml:space="preserve"> компонент</w:t>
       </w:r>
       <w:r>
         <w:rPr>
@@ -477,26 +414,23 @@
     </w:p>
     <w:p>
       <w:pPr>
-        <w:pStyle w:val="Normal"/>
         <w:numPr>
           <w:ilvl w:val="0"/>
           <w:numId w:val="2"/>
         </w:numPr>
         <w:tabs>
-          <w:tab w:val="clear" w:pos="709"/>
-          <w:tab w:val="left" w:pos="426" w:leader="none"/>
-        </w:tabs>
-        <w:spacing w:lineRule="auto" w:line="360"/>
-        <w:ind w:firstLine="709" w:start="0"/>
-        <w:rPr>
-          <w:sz w:val="28"/>
-          <w:szCs w:val="28"/>
-        </w:rPr>
-      </w:pPr>
-      <w:r>
-        <w:rPr>
-          <w:b w:val="false"/>
-          <w:bCs w:val="false"/>
+          <w:tab w:val="clear" w:pos="720"/>
+          <w:tab w:val="left" w:pos="426"/>
+        </w:tabs>
+        <w:spacing w:line="360" w:lineRule="auto"/>
+        <w:ind w:left="0" w:firstLine="709"/>
+        <w:rPr>
+          <w:sz w:val="28"/>
+          <w:szCs w:val="28"/>
+        </w:rPr>
+      </w:pPr>
+      <w:r>
+        <w:rPr>
           <w:sz w:val="28"/>
           <w:szCs w:val="28"/>
         </w:rPr>
@@ -512,26 +446,23 @@
     </w:p>
     <w:p>
       <w:pPr>
-        <w:pStyle w:val="Normal"/>
         <w:numPr>
           <w:ilvl w:val="0"/>
           <w:numId w:val="2"/>
         </w:numPr>
         <w:tabs>
-          <w:tab w:val="clear" w:pos="709"/>
-          <w:tab w:val="left" w:pos="426" w:leader="none"/>
-        </w:tabs>
-        <w:spacing w:lineRule="auto" w:line="360"/>
-        <w:ind w:firstLine="709" w:start="0"/>
-        <w:rPr>
-          <w:sz w:val="28"/>
-          <w:szCs w:val="28"/>
-        </w:rPr>
-      </w:pPr>
-      <w:r>
-        <w:rPr>
-          <w:b w:val="false"/>
-          <w:bCs w:val="false"/>
+          <w:tab w:val="clear" w:pos="720"/>
+          <w:tab w:val="left" w:pos="426"/>
+        </w:tabs>
+        <w:spacing w:line="360" w:lineRule="auto"/>
+        <w:ind w:left="0" w:firstLine="709"/>
+        <w:rPr>
+          <w:sz w:val="28"/>
+          <w:szCs w:val="28"/>
+        </w:rPr>
+      </w:pPr>
+      <w:r>
+        <w:rPr>
           <w:sz w:val="28"/>
           <w:szCs w:val="28"/>
         </w:rPr>
@@ -547,26 +478,23 @@
     </w:p>
     <w:p>
       <w:pPr>
-        <w:pStyle w:val="Normal"/>
         <w:numPr>
           <w:ilvl w:val="0"/>
           <w:numId w:val="2"/>
         </w:numPr>
         <w:tabs>
-          <w:tab w:val="clear" w:pos="709"/>
-          <w:tab w:val="left" w:pos="426" w:leader="none"/>
-        </w:tabs>
-        <w:spacing w:lineRule="auto" w:line="360"/>
-        <w:ind w:firstLine="709" w:start="0"/>
-        <w:rPr>
-          <w:sz w:val="28"/>
-          <w:szCs w:val="28"/>
-        </w:rPr>
-      </w:pPr>
-      <w:r>
-        <w:rPr>
-          <w:b w:val="false"/>
-          <w:bCs w:val="false"/>
+          <w:tab w:val="clear" w:pos="720"/>
+          <w:tab w:val="left" w:pos="426"/>
+        </w:tabs>
+        <w:spacing w:line="360" w:lineRule="auto"/>
+        <w:ind w:left="0" w:firstLine="709"/>
+        <w:rPr>
+          <w:sz w:val="28"/>
+          <w:szCs w:val="28"/>
+        </w:rPr>
+      </w:pPr>
+      <w:r>
+        <w:rPr>
           <w:sz w:val="28"/>
           <w:szCs w:val="28"/>
         </w:rPr>
@@ -582,39 +510,27 @@
     </w:p>
     <w:p>
       <w:pPr>
-        <w:pStyle w:val="Normal"/>
         <w:numPr>
           <w:ilvl w:val="0"/>
           <w:numId w:val="2"/>
         </w:numPr>
         <w:tabs>
-          <w:tab w:val="clear" w:pos="709"/>
-          <w:tab w:val="left" w:pos="426" w:leader="none"/>
-        </w:tabs>
-        <w:spacing w:lineRule="auto" w:line="360"/>
-        <w:ind w:firstLine="709" w:start="0"/>
-        <w:rPr>
-          <w:sz w:val="28"/>
-          <w:szCs w:val="28"/>
-        </w:rPr>
-      </w:pPr>
-      <w:r>
-        <w:rPr>
-          <w:b w:val="false"/>
-          <w:bCs w:val="false"/>
-          <w:sz w:val="28"/>
-          <w:szCs w:val="28"/>
-        </w:rPr>
-        <w:t>Динамическая система обратной связи</w:t>
-      </w:r>
-      <w:r>
-        <w:rPr>
-          <w:b w:val="false"/>
-          <w:bCs w:val="false"/>
-          <w:sz w:val="28"/>
-          <w:szCs w:val="28"/>
-        </w:rPr>
-        <w:t xml:space="preserve"> </w:t>
+          <w:tab w:val="clear" w:pos="720"/>
+          <w:tab w:val="left" w:pos="426"/>
+        </w:tabs>
+        <w:spacing w:line="360" w:lineRule="auto"/>
+        <w:ind w:left="0" w:firstLine="709"/>
+        <w:rPr>
+          <w:sz w:val="28"/>
+          <w:szCs w:val="28"/>
+        </w:rPr>
+      </w:pPr>
+      <w:r>
+        <w:rPr>
+          <w:sz w:val="28"/>
+          <w:szCs w:val="28"/>
+        </w:rPr>
+        <w:t xml:space="preserve">Динамическая система обратной связи </w:t>
       </w:r>
       <w:r>
         <w:rPr>
@@ -626,27 +542,19 @@
     </w:p>
     <w:p>
       <w:pPr>
-        <w:pStyle w:val="Normal"/>
-        <w:spacing w:lineRule="auto" w:line="360"/>
-        <w:rPr/>
-      </w:pPr>
-      <w:r>
-        <w:rPr/>
-      </w:r>
-    </w:p>
-    <w:p>
-      <w:pPr>
-        <w:pStyle w:val="Normal"/>
-        <w:spacing w:lineRule="auto" w:line="360"/>
-        <w:rPr>
-          <w:sz w:val="28"/>
-          <w:szCs w:val="28"/>
-        </w:rPr>
-      </w:pPr>
-      <w:r>
-        <w:rPr>
-          <w:b w:val="false"/>
-          <w:bCs w:val="false"/>
+        <w:spacing w:line="360" w:lineRule="auto"/>
+      </w:pPr>
+    </w:p>
+    <w:p>
+      <w:pPr>
+        <w:spacing w:line="360" w:lineRule="auto"/>
+        <w:rPr>
+          <w:sz w:val="28"/>
+          <w:szCs w:val="28"/>
+        </w:rPr>
+      </w:pPr>
+      <w:r>
+        <w:rPr>
           <w:sz w:val="28"/>
           <w:szCs w:val="28"/>
         </w:rPr>
@@ -662,36 +570,31 @@
     </w:p>
     <w:p>
       <w:pPr>
-        <w:pStyle w:val="Normal"/>
-        <w:spacing w:lineRule="auto" w:line="360"/>
-        <w:rPr>
-          <w:sz w:val="28"/>
-          <w:szCs w:val="28"/>
-        </w:rPr>
-      </w:pPr>
-      <w:r>
-        <w:rPr>
-          <w:sz w:val="28"/>
-          <w:szCs w:val="28"/>
-        </w:rPr>
+        <w:spacing w:line="360" w:lineRule="auto"/>
+        <w:rPr>
+          <w:sz w:val="28"/>
+          <w:szCs w:val="28"/>
+        </w:rPr>
+      </w:pPr>
+      <w:r>
+        <w:rPr>
+          <w:sz w:val="28"/>
+          <w:szCs w:val="28"/>
+        </w:rPr>
+        <w:lastRenderedPageBreak/>
         <w:t>Технологической основой методики выступает чат-бот, интегрируемый в популярные мессенджеры. Данный выбор обеспечивает кроссплатформенность, низкий порог вхождения для целевой аудитории (молодежь до 30 лет) и естественность интерфейса, основанного на диалоге.</w:t>
       </w:r>
     </w:p>
     <w:p>
       <w:pPr>
-        <w:pStyle w:val="Normal"/>
-        <w:spacing w:lineRule="auto" w:line="360"/>
-        <w:rPr>
-          <w:rFonts w:ascii="Times New Roman" w:hAnsi="Times New Roman"/>
-          <w:sz w:val="28"/>
-          <w:szCs w:val="28"/>
-        </w:rPr>
-      </w:pPr>
-      <w:r>
-        <w:rPr>
-          <w:rFonts w:ascii="Times New Roman" w:hAnsi="Times New Roman"/>
-          <w:b w:val="false"/>
-          <w:bCs w:val="false"/>
+        <w:spacing w:line="360" w:lineRule="auto"/>
+        <w:rPr>
+          <w:sz w:val="28"/>
+          <w:szCs w:val="28"/>
+        </w:rPr>
+      </w:pPr>
+      <w:r>
+        <w:rPr>
           <w:sz w:val="28"/>
           <w:szCs w:val="28"/>
         </w:rPr>
@@ -699,7 +602,6 @@
       </w:r>
       <w:r>
         <w:rPr>
-          <w:rFonts w:ascii="Times New Roman" w:hAnsi="Times New Roman"/>
           <w:sz w:val="28"/>
           <w:szCs w:val="28"/>
         </w:rPr>
@@ -708,27 +610,23 @@
     </w:p>
     <w:p>
       <w:pPr>
-        <w:pStyle w:val="Normal"/>
         <w:numPr>
           <w:ilvl w:val="0"/>
           <w:numId w:val="3"/>
         </w:numPr>
         <w:tabs>
-          <w:tab w:val="left" w:pos="709" w:leader="none"/>
-        </w:tabs>
-        <w:spacing w:lineRule="auto" w:line="360"/>
-        <w:ind w:firstLine="709" w:start="0"/>
-        <w:rPr>
-          <w:rFonts w:ascii="Times New Roman" w:hAnsi="Times New Roman"/>
-          <w:sz w:val="28"/>
-          <w:szCs w:val="28"/>
-        </w:rPr>
-      </w:pPr>
-      <w:r>
-        <w:rPr>
-          <w:rFonts w:ascii="Times New Roman" w:hAnsi="Times New Roman"/>
-          <w:b w:val="false"/>
-          <w:bCs w:val="false"/>
+          <w:tab w:val="clear" w:pos="720"/>
+          <w:tab w:val="left" w:pos="709"/>
+        </w:tabs>
+        <w:spacing w:line="360" w:lineRule="auto"/>
+        <w:ind w:left="0" w:firstLine="709"/>
+        <w:rPr>
+          <w:sz w:val="28"/>
+          <w:szCs w:val="28"/>
+        </w:rPr>
+      </w:pPr>
+      <w:r>
+        <w:rPr>
           <w:sz w:val="28"/>
           <w:szCs w:val="28"/>
         </w:rPr>
@@ -736,54 +634,86 @@
       </w:r>
       <w:r>
         <w:rPr>
-          <w:rFonts w:ascii="Times New Roman" w:hAnsi="Times New Roman"/>
-          <w:sz w:val="28"/>
-          <w:szCs w:val="28"/>
-        </w:rPr>
-        <w:t xml:space="preserve"> В отличие от большинства существующих решений, которые используют либо геймификацию (Habitica, Streaks), либо платный коучинг (Noom), данная методика синтезирует оба подхода в единый механизм, где они усиливают друг друга.</w:t>
-      </w:r>
-    </w:p>
-    <w:p>
-      <w:pPr>
-        <w:pStyle w:val="Normal"/>
+          <w:sz w:val="28"/>
+          <w:szCs w:val="28"/>
+        </w:rPr>
+        <w:t xml:space="preserve"> В отличие от большинства существующих решений, которые используют либо геймификацию (</w:t>
+      </w:r>
+      <w:proofErr w:type="spellStart"/>
+      <w:r>
+        <w:rPr>
+          <w:sz w:val="28"/>
+          <w:szCs w:val="28"/>
+        </w:rPr>
+        <w:t>Habitica</w:t>
+      </w:r>
+      <w:proofErr w:type="spellEnd"/>
+      <w:r>
+        <w:rPr>
+          <w:sz w:val="28"/>
+          <w:szCs w:val="28"/>
+        </w:rPr>
+        <w:t xml:space="preserve">, </w:t>
+      </w:r>
+      <w:proofErr w:type="spellStart"/>
+      <w:r>
+        <w:rPr>
+          <w:sz w:val="28"/>
+          <w:szCs w:val="28"/>
+        </w:rPr>
+        <w:t>Streaks</w:t>
+      </w:r>
+      <w:proofErr w:type="spellEnd"/>
+      <w:r>
+        <w:rPr>
+          <w:sz w:val="28"/>
+          <w:szCs w:val="28"/>
+        </w:rPr>
+        <w:t>), либо платный коучинг (</w:t>
+      </w:r>
+      <w:proofErr w:type="spellStart"/>
+      <w:r>
+        <w:rPr>
+          <w:sz w:val="28"/>
+          <w:szCs w:val="28"/>
+        </w:rPr>
+        <w:t>Noom</w:t>
+      </w:r>
+      <w:proofErr w:type="spellEnd"/>
+      <w:r>
+        <w:rPr>
+          <w:sz w:val="28"/>
+          <w:szCs w:val="28"/>
+        </w:rPr>
+        <w:t>), данная методика синтезирует оба подхода в единый механизм, где они усиливают друг друга.</w:t>
+      </w:r>
+    </w:p>
+    <w:p>
+      <w:pPr>
         <w:numPr>
           <w:ilvl w:val="0"/>
           <w:numId w:val="3"/>
         </w:numPr>
         <w:tabs>
-          <w:tab w:val="left" w:pos="709" w:leader="none"/>
-        </w:tabs>
-        <w:spacing w:lineRule="auto" w:line="360"/>
-        <w:ind w:firstLine="709" w:start="0"/>
-        <w:rPr>
-          <w:rFonts w:ascii="Times New Roman" w:hAnsi="Times New Roman"/>
-          <w:sz w:val="28"/>
-          <w:szCs w:val="28"/>
-        </w:rPr>
-      </w:pPr>
-      <w:r>
-        <w:rPr>
-          <w:rFonts w:ascii="Times New Roman" w:hAnsi="Times New Roman"/>
-          <w:b w:val="false"/>
-          <w:bCs w:val="false"/>
-          <w:sz w:val="28"/>
-          <w:szCs w:val="28"/>
-        </w:rPr>
-        <w:t>Контекстное и анонимное наставничество.</w:t>
-      </w:r>
-      <w:r>
-        <w:rPr>
-          <w:rFonts w:ascii="Times New Roman" w:hAnsi="Times New Roman"/>
-          <w:b w:val="false"/>
-          <w:bCs w:val="false"/>
-          <w:sz w:val="28"/>
-          <w:szCs w:val="28"/>
-        </w:rPr>
-        <w:t xml:space="preserve"> </w:t>
-      </w:r>
-      <w:r>
-        <w:rPr>
-          <w:rFonts w:ascii="Times New Roman" w:hAnsi="Times New Roman"/>
+          <w:tab w:val="clear" w:pos="720"/>
+          <w:tab w:val="left" w:pos="709"/>
+        </w:tabs>
+        <w:spacing w:line="360" w:lineRule="auto"/>
+        <w:ind w:left="0" w:firstLine="709"/>
+        <w:rPr>
+          <w:sz w:val="28"/>
+          <w:szCs w:val="28"/>
+        </w:rPr>
+      </w:pPr>
+      <w:r>
+        <w:rPr>
+          <w:sz w:val="28"/>
+          <w:szCs w:val="28"/>
+        </w:rPr>
+        <w:t xml:space="preserve">Контекстное и анонимное наставничество. </w:t>
+      </w:r>
+      <w:r>
+        <w:rPr>
           <w:sz w:val="28"/>
           <w:szCs w:val="28"/>
         </w:rPr>
@@ -792,27 +722,23 @@
     </w:p>
     <w:p>
       <w:pPr>
-        <w:pStyle w:val="Normal"/>
         <w:numPr>
           <w:ilvl w:val="0"/>
           <w:numId w:val="3"/>
         </w:numPr>
         <w:tabs>
-          <w:tab w:val="left" w:pos="709" w:leader="none"/>
-        </w:tabs>
-        <w:spacing w:lineRule="auto" w:line="360"/>
-        <w:ind w:firstLine="709" w:start="0"/>
-        <w:rPr>
-          <w:rFonts w:ascii="Times New Roman" w:hAnsi="Times New Roman"/>
-          <w:sz w:val="28"/>
-          <w:szCs w:val="28"/>
-        </w:rPr>
-      </w:pPr>
-      <w:r>
-        <w:rPr>
-          <w:rFonts w:ascii="Times New Roman" w:hAnsi="Times New Roman"/>
-          <w:b w:val="false"/>
-          <w:bCs w:val="false"/>
+          <w:tab w:val="clear" w:pos="720"/>
+          <w:tab w:val="left" w:pos="709"/>
+        </w:tabs>
+        <w:spacing w:line="360" w:lineRule="auto"/>
+        <w:ind w:left="0" w:firstLine="709"/>
+        <w:rPr>
+          <w:sz w:val="28"/>
+          <w:szCs w:val="28"/>
+        </w:rPr>
+      </w:pPr>
+      <w:r>
+        <w:rPr>
           <w:sz w:val="28"/>
           <w:szCs w:val="28"/>
         </w:rPr>
@@ -820,54 +746,70 @@
       </w:r>
       <w:r>
         <w:rPr>
-          <w:rFonts w:ascii="Times New Roman" w:hAnsi="Times New Roman"/>
-          <w:sz w:val="28"/>
-          <w:szCs w:val="28"/>
-        </w:rPr>
-        <w:t xml:space="preserve"> Методика реализует не просто систему бейджей и рейтингов, а комплексную модель игровой динамики, основанную на теориях мотивации (Б.Дж. Фогг) и подкрепления, что способствует формированию устойчивой внутренней мотивации.</w:t>
-      </w:r>
-    </w:p>
-    <w:p>
-      <w:pPr>
-        <w:pStyle w:val="Normal"/>
+          <w:sz w:val="28"/>
+          <w:szCs w:val="28"/>
+        </w:rPr>
+        <w:t xml:space="preserve"> Методика реализует не просто систему бейджей и рейтингов, а комплексную модель игровой динамики, основанную на теориях мотивации (</w:t>
+      </w:r>
+      <w:proofErr w:type="spellStart"/>
+      <w:r>
+        <w:rPr>
+          <w:sz w:val="28"/>
+          <w:szCs w:val="28"/>
+        </w:rPr>
+        <w:t>Б.Дж</w:t>
+      </w:r>
+      <w:proofErr w:type="spellEnd"/>
+      <w:r>
+        <w:rPr>
+          <w:sz w:val="28"/>
+          <w:szCs w:val="28"/>
+        </w:rPr>
+        <w:t xml:space="preserve">. </w:t>
+      </w:r>
+      <w:proofErr w:type="spellStart"/>
+      <w:r>
+        <w:rPr>
+          <w:sz w:val="28"/>
+          <w:szCs w:val="28"/>
+        </w:rPr>
+        <w:t>Фогг</w:t>
+      </w:r>
+      <w:proofErr w:type="spellEnd"/>
+      <w:r>
+        <w:rPr>
+          <w:sz w:val="28"/>
+          <w:szCs w:val="28"/>
+        </w:rPr>
+        <w:t>) и подкрепления, что способствует формированию устойчивой внутренней мотивации.</w:t>
+      </w:r>
+    </w:p>
+    <w:p>
+      <w:pPr>
         <w:numPr>
           <w:ilvl w:val="0"/>
           <w:numId w:val="3"/>
         </w:numPr>
         <w:tabs>
-          <w:tab w:val="left" w:pos="709" w:leader="none"/>
-        </w:tabs>
-        <w:spacing w:lineRule="auto" w:line="360"/>
-        <w:ind w:firstLine="709" w:start="0"/>
-        <w:rPr>
-          <w:rFonts w:ascii="Times New Roman" w:hAnsi="Times New Roman"/>
-          <w:sz w:val="28"/>
-          <w:szCs w:val="28"/>
-        </w:rPr>
-      </w:pPr>
-      <w:r>
-        <w:rPr>
-          <w:rFonts w:ascii="Times New Roman" w:hAnsi="Times New Roman"/>
-          <w:b w:val="false"/>
-          <w:bCs w:val="false"/>
-          <w:sz w:val="28"/>
-          <w:szCs w:val="28"/>
-        </w:rPr>
-        <w:t>Доступность и открытость.</w:t>
-      </w:r>
-      <w:r>
-        <w:rPr>
-          <w:rFonts w:ascii="Times New Roman" w:hAnsi="Times New Roman"/>
-          <w:b w:val="false"/>
-          <w:bCs w:val="false"/>
-          <w:sz w:val="28"/>
-          <w:szCs w:val="28"/>
-        </w:rPr>
-        <w:t xml:space="preserve"> </w:t>
-      </w:r>
-      <w:r>
-        <w:rPr>
-          <w:rFonts w:ascii="Times New Roman" w:hAnsi="Times New Roman"/>
+          <w:tab w:val="clear" w:pos="720"/>
+          <w:tab w:val="left" w:pos="709"/>
+        </w:tabs>
+        <w:spacing w:line="360" w:lineRule="auto"/>
+        <w:ind w:left="0" w:firstLine="709"/>
+        <w:rPr>
+          <w:sz w:val="28"/>
+          <w:szCs w:val="28"/>
+        </w:rPr>
+      </w:pPr>
+      <w:r>
+        <w:rPr>
+          <w:sz w:val="28"/>
+          <w:szCs w:val="28"/>
+        </w:rPr>
+        <w:t xml:space="preserve">Доступность и открытость. </w:t>
+      </w:r>
+      <w:r>
+        <w:rPr>
           <w:sz w:val="28"/>
           <w:szCs w:val="28"/>
         </w:rPr>
@@ -876,169 +818,153 @@
     </w:p>
     <w:p>
       <w:pPr>
-        <w:pStyle w:val="Normal"/>
         <w:numPr>
           <w:ilvl w:val="0"/>
           <w:numId w:val="3"/>
         </w:numPr>
         <w:tabs>
-          <w:tab w:val="left" w:pos="709" w:leader="none"/>
-        </w:tabs>
-        <w:spacing w:lineRule="auto" w:line="360"/>
-        <w:ind w:firstLine="709" w:start="0"/>
-        <w:rPr>
-          <w:rFonts w:ascii="Times New Roman" w:hAnsi="Times New Roman"/>
-          <w:sz w:val="28"/>
-          <w:szCs w:val="28"/>
-        </w:rPr>
-      </w:pPr>
-      <w:r>
-        <w:rPr>
-          <w:rFonts w:ascii="Times New Roman" w:hAnsi="Times New Roman"/>
-          <w:sz w:val="28"/>
-          <w:szCs w:val="28"/>
-        </w:rPr>
-        <w:t>Р</w:t>
-      </w:r>
-      <w:r>
-        <w:rPr>
-          <w:rFonts w:ascii="Times New Roman" w:hAnsi="Times New Roman"/>
-          <w:sz w:val="28"/>
-          <w:szCs w:val="28"/>
-        </w:rPr>
-        <w:t>ешение с открытым исходным кодом позволяет дорабатывать его под личные нужды пользователей и организаций. Предусмотрена возможность разворачивания контура приложения на личных серверах в случае, если пользователь не доверяет официальному релизу решения на основном сервере;</w:t>
-      </w:r>
-    </w:p>
-    <w:p>
-      <w:pPr>
-        <w:pStyle w:val="Normal"/>
+          <w:tab w:val="clear" w:pos="720"/>
+          <w:tab w:val="left" w:pos="709"/>
+        </w:tabs>
+        <w:spacing w:line="360" w:lineRule="auto"/>
+        <w:ind w:left="0" w:firstLine="709"/>
+        <w:rPr>
+          <w:sz w:val="28"/>
+          <w:szCs w:val="28"/>
+        </w:rPr>
+      </w:pPr>
+      <w:r>
+        <w:rPr>
+          <w:sz w:val="28"/>
+          <w:szCs w:val="28"/>
+        </w:rPr>
+        <w:t>Решение с открытым исходным кодом позволяет дорабатывать его под личные нужды пользователей и организаций. Предусмотрена возможность разворачивания контура приложения на личных серверах в случае, если пользователь не доверяет официальному релизу решения на основном сервере;</w:t>
+      </w:r>
+    </w:p>
+    <w:p>
+      <w:pPr>
         <w:numPr>
           <w:ilvl w:val="0"/>
           <w:numId w:val="3"/>
         </w:numPr>
         <w:tabs>
-          <w:tab w:val="left" w:pos="709" w:leader="none"/>
-        </w:tabs>
-        <w:spacing w:lineRule="auto" w:line="360"/>
-        <w:ind w:firstLine="709" w:start="0"/>
-        <w:rPr/>
-      </w:pPr>
-      <w:r>
-        <w:rPr>
-          <w:rFonts w:ascii="Times New Roman" w:hAnsi="Times New Roman"/>
-          <w:sz w:val="28"/>
-          <w:szCs w:val="28"/>
-        </w:rPr>
-        <w:t>Р</w:t>
-      </w:r>
-      <w:r>
-        <w:rPr>
-          <w:rFonts w:ascii="Times New Roman" w:hAnsi="Times New Roman"/>
-          <w:sz w:val="28"/>
-          <w:szCs w:val="28"/>
-        </w:rPr>
-        <w:t>ешение поставляется как готовый для интеграции модуль, который может быть встроен в уже существующее решение для схожих нужд человека или компании.</w:t>
-      </w:r>
-    </w:p>
-    <w:p>
-      <w:pPr>
-        <w:pStyle w:val="Normal"/>
-        <w:spacing w:lineRule="auto" w:line="360"/>
+          <w:tab w:val="clear" w:pos="720"/>
+          <w:tab w:val="left" w:pos="709"/>
+        </w:tabs>
+        <w:spacing w:line="360" w:lineRule="auto"/>
+        <w:ind w:left="0" w:firstLine="709"/>
+      </w:pPr>
+      <w:r>
+        <w:rPr>
+          <w:sz w:val="28"/>
+          <w:szCs w:val="28"/>
+        </w:rPr>
+        <w:t>Решение поставляется как готовый для интеграции модуль, который может быть встроен в уже существующее решение для схожих нужд человека или компании.</w:t>
+      </w:r>
+    </w:p>
+    <w:p>
+      <w:pPr>
+        <w:tabs>
+          <w:tab w:val="left" w:pos="709"/>
+        </w:tabs>
+        <w:spacing w:line="360" w:lineRule="auto"/>
+        <w:rPr>
+          <w:sz w:val="28"/>
+          <w:szCs w:val="28"/>
+          <w:lang w:val="en-US"/>
+        </w:rPr>
+      </w:pPr>
+    </w:p>
+    <w:p>
+      <w:pPr>
+        <w:tabs>
+          <w:tab w:val="left" w:pos="709"/>
+        </w:tabs>
+        <w:spacing w:line="360" w:lineRule="auto"/>
+        <w:rPr>
+          <w:sz w:val="28"/>
+          <w:szCs w:val="28"/>
+        </w:rPr>
+      </w:pPr>
+    </w:p>
+    <w:p>
+      <w:pPr>
+        <w:spacing w:line="360" w:lineRule="auto"/>
         <w:jc w:val="center"/>
-        <w:rPr>
-          <w:lang w:val="ru-RU"/>
-        </w:rPr>
-      </w:pPr>
-      <w:r>
-        <w:rPr>
-          <w:lang w:val="ru-RU"/>
-        </w:rPr>
+      </w:pPr>
+      <w:r>
+        <w:lastRenderedPageBreak/>
         <w:t>Таблица 1 — Сравнение существующих аналогов с предлагаемой методикой</w:t>
       </w:r>
     </w:p>
     <w:tbl>
       <w:tblPr>
         <w:tblW w:w="9636" w:type="dxa"/>
-        <w:jc w:val="start"/>
-        <w:tblInd w:w="0" w:type="dxa"/>
         <w:tblLayout w:type="fixed"/>
         <w:tblCellMar>
-          <w:top w:w="0" w:type="dxa"/>
-          <w:start w:w="2" w:type="dxa"/>
-          <w:bottom w:w="0" w:type="dxa"/>
-          <w:end w:w="7" w:type="dxa"/>
+          <w:left w:w="2" w:type="dxa"/>
+          <w:right w:w="7" w:type="dxa"/>
         </w:tblCellMar>
-        <w:tblLook w:firstRow="1" w:noVBand="1" w:lastRow="0" w:firstColumn="1" w:lastColumn="0" w:noHBand="0" w:val="04a0"/>
+        <w:tblLook w:val="04A0" w:firstRow="1" w:lastRow="0" w:firstColumn="1" w:lastColumn="0" w:noHBand="0" w:noVBand="1"/>
       </w:tblPr>
       <w:tblGrid>
-        <w:gridCol w:w="706"/>
-        <w:gridCol w:w="2267"/>
+        <w:gridCol w:w="848"/>
+        <w:gridCol w:w="2125"/>
         <w:gridCol w:w="2693"/>
         <w:gridCol w:w="3970"/>
       </w:tblGrid>
       <w:tr>
         <w:trPr>
-          <w:tblHeader w:val="true"/>
+          <w:tblHeader/>
         </w:trPr>
         <w:tc>
           <w:tcPr>
-            <w:tcW w:w="706" w:type="dxa"/>
+            <w:tcW w:w="848" w:type="dxa"/>
             <w:tcBorders>
               <w:top w:val="single" w:sz="2" w:space="0" w:color="E5E5E5"/>
-              <w:start w:val="single" w:sz="2" w:space="0" w:color="E5E5E5"/>
+              <w:left w:val="single" w:sz="2" w:space="0" w:color="E5E5E5"/>
               <w:bottom w:val="single" w:sz="6" w:space="0" w:color="E5E5E5"/>
-              <w:end w:val="single" w:sz="6" w:space="0" w:color="E5E5E5"/>
+              <w:right w:val="single" w:sz="6" w:space="0" w:color="E5E5E5"/>
             </w:tcBorders>
             <w:vAlign w:val="center"/>
           </w:tcPr>
           <w:p>
             <w:pPr>
-              <w:pStyle w:val="Normal"/>
-              <w:spacing w:lineRule="auto" w:line="360"/>
-              <w:ind w:hanging="0"/>
-              <w:jc w:val="start"/>
-              <w:rPr/>
+              <w:spacing w:line="360" w:lineRule="auto"/>
+              <w:ind w:firstLine="0"/>
+              <w:jc w:val="left"/>
             </w:pPr>
             <w:r>
               <w:rPr>
                 <w:b/>
                 <w:bCs/>
               </w:rPr>
-              <w:t xml:space="preserve">№ </w:t>
-            </w:r>
-            <w:r>
-              <w:rPr>
-                <w:b/>
-                <w:bCs/>
-              </w:rPr>
-              <w:t>п/п</w:t>
+              <w:t>№ п/п</w:t>
             </w:r>
           </w:p>
         </w:tc>
         <w:tc>
           <w:tcPr>
-            <w:tcW w:w="2267" w:type="dxa"/>
+            <w:tcW w:w="2125" w:type="dxa"/>
             <w:tcBorders>
               <w:top w:val="single" w:sz="2" w:space="0" w:color="E5E5E5"/>
-              <w:start w:val="single" w:sz="2" w:space="0" w:color="E5E5E5"/>
+              <w:left w:val="single" w:sz="2" w:space="0" w:color="E5E5E5"/>
               <w:bottom w:val="single" w:sz="6" w:space="0" w:color="E5E5E5"/>
-              <w:end w:val="single" w:sz="6" w:space="0" w:color="E5E5E5"/>
+              <w:right w:val="single" w:sz="6" w:space="0" w:color="E5E5E5"/>
             </w:tcBorders>
             <w:tcMar>
               <w:top w:w="120" w:type="dxa"/>
-              <w:start w:w="180" w:type="dxa"/>
+              <w:left w:w="180" w:type="dxa"/>
               <w:bottom w:w="120" w:type="dxa"/>
-              <w:end w:w="180" w:type="dxa"/>
+              <w:right w:w="180" w:type="dxa"/>
             </w:tcMar>
             <w:vAlign w:val="center"/>
           </w:tcPr>
           <w:p>
             <w:pPr>
-              <w:pStyle w:val="Normal"/>
-              <w:spacing w:lineRule="auto" w:line="360"/>
-              <w:ind w:hanging="0"/>
-              <w:jc w:val="start"/>
-              <w:rPr/>
+              <w:spacing w:line="360" w:lineRule="auto"/>
+              <w:ind w:firstLine="0"/>
+              <w:jc w:val="left"/>
             </w:pPr>
             <w:r>
               <w:rPr>
@@ -1054,32 +980,78 @@
             <w:tcW w:w="2693" w:type="dxa"/>
             <w:tcBorders>
               <w:top w:val="single" w:sz="2" w:space="0" w:color="E5E5E5"/>
-              <w:start w:val="single" w:sz="2" w:space="0" w:color="E5E5E5"/>
+              <w:left w:val="single" w:sz="2" w:space="0" w:color="E5E5E5"/>
               <w:bottom w:val="single" w:sz="6" w:space="0" w:color="E5E5E5"/>
-              <w:end w:val="single" w:sz="6" w:space="0" w:color="E5E5E5"/>
+              <w:right w:val="single" w:sz="6" w:space="0" w:color="E5E5E5"/>
             </w:tcBorders>
             <w:tcMar>
               <w:top w:w="120" w:type="dxa"/>
-              <w:start w:w="180" w:type="dxa"/>
+              <w:left w:w="180" w:type="dxa"/>
               <w:bottom w:w="120" w:type="dxa"/>
-              <w:end w:w="180" w:type="dxa"/>
+              <w:right w:w="180" w:type="dxa"/>
             </w:tcMar>
             <w:vAlign w:val="center"/>
           </w:tcPr>
           <w:p>
             <w:pPr>
-              <w:pStyle w:val="Normal"/>
-              <w:spacing w:lineRule="auto" w:line="360"/>
-              <w:ind w:hanging="0"/>
-              <w:jc w:val="start"/>
-              <w:rPr/>
+              <w:spacing w:line="360" w:lineRule="auto"/>
+              <w:ind w:firstLine="0"/>
+              <w:jc w:val="left"/>
             </w:pPr>
             <w:r>
               <w:rPr>
                 <w:b/>
                 <w:bCs/>
               </w:rPr>
-              <w:t>Существующие аналоги (Habitica, Noom, MyFitnessPal)</w:t>
+              <w:t>Существующие аналоги (</w:t>
+            </w:r>
+            <w:proofErr w:type="spellStart"/>
+            <w:r>
+              <w:rPr>
+                <w:b/>
+                <w:bCs/>
+              </w:rPr>
+              <w:t>Habitica</w:t>
+            </w:r>
+            <w:proofErr w:type="spellEnd"/>
+            <w:r>
+              <w:rPr>
+                <w:b/>
+                <w:bCs/>
+              </w:rPr>
+              <w:t xml:space="preserve">, </w:t>
+            </w:r>
+            <w:proofErr w:type="spellStart"/>
+            <w:r>
+              <w:rPr>
+                <w:b/>
+                <w:bCs/>
+              </w:rPr>
+              <w:t>Noom</w:t>
+            </w:r>
+            <w:proofErr w:type="spellEnd"/>
+            <w:r>
+              <w:rPr>
+                <w:b/>
+                <w:bCs/>
+              </w:rPr>
+              <w:t xml:space="preserve">, </w:t>
+            </w:r>
+            <w:proofErr w:type="spellStart"/>
+            <w:r>
+              <w:rPr>
+                <w:b/>
+                <w:bCs/>
+              </w:rPr>
+              <w:t>MyFitnessPal</w:t>
+            </w:r>
+            <w:proofErr w:type="spellEnd"/>
+            <w:r>
+              <w:rPr>
+                <w:b/>
+                <w:bCs/>
+              </w:rPr>
+              <w:t>)</w:t>
             </w:r>
           </w:p>
         </w:tc>
@@ -1088,25 +1060,23 @@
             <w:tcW w:w="3970" w:type="dxa"/>
             <w:tcBorders>
               <w:top w:val="single" w:sz="2" w:space="0" w:color="E5E5E5"/>
-              <w:start w:val="single" w:sz="2" w:space="0" w:color="E5E5E5"/>
+              <w:left w:val="single" w:sz="2" w:space="0" w:color="E5E5E5"/>
               <w:bottom w:val="single" w:sz="6" w:space="0" w:color="E5E5E5"/>
-              <w:end w:val="single" w:sz="2" w:space="0" w:color="E5E5E5"/>
+              <w:right w:val="single" w:sz="2" w:space="0" w:color="E5E5E5"/>
             </w:tcBorders>
             <w:tcMar>
               <w:top w:w="120" w:type="dxa"/>
-              <w:start w:w="180" w:type="dxa"/>
+              <w:left w:w="180" w:type="dxa"/>
               <w:bottom w:w="120" w:type="dxa"/>
-              <w:end w:w="180" w:type="dxa"/>
+              <w:right w:w="180" w:type="dxa"/>
             </w:tcMar>
             <w:vAlign w:val="center"/>
           </w:tcPr>
           <w:p>
             <w:pPr>
-              <w:pStyle w:val="Normal"/>
-              <w:spacing w:lineRule="auto" w:line="360"/>
-              <w:ind w:hanging="0"/>
-              <w:jc w:val="start"/>
-              <w:rPr/>
+              <w:spacing w:line="360" w:lineRule="auto"/>
+              <w:ind w:firstLine="0"/>
+              <w:jc w:val="left"/>
             </w:pPr>
             <w:r>
               <w:rPr>
@@ -1119,24 +1089,21 @@
         </w:tc>
       </w:tr>
       <w:tr>
-        <w:trPr/>
         <w:tc>
           <w:tcPr>
-            <w:tcW w:w="706" w:type="dxa"/>
+            <w:tcW w:w="848" w:type="dxa"/>
             <w:tcBorders>
               <w:top w:val="single" w:sz="2" w:space="0" w:color="E5E5E5"/>
-              <w:start w:val="single" w:sz="2" w:space="0" w:color="E5E5E5"/>
+              <w:left w:val="single" w:sz="2" w:space="0" w:color="E5E5E5"/>
               <w:bottom w:val="single" w:sz="6" w:space="0" w:color="E5E5E5"/>
-              <w:end w:val="single" w:sz="6" w:space="0" w:color="E5E5E5"/>
+              <w:right w:val="single" w:sz="6" w:space="0" w:color="E5E5E5"/>
             </w:tcBorders>
           </w:tcPr>
           <w:p>
             <w:pPr>
-              <w:pStyle w:val="Normal"/>
-              <w:spacing w:lineRule="auto" w:line="360"/>
+              <w:spacing w:line="360" w:lineRule="auto"/>
               <w:ind w:firstLine="113"/>
-              <w:jc w:val="start"/>
-              <w:rPr/>
+              <w:jc w:val="left"/>
             </w:pPr>
             <w:r>
               <w:rPr>
@@ -1149,27 +1116,25 @@
         </w:tc>
         <w:tc>
           <w:tcPr>
-            <w:tcW w:w="2267" w:type="dxa"/>
+            <w:tcW w:w="2125" w:type="dxa"/>
             <w:tcBorders>
               <w:top w:val="single" w:sz="2" w:space="0" w:color="E5E5E5"/>
-              <w:start w:val="single" w:sz="2" w:space="0" w:color="E5E5E5"/>
+              <w:left w:val="single" w:sz="2" w:space="0" w:color="E5E5E5"/>
               <w:bottom w:val="single" w:sz="6" w:space="0" w:color="E5E5E5"/>
-              <w:end w:val="single" w:sz="6" w:space="0" w:color="E5E5E5"/>
+              <w:right w:val="single" w:sz="6" w:space="0" w:color="E5E5E5"/>
             </w:tcBorders>
             <w:tcMar>
               <w:top w:w="120" w:type="dxa"/>
-              <w:start w:w="180" w:type="dxa"/>
+              <w:left w:w="180" w:type="dxa"/>
               <w:bottom w:w="120" w:type="dxa"/>
-              <w:end w:w="180" w:type="dxa"/>
+              <w:right w:w="180" w:type="dxa"/>
             </w:tcMar>
           </w:tcPr>
           <w:p>
             <w:pPr>
-              <w:pStyle w:val="Normal"/>
-              <w:spacing w:lineRule="auto" w:line="360"/>
-              <w:ind w:hanging="0"/>
-              <w:jc w:val="start"/>
-              <w:rPr/>
+              <w:spacing w:line="360" w:lineRule="auto"/>
+              <w:ind w:firstLine="0"/>
+              <w:jc w:val="left"/>
             </w:pPr>
             <w:r>
               <w:rPr>
@@ -1185,27 +1150,24 @@
             <w:tcW w:w="2693" w:type="dxa"/>
             <w:tcBorders>
               <w:top w:val="single" w:sz="2" w:space="0" w:color="E5E5E5"/>
-              <w:start w:val="single" w:sz="2" w:space="0" w:color="E5E5E5"/>
+              <w:left w:val="single" w:sz="2" w:space="0" w:color="E5E5E5"/>
               <w:bottom w:val="single" w:sz="6" w:space="0" w:color="E5E5E5"/>
-              <w:end w:val="single" w:sz="6" w:space="0" w:color="E5E5E5"/>
+              <w:right w:val="single" w:sz="6" w:space="0" w:color="E5E5E5"/>
             </w:tcBorders>
             <w:tcMar>
               <w:top w:w="120" w:type="dxa"/>
-              <w:start w:w="180" w:type="dxa"/>
+              <w:left w:w="180" w:type="dxa"/>
               <w:bottom w:w="120" w:type="dxa"/>
-              <w:end w:w="180" w:type="dxa"/>
+              <w:right w:w="180" w:type="dxa"/>
             </w:tcMar>
           </w:tcPr>
           <w:p>
             <w:pPr>
-              <w:pStyle w:val="Normal"/>
-              <w:spacing w:lineRule="auto" w:line="360"/>
-              <w:ind w:hanging="0"/>
-              <w:jc w:val="start"/>
-              <w:rPr/>
+              <w:spacing w:line="360" w:lineRule="auto"/>
+              <w:ind w:firstLine="0"/>
+              <w:jc w:val="left"/>
             </w:pPr>
             <w:r>
-              <w:rPr/>
               <w:t>Используют либо геймификацию, либо наставничество.</w:t>
             </w:r>
           </w:p>
@@ -1215,24 +1177,22 @@
             <w:tcW w:w="3970" w:type="dxa"/>
             <w:tcBorders>
               <w:top w:val="single" w:sz="2" w:space="0" w:color="E5E5E5"/>
-              <w:start w:val="single" w:sz="2" w:space="0" w:color="E5E5E5"/>
+              <w:left w:val="single" w:sz="2" w:space="0" w:color="E5E5E5"/>
               <w:bottom w:val="single" w:sz="6" w:space="0" w:color="E5E5E5"/>
-              <w:end w:val="single" w:sz="2" w:space="0" w:color="E5E5E5"/>
+              <w:right w:val="single" w:sz="2" w:space="0" w:color="E5E5E5"/>
             </w:tcBorders>
             <w:tcMar>
               <w:top w:w="120" w:type="dxa"/>
-              <w:start w:w="180" w:type="dxa"/>
+              <w:left w:w="180" w:type="dxa"/>
               <w:bottom w:w="120" w:type="dxa"/>
-              <w:end w:w="180" w:type="dxa"/>
+              <w:right w:w="180" w:type="dxa"/>
             </w:tcMar>
           </w:tcPr>
           <w:p>
             <w:pPr>
-              <w:pStyle w:val="Normal"/>
-              <w:spacing w:lineRule="auto" w:line="360"/>
-              <w:ind w:hanging="0"/>
-              <w:jc w:val="start"/>
-              <w:rPr/>
+              <w:spacing w:line="360" w:lineRule="auto"/>
+              <w:ind w:firstLine="0"/>
+              <w:jc w:val="left"/>
             </w:pPr>
             <w:r>
               <w:rPr>
@@ -1242,31 +1202,27 @@
               <w:t xml:space="preserve">Синергетическая интеграция </w:t>
             </w:r>
             <w:r>
-              <w:rPr/>
               <w:t>геймификации и наставничества в едином контуре.</w:t>
             </w:r>
           </w:p>
         </w:tc>
       </w:tr>
       <w:tr>
-        <w:trPr/>
         <w:tc>
           <w:tcPr>
-            <w:tcW w:w="706" w:type="dxa"/>
+            <w:tcW w:w="848" w:type="dxa"/>
             <w:tcBorders>
               <w:top w:val="single" w:sz="2" w:space="0" w:color="E5E5E5"/>
-              <w:start w:val="single" w:sz="2" w:space="0" w:color="E5E5E5"/>
+              <w:left w:val="single" w:sz="2" w:space="0" w:color="E5E5E5"/>
               <w:bottom w:val="single" w:sz="6" w:space="0" w:color="E5E5E5"/>
-              <w:end w:val="single" w:sz="6" w:space="0" w:color="E5E5E5"/>
+              <w:right w:val="single" w:sz="6" w:space="0" w:color="E5E5E5"/>
             </w:tcBorders>
           </w:tcPr>
           <w:p>
             <w:pPr>
-              <w:pStyle w:val="Normal"/>
-              <w:spacing w:lineRule="auto" w:line="360"/>
+              <w:spacing w:line="360" w:lineRule="auto"/>
               <w:ind w:firstLine="113"/>
-              <w:jc w:val="start"/>
-              <w:rPr/>
+              <w:jc w:val="left"/>
             </w:pPr>
             <w:r>
               <w:rPr>
@@ -1279,27 +1235,25 @@
         </w:tc>
         <w:tc>
           <w:tcPr>
-            <w:tcW w:w="2267" w:type="dxa"/>
+            <w:tcW w:w="2125" w:type="dxa"/>
             <w:tcBorders>
               <w:top w:val="single" w:sz="2" w:space="0" w:color="E5E5E5"/>
-              <w:start w:val="single" w:sz="2" w:space="0" w:color="E5E5E5"/>
+              <w:left w:val="single" w:sz="2" w:space="0" w:color="E5E5E5"/>
               <w:bottom w:val="single" w:sz="6" w:space="0" w:color="E5E5E5"/>
-              <w:end w:val="single" w:sz="6" w:space="0" w:color="E5E5E5"/>
+              <w:right w:val="single" w:sz="6" w:space="0" w:color="E5E5E5"/>
             </w:tcBorders>
             <w:tcMar>
               <w:top w:w="120" w:type="dxa"/>
-              <w:start w:w="180" w:type="dxa"/>
+              <w:left w:w="180" w:type="dxa"/>
               <w:bottom w:w="120" w:type="dxa"/>
-              <w:end w:w="180" w:type="dxa"/>
+              <w:right w:w="180" w:type="dxa"/>
             </w:tcMar>
           </w:tcPr>
           <w:p>
             <w:pPr>
-              <w:pStyle w:val="Normal"/>
-              <w:spacing w:lineRule="auto" w:line="360"/>
-              <w:ind w:hanging="0"/>
-              <w:jc w:val="start"/>
-              <w:rPr/>
+              <w:spacing w:line="360" w:lineRule="auto"/>
+              <w:ind w:firstLine="0"/>
+              <w:jc w:val="left"/>
             </w:pPr>
             <w:r>
               <w:rPr>
@@ -1315,27 +1269,24 @@
             <w:tcW w:w="2693" w:type="dxa"/>
             <w:tcBorders>
               <w:top w:val="single" w:sz="2" w:space="0" w:color="E5E5E5"/>
-              <w:start w:val="single" w:sz="2" w:space="0" w:color="E5E5E5"/>
+              <w:left w:val="single" w:sz="2" w:space="0" w:color="E5E5E5"/>
               <w:bottom w:val="single" w:sz="6" w:space="0" w:color="E5E5E5"/>
-              <w:end w:val="single" w:sz="6" w:space="0" w:color="E5E5E5"/>
+              <w:right w:val="single" w:sz="6" w:space="0" w:color="E5E5E5"/>
             </w:tcBorders>
             <w:tcMar>
               <w:top w:w="120" w:type="dxa"/>
-              <w:start w:w="180" w:type="dxa"/>
+              <w:left w:w="180" w:type="dxa"/>
               <w:bottom w:w="120" w:type="dxa"/>
-              <w:end w:w="180" w:type="dxa"/>
+              <w:right w:w="180" w:type="dxa"/>
             </w:tcMar>
           </w:tcPr>
           <w:p>
             <w:pPr>
-              <w:pStyle w:val="Normal"/>
-              <w:spacing w:lineRule="auto" w:line="360"/>
-              <w:ind w:hanging="0"/>
-              <w:jc w:val="start"/>
-              <w:rPr/>
+              <w:spacing w:line="360" w:lineRule="auto"/>
+              <w:ind w:firstLine="0"/>
+              <w:jc w:val="left"/>
             </w:pPr>
             <w:r>
-              <w:rPr/>
               <w:t>Часто поверхностная (бейджи, рейтинги).</w:t>
             </w:r>
           </w:p>
@@ -1345,24 +1296,22 @@
             <w:tcW w:w="3970" w:type="dxa"/>
             <w:tcBorders>
               <w:top w:val="single" w:sz="2" w:space="0" w:color="E5E5E5"/>
-              <w:start w:val="single" w:sz="2" w:space="0" w:color="E5E5E5"/>
+              <w:left w:val="single" w:sz="2" w:space="0" w:color="E5E5E5"/>
               <w:bottom w:val="single" w:sz="6" w:space="0" w:color="E5E5E5"/>
-              <w:end w:val="single" w:sz="2" w:space="0" w:color="E5E5E5"/>
+              <w:right w:val="single" w:sz="2" w:space="0" w:color="E5E5E5"/>
             </w:tcBorders>
             <w:tcMar>
               <w:top w:w="120" w:type="dxa"/>
-              <w:start w:w="180" w:type="dxa"/>
+              <w:left w:w="180" w:type="dxa"/>
               <w:bottom w:w="120" w:type="dxa"/>
-              <w:end w:w="180" w:type="dxa"/>
+              <w:right w:w="180" w:type="dxa"/>
             </w:tcMar>
           </w:tcPr>
           <w:p>
             <w:pPr>
-              <w:pStyle w:val="Normal"/>
-              <w:spacing w:lineRule="auto" w:line="360"/>
-              <w:ind w:hanging="0"/>
-              <w:jc w:val="start"/>
-              <w:rPr/>
+              <w:spacing w:line="360" w:lineRule="auto"/>
+              <w:ind w:firstLine="0"/>
+              <w:jc w:val="left"/>
             </w:pPr>
             <w:r>
               <w:rPr>
@@ -1372,31 +1321,43 @@
               <w:t xml:space="preserve">Глубокая геймификация, </w:t>
             </w:r>
             <w:r>
-              <w:rPr/>
-              <w:t>основанная на моделях поведения (Фогг, Духар) и принципах переменного подкрепления.</w:t>
+              <w:t>основанная на моделях поведения (</w:t>
+            </w:r>
+            <w:proofErr w:type="spellStart"/>
+            <w:r>
+              <w:t>Фогг</w:t>
+            </w:r>
+            <w:proofErr w:type="spellEnd"/>
+            <w:r>
+              <w:t xml:space="preserve">, </w:t>
+            </w:r>
+            <w:proofErr w:type="spellStart"/>
+            <w:r>
+              <w:t>Духар</w:t>
+            </w:r>
+            <w:proofErr w:type="spellEnd"/>
+            <w:r>
+              <w:t>) и принципах переменного подкрепления.</w:t>
             </w:r>
           </w:p>
         </w:tc>
       </w:tr>
       <w:tr>
-        <w:trPr/>
         <w:tc>
           <w:tcPr>
-            <w:tcW w:w="706" w:type="dxa"/>
+            <w:tcW w:w="848" w:type="dxa"/>
             <w:tcBorders>
               <w:top w:val="single" w:sz="2" w:space="0" w:color="E5E5E5"/>
-              <w:start w:val="single" w:sz="2" w:space="0" w:color="E5E5E5"/>
+              <w:left w:val="single" w:sz="2" w:space="0" w:color="E5E5E5"/>
               <w:bottom w:val="single" w:sz="6" w:space="0" w:color="E5E5E5"/>
-              <w:end w:val="single" w:sz="6" w:space="0" w:color="E5E5E5"/>
+              <w:right w:val="single" w:sz="6" w:space="0" w:color="E5E5E5"/>
             </w:tcBorders>
           </w:tcPr>
           <w:p>
             <w:pPr>
-              <w:pStyle w:val="Normal"/>
-              <w:spacing w:lineRule="auto" w:line="360"/>
+              <w:spacing w:line="360" w:lineRule="auto"/>
               <w:ind w:firstLine="113"/>
-              <w:jc w:val="start"/>
-              <w:rPr/>
+              <w:jc w:val="left"/>
             </w:pPr>
             <w:r>
               <w:rPr>
@@ -1409,27 +1370,25 @@
         </w:tc>
         <w:tc>
           <w:tcPr>
-            <w:tcW w:w="2267" w:type="dxa"/>
+            <w:tcW w:w="2125" w:type="dxa"/>
             <w:tcBorders>
               <w:top w:val="single" w:sz="2" w:space="0" w:color="E5E5E5"/>
-              <w:start w:val="single" w:sz="2" w:space="0" w:color="E5E5E5"/>
+              <w:left w:val="single" w:sz="2" w:space="0" w:color="E5E5E5"/>
               <w:bottom w:val="single" w:sz="6" w:space="0" w:color="E5E5E5"/>
-              <w:end w:val="single" w:sz="6" w:space="0" w:color="E5E5E5"/>
+              <w:right w:val="single" w:sz="6" w:space="0" w:color="E5E5E5"/>
             </w:tcBorders>
             <w:tcMar>
               <w:top w:w="120" w:type="dxa"/>
-              <w:start w:w="180" w:type="dxa"/>
+              <w:left w:w="180" w:type="dxa"/>
               <w:bottom w:w="120" w:type="dxa"/>
-              <w:end w:w="180" w:type="dxa"/>
+              <w:right w:w="180" w:type="dxa"/>
             </w:tcMar>
           </w:tcPr>
           <w:p>
             <w:pPr>
-              <w:pStyle w:val="Normal"/>
-              <w:spacing w:lineRule="auto" w:line="360"/>
-              <w:ind w:hanging="0"/>
-              <w:jc w:val="start"/>
-              <w:rPr/>
+              <w:spacing w:line="360" w:lineRule="auto"/>
+              <w:ind w:firstLine="0"/>
+              <w:jc w:val="left"/>
             </w:pPr>
             <w:r>
               <w:rPr>
@@ -1445,27 +1404,24 @@
             <w:tcW w:w="2693" w:type="dxa"/>
             <w:tcBorders>
               <w:top w:val="single" w:sz="2" w:space="0" w:color="E5E5E5"/>
-              <w:start w:val="single" w:sz="2" w:space="0" w:color="E5E5E5"/>
+              <w:left w:val="single" w:sz="2" w:space="0" w:color="E5E5E5"/>
               <w:bottom w:val="single" w:sz="6" w:space="0" w:color="E5E5E5"/>
-              <w:end w:val="single" w:sz="6" w:space="0" w:color="E5E5E5"/>
+              <w:right w:val="single" w:sz="6" w:space="0" w:color="E5E5E5"/>
             </w:tcBorders>
             <w:tcMar>
               <w:top w:w="120" w:type="dxa"/>
-              <w:start w:w="180" w:type="dxa"/>
+              <w:left w:w="180" w:type="dxa"/>
               <w:bottom w:w="120" w:type="dxa"/>
-              <w:end w:w="180" w:type="dxa"/>
+              <w:right w:w="180" w:type="dxa"/>
             </w:tcMar>
           </w:tcPr>
           <w:p>
             <w:pPr>
-              <w:pStyle w:val="Normal"/>
-              <w:spacing w:lineRule="auto" w:line="360"/>
-              <w:ind w:hanging="0"/>
-              <w:jc w:val="start"/>
-              <w:rPr/>
+              <w:spacing w:line="360" w:lineRule="auto"/>
+              <w:ind w:firstLine="0"/>
+              <w:jc w:val="left"/>
             </w:pPr>
             <w:r>
-              <w:rPr/>
               <w:t>Отсутствует, платная или отложенная по времени.</w:t>
             </w:r>
           </w:p>
@@ -1475,24 +1431,22 @@
             <w:tcW w:w="3970" w:type="dxa"/>
             <w:tcBorders>
               <w:top w:val="single" w:sz="2" w:space="0" w:color="E5E5E5"/>
-              <w:start w:val="single" w:sz="2" w:space="0" w:color="E5E5E5"/>
+              <w:left w:val="single" w:sz="2" w:space="0" w:color="E5E5E5"/>
               <w:bottom w:val="single" w:sz="6" w:space="0" w:color="E5E5E5"/>
-              <w:end w:val="single" w:sz="2" w:space="0" w:color="E5E5E5"/>
+              <w:right w:val="single" w:sz="2" w:space="0" w:color="E5E5E5"/>
             </w:tcBorders>
             <w:tcMar>
               <w:top w:w="120" w:type="dxa"/>
-              <w:start w:w="180" w:type="dxa"/>
+              <w:left w:w="180" w:type="dxa"/>
               <w:bottom w:w="120" w:type="dxa"/>
-              <w:end w:w="180" w:type="dxa"/>
+              <w:right w:w="180" w:type="dxa"/>
             </w:tcMar>
           </w:tcPr>
           <w:p>
             <w:pPr>
-              <w:pStyle w:val="Normal"/>
-              <w:spacing w:lineRule="auto" w:line="360"/>
-              <w:ind w:hanging="0"/>
-              <w:jc w:val="start"/>
-              <w:rPr/>
+              <w:spacing w:line="360" w:lineRule="auto"/>
+              <w:ind w:firstLine="0"/>
+              <w:jc w:val="left"/>
             </w:pPr>
             <w:r>
               <w:rPr>
@@ -1502,31 +1456,27 @@
               <w:t xml:space="preserve">Анонимная, мгновенная, контекстная </w:t>
             </w:r>
             <w:r>
-              <w:rPr/>
               <w:t>поддержка от верифицированных экспертов.</w:t>
             </w:r>
           </w:p>
         </w:tc>
       </w:tr>
       <w:tr>
-        <w:trPr/>
         <w:tc>
           <w:tcPr>
-            <w:tcW w:w="706" w:type="dxa"/>
+            <w:tcW w:w="848" w:type="dxa"/>
             <w:tcBorders>
               <w:top w:val="single" w:sz="2" w:space="0" w:color="E5E5E5"/>
-              <w:start w:val="single" w:sz="2" w:space="0" w:color="E5E5E5"/>
+              <w:left w:val="single" w:sz="2" w:space="0" w:color="E5E5E5"/>
               <w:bottom w:val="single" w:sz="6" w:space="0" w:color="E5E5E5"/>
-              <w:end w:val="single" w:sz="6" w:space="0" w:color="E5E5E5"/>
+              <w:right w:val="single" w:sz="6" w:space="0" w:color="E5E5E5"/>
             </w:tcBorders>
           </w:tcPr>
           <w:p>
             <w:pPr>
-              <w:pStyle w:val="Normal"/>
-              <w:spacing w:lineRule="auto" w:line="360"/>
+              <w:spacing w:line="360" w:lineRule="auto"/>
               <w:ind w:firstLine="113"/>
-              <w:jc w:val="start"/>
-              <w:rPr/>
+              <w:jc w:val="left"/>
             </w:pPr>
             <w:r>
               <w:rPr>
@@ -1539,27 +1489,25 @@
         </w:tc>
         <w:tc>
           <w:tcPr>
-            <w:tcW w:w="2267" w:type="dxa"/>
+            <w:tcW w:w="2125" w:type="dxa"/>
             <w:tcBorders>
               <w:top w:val="single" w:sz="2" w:space="0" w:color="E5E5E5"/>
-              <w:start w:val="single" w:sz="2" w:space="0" w:color="E5E5E5"/>
+              <w:left w:val="single" w:sz="2" w:space="0" w:color="E5E5E5"/>
               <w:bottom w:val="single" w:sz="6" w:space="0" w:color="E5E5E5"/>
-              <w:end w:val="single" w:sz="6" w:space="0" w:color="E5E5E5"/>
+              <w:right w:val="single" w:sz="6" w:space="0" w:color="E5E5E5"/>
             </w:tcBorders>
             <w:tcMar>
               <w:top w:w="120" w:type="dxa"/>
-              <w:start w:w="180" w:type="dxa"/>
+              <w:left w:w="180" w:type="dxa"/>
               <w:bottom w:w="120" w:type="dxa"/>
-              <w:end w:w="180" w:type="dxa"/>
+              <w:right w:w="180" w:type="dxa"/>
             </w:tcMar>
           </w:tcPr>
           <w:p>
             <w:pPr>
-              <w:pStyle w:val="Normal"/>
-              <w:spacing w:lineRule="auto" w:line="360"/>
-              <w:ind w:hanging="0"/>
-              <w:jc w:val="start"/>
-              <w:rPr/>
+              <w:spacing w:line="360" w:lineRule="auto"/>
+              <w:ind w:firstLine="0"/>
+              <w:jc w:val="left"/>
             </w:pPr>
             <w:r>
               <w:rPr>
@@ -1575,27 +1523,24 @@
             <w:tcW w:w="2693" w:type="dxa"/>
             <w:tcBorders>
               <w:top w:val="single" w:sz="2" w:space="0" w:color="E5E5E5"/>
-              <w:start w:val="single" w:sz="2" w:space="0" w:color="E5E5E5"/>
+              <w:left w:val="single" w:sz="2" w:space="0" w:color="E5E5E5"/>
               <w:bottom w:val="single" w:sz="6" w:space="0" w:color="E5E5E5"/>
-              <w:end w:val="single" w:sz="6" w:space="0" w:color="E5E5E5"/>
+              <w:right w:val="single" w:sz="6" w:space="0" w:color="E5E5E5"/>
             </w:tcBorders>
             <w:tcMar>
               <w:top w:w="120" w:type="dxa"/>
-              <w:start w:w="180" w:type="dxa"/>
+              <w:left w:w="180" w:type="dxa"/>
               <w:bottom w:w="120" w:type="dxa"/>
-              <w:end w:w="180" w:type="dxa"/>
+              <w:right w:w="180" w:type="dxa"/>
             </w:tcMar>
           </w:tcPr>
           <w:p>
             <w:pPr>
-              <w:pStyle w:val="Normal"/>
-              <w:spacing w:lineRule="auto" w:line="360"/>
-              <w:ind w:hanging="0"/>
-              <w:jc w:val="start"/>
-              <w:rPr/>
+              <w:spacing w:line="360" w:lineRule="auto"/>
+              <w:ind w:firstLine="0"/>
+              <w:jc w:val="left"/>
             </w:pPr>
             <w:r>
-              <w:rPr/>
               <w:t>Нативные приложения (требуют установки).</w:t>
             </w:r>
           </w:p>
@@ -1605,24 +1550,22 @@
             <w:tcW w:w="3970" w:type="dxa"/>
             <w:tcBorders>
               <w:top w:val="single" w:sz="2" w:space="0" w:color="E5E5E5"/>
-              <w:start w:val="single" w:sz="2" w:space="0" w:color="E5E5E5"/>
+              <w:left w:val="single" w:sz="2" w:space="0" w:color="E5E5E5"/>
               <w:bottom w:val="single" w:sz="6" w:space="0" w:color="E5E5E5"/>
-              <w:end w:val="single" w:sz="2" w:space="0" w:color="E5E5E5"/>
+              <w:right w:val="single" w:sz="2" w:space="0" w:color="E5E5E5"/>
             </w:tcBorders>
             <w:tcMar>
               <w:top w:w="120" w:type="dxa"/>
-              <w:start w:w="180" w:type="dxa"/>
+              <w:left w:w="180" w:type="dxa"/>
               <w:bottom w:w="120" w:type="dxa"/>
-              <w:end w:w="180" w:type="dxa"/>
+              <w:right w:w="180" w:type="dxa"/>
             </w:tcMar>
           </w:tcPr>
           <w:p>
             <w:pPr>
-              <w:pStyle w:val="Normal"/>
-              <w:spacing w:lineRule="auto" w:line="360"/>
-              <w:ind w:hanging="0"/>
-              <w:jc w:val="start"/>
-              <w:rPr/>
+              <w:spacing w:line="360" w:lineRule="auto"/>
+              <w:ind w:firstLine="0"/>
+              <w:jc w:val="left"/>
             </w:pPr>
             <w:r>
               <w:rPr>
@@ -1632,31 +1575,27 @@
               <w:t xml:space="preserve">Чат-бот в мессенджерах, </w:t>
             </w:r>
             <w:r>
-              <w:rPr/>
               <w:t>не требующий установки, с максимальной доступностью.</w:t>
             </w:r>
           </w:p>
         </w:tc>
       </w:tr>
       <w:tr>
-        <w:trPr/>
         <w:tc>
           <w:tcPr>
-            <w:tcW w:w="706" w:type="dxa"/>
+            <w:tcW w:w="848" w:type="dxa"/>
             <w:tcBorders>
               <w:top w:val="single" w:sz="2" w:space="0" w:color="E5E5E5"/>
-              <w:start w:val="single" w:sz="2" w:space="0" w:color="E5E5E5"/>
+              <w:left w:val="single" w:sz="2" w:space="0" w:color="E5E5E5"/>
               <w:bottom w:val="single" w:sz="6" w:space="0" w:color="E5E5E5"/>
-              <w:end w:val="single" w:sz="6" w:space="0" w:color="E5E5E5"/>
+              <w:right w:val="single" w:sz="6" w:space="0" w:color="E5E5E5"/>
             </w:tcBorders>
           </w:tcPr>
           <w:p>
             <w:pPr>
-              <w:pStyle w:val="Normal"/>
-              <w:spacing w:lineRule="auto" w:line="360"/>
+              <w:spacing w:line="360" w:lineRule="auto"/>
               <w:ind w:firstLine="113"/>
-              <w:jc w:val="start"/>
-              <w:rPr/>
+              <w:jc w:val="left"/>
             </w:pPr>
             <w:r>
               <w:rPr>
@@ -1669,27 +1608,25 @@
         </w:tc>
         <w:tc>
           <w:tcPr>
-            <w:tcW w:w="2267" w:type="dxa"/>
+            <w:tcW w:w="2125" w:type="dxa"/>
             <w:tcBorders>
               <w:top w:val="single" w:sz="2" w:space="0" w:color="E5E5E5"/>
-              <w:start w:val="single" w:sz="2" w:space="0" w:color="E5E5E5"/>
+              <w:left w:val="single" w:sz="2" w:space="0" w:color="E5E5E5"/>
               <w:bottom w:val="single" w:sz="6" w:space="0" w:color="E5E5E5"/>
-              <w:end w:val="single" w:sz="6" w:space="0" w:color="E5E5E5"/>
+              <w:right w:val="single" w:sz="6" w:space="0" w:color="E5E5E5"/>
             </w:tcBorders>
             <w:tcMar>
               <w:top w:w="120" w:type="dxa"/>
-              <w:start w:w="180" w:type="dxa"/>
+              <w:left w:w="180" w:type="dxa"/>
               <w:bottom w:w="120" w:type="dxa"/>
-              <w:end w:w="180" w:type="dxa"/>
+              <w:right w:w="180" w:type="dxa"/>
             </w:tcMar>
           </w:tcPr>
           <w:p>
             <w:pPr>
-              <w:pStyle w:val="Normal"/>
-              <w:spacing w:lineRule="auto" w:line="360"/>
-              <w:ind w:hanging="0"/>
-              <w:jc w:val="start"/>
-              <w:rPr/>
+              <w:spacing w:line="360" w:lineRule="auto"/>
+              <w:ind w:firstLine="0"/>
+              <w:jc w:val="left"/>
             </w:pPr>
             <w:r>
               <w:rPr>
@@ -1705,27 +1642,24 @@
             <w:tcW w:w="2693" w:type="dxa"/>
             <w:tcBorders>
               <w:top w:val="single" w:sz="2" w:space="0" w:color="E5E5E5"/>
-              <w:start w:val="single" w:sz="2" w:space="0" w:color="E5E5E5"/>
+              <w:left w:val="single" w:sz="2" w:space="0" w:color="E5E5E5"/>
               <w:bottom w:val="single" w:sz="6" w:space="0" w:color="E5E5E5"/>
-              <w:end w:val="single" w:sz="6" w:space="0" w:color="E5E5E5"/>
+              <w:right w:val="single" w:sz="6" w:space="0" w:color="E5E5E5"/>
             </w:tcBorders>
             <w:tcMar>
               <w:top w:w="120" w:type="dxa"/>
-              <w:start w:w="180" w:type="dxa"/>
+              <w:left w:w="180" w:type="dxa"/>
               <w:bottom w:w="120" w:type="dxa"/>
-              <w:end w:w="180" w:type="dxa"/>
+              <w:right w:w="180" w:type="dxa"/>
             </w:tcMar>
           </w:tcPr>
           <w:p>
             <w:pPr>
-              <w:pStyle w:val="Normal"/>
-              <w:spacing w:lineRule="auto" w:line="360"/>
-              <w:ind w:hanging="0"/>
-              <w:jc w:val="start"/>
-              <w:rPr/>
+              <w:spacing w:line="360" w:lineRule="auto"/>
+              <w:ind w:firstLine="0"/>
+              <w:jc w:val="left"/>
             </w:pPr>
             <w:r>
-              <w:rPr/>
               <w:t>Ограниченная, на основе вводных данных.</w:t>
             </w:r>
           </w:p>
@@ -1735,24 +1669,22 @@
             <w:tcW w:w="3970" w:type="dxa"/>
             <w:tcBorders>
               <w:top w:val="single" w:sz="2" w:space="0" w:color="E5E5E5"/>
-              <w:start w:val="single" w:sz="2" w:space="0" w:color="E5E5E5"/>
+              <w:left w:val="single" w:sz="2" w:space="0" w:color="E5E5E5"/>
               <w:bottom w:val="single" w:sz="6" w:space="0" w:color="E5E5E5"/>
-              <w:end w:val="single" w:sz="2" w:space="0" w:color="E5E5E5"/>
+              <w:right w:val="single" w:sz="2" w:space="0" w:color="E5E5E5"/>
             </w:tcBorders>
             <w:tcMar>
               <w:top w:w="120" w:type="dxa"/>
-              <w:start w:w="180" w:type="dxa"/>
+              <w:left w:w="180" w:type="dxa"/>
               <w:bottom w:w="120" w:type="dxa"/>
-              <w:end w:w="180" w:type="dxa"/>
+              <w:right w:w="180" w:type="dxa"/>
             </w:tcMar>
           </w:tcPr>
           <w:p>
             <w:pPr>
-              <w:pStyle w:val="Normal"/>
-              <w:spacing w:lineRule="auto" w:line="360"/>
-              <w:ind w:hanging="0"/>
-              <w:jc w:val="start"/>
-              <w:rPr/>
+              <w:spacing w:line="360" w:lineRule="auto"/>
+              <w:ind w:firstLine="0"/>
+              <w:jc w:val="left"/>
             </w:pPr>
             <w:r>
               <w:rPr>
@@ -1762,31 +1694,27 @@
               <w:t xml:space="preserve">Непрерывная адаптация </w:t>
             </w:r>
             <w:r>
-              <w:rPr/>
               <w:t>на основе прогресса и обратной связи от пользователя и наставника.</w:t>
             </w:r>
           </w:p>
         </w:tc>
       </w:tr>
       <w:tr>
-        <w:trPr/>
         <w:tc>
           <w:tcPr>
-            <w:tcW w:w="706" w:type="dxa"/>
+            <w:tcW w:w="848" w:type="dxa"/>
             <w:tcBorders>
               <w:top w:val="single" w:sz="2" w:space="0" w:color="E5E5E5"/>
-              <w:start w:val="single" w:sz="2" w:space="0" w:color="E5E5E5"/>
+              <w:left w:val="single" w:sz="2" w:space="0" w:color="E5E5E5"/>
               <w:bottom w:val="single" w:sz="2" w:space="0" w:color="E5E5E5"/>
-              <w:end w:val="single" w:sz="6" w:space="0" w:color="E5E5E5"/>
+              <w:right w:val="single" w:sz="6" w:space="0" w:color="E5E5E5"/>
             </w:tcBorders>
           </w:tcPr>
           <w:p>
             <w:pPr>
-              <w:pStyle w:val="Normal"/>
-              <w:spacing w:lineRule="auto" w:line="360"/>
+              <w:spacing w:line="360" w:lineRule="auto"/>
               <w:ind w:firstLine="113"/>
-              <w:jc w:val="start"/>
-              <w:rPr/>
+              <w:jc w:val="left"/>
             </w:pPr>
             <w:r>
               <w:rPr>
@@ -1799,27 +1727,25 @@
         </w:tc>
         <w:tc>
           <w:tcPr>
-            <w:tcW w:w="2267" w:type="dxa"/>
+            <w:tcW w:w="2125" w:type="dxa"/>
             <w:tcBorders>
               <w:top w:val="single" w:sz="2" w:space="0" w:color="E5E5E5"/>
-              <w:start w:val="single" w:sz="2" w:space="0" w:color="E5E5E5"/>
+              <w:left w:val="single" w:sz="2" w:space="0" w:color="E5E5E5"/>
               <w:bottom w:val="single" w:sz="2" w:space="0" w:color="E5E5E5"/>
-              <w:end w:val="single" w:sz="6" w:space="0" w:color="E5E5E5"/>
+              <w:right w:val="single" w:sz="6" w:space="0" w:color="E5E5E5"/>
             </w:tcBorders>
             <w:tcMar>
               <w:top w:w="120" w:type="dxa"/>
-              <w:start w:w="180" w:type="dxa"/>
+              <w:left w:w="180" w:type="dxa"/>
               <w:bottom w:w="120" w:type="dxa"/>
-              <w:end w:w="180" w:type="dxa"/>
+              <w:right w:w="180" w:type="dxa"/>
             </w:tcMar>
           </w:tcPr>
           <w:p>
             <w:pPr>
-              <w:pStyle w:val="Normal"/>
-              <w:spacing w:lineRule="auto" w:line="360"/>
-              <w:ind w:hanging="0"/>
-              <w:jc w:val="start"/>
-              <w:rPr/>
+              <w:spacing w:line="360" w:lineRule="auto"/>
+              <w:ind w:firstLine="0"/>
+              <w:jc w:val="left"/>
             </w:pPr>
             <w:r>
               <w:rPr>
@@ -1835,27 +1761,24 @@
             <w:tcW w:w="2693" w:type="dxa"/>
             <w:tcBorders>
               <w:top w:val="single" w:sz="2" w:space="0" w:color="E5E5E5"/>
-              <w:start w:val="single" w:sz="2" w:space="0" w:color="E5E5E5"/>
+              <w:left w:val="single" w:sz="2" w:space="0" w:color="E5E5E5"/>
               <w:bottom w:val="single" w:sz="2" w:space="0" w:color="E5E5E5"/>
-              <w:end w:val="single" w:sz="6" w:space="0" w:color="E5E5E5"/>
+              <w:right w:val="single" w:sz="6" w:space="0" w:color="E5E5E5"/>
             </w:tcBorders>
             <w:tcMar>
               <w:top w:w="120" w:type="dxa"/>
-              <w:start w:w="180" w:type="dxa"/>
+              <w:left w:w="180" w:type="dxa"/>
               <w:bottom w:w="120" w:type="dxa"/>
-              <w:end w:w="180" w:type="dxa"/>
+              <w:right w:w="180" w:type="dxa"/>
             </w:tcMar>
           </w:tcPr>
           <w:p>
             <w:pPr>
-              <w:pStyle w:val="Normal"/>
-              <w:spacing w:lineRule="auto" w:line="360"/>
-              <w:ind w:hanging="0"/>
-              <w:jc w:val="start"/>
-              <w:rPr/>
+              <w:spacing w:line="360" w:lineRule="auto"/>
+              <w:ind w:firstLine="0"/>
+              <w:jc w:val="left"/>
             </w:pPr>
             <w:r>
-              <w:rPr/>
               <w:t>Коммерческая, закрытая.</w:t>
             </w:r>
           </w:p>
@@ -1865,24 +1788,22 @@
             <w:tcW w:w="3970" w:type="dxa"/>
             <w:tcBorders>
               <w:top w:val="single" w:sz="2" w:space="0" w:color="E5E5E5"/>
-              <w:start w:val="single" w:sz="2" w:space="0" w:color="E5E5E5"/>
+              <w:left w:val="single" w:sz="2" w:space="0" w:color="E5E5E5"/>
               <w:bottom w:val="single" w:sz="2" w:space="0" w:color="E5E5E5"/>
-              <w:end w:val="single" w:sz="2" w:space="0" w:color="E5E5E5"/>
+              <w:right w:val="single" w:sz="2" w:space="0" w:color="E5E5E5"/>
             </w:tcBorders>
             <w:tcMar>
               <w:top w:w="120" w:type="dxa"/>
-              <w:start w:w="180" w:type="dxa"/>
+              <w:left w:w="180" w:type="dxa"/>
               <w:bottom w:w="120" w:type="dxa"/>
-              <w:end w:w="180" w:type="dxa"/>
+              <w:right w:w="180" w:type="dxa"/>
             </w:tcMar>
           </w:tcPr>
           <w:p>
             <w:pPr>
-              <w:pStyle w:val="Normal"/>
-              <w:spacing w:lineRule="auto" w:line="360"/>
-              <w:ind w:hanging="0"/>
-              <w:jc w:val="start"/>
-              <w:rPr/>
+              <w:spacing w:line="360" w:lineRule="auto"/>
+              <w:ind w:firstLine="0"/>
+              <w:jc w:val="left"/>
             </w:pPr>
             <w:r>
               <w:rPr>
@@ -1892,7 +1813,6 @@
               <w:t xml:space="preserve">Открытый исходный код, </w:t>
             </w:r>
             <w:r>
-              <w:rPr/>
               <w:t>возможность самостоятельного хостинга и доработки.</w:t>
             </w:r>
           </w:p>
@@ -1901,41 +1821,28 @@
     </w:tbl>
     <w:p>
       <w:pPr>
-        <w:pStyle w:val="Normal"/>
-        <w:spacing w:lineRule="auto" w:line="360"/>
-        <w:jc w:val="end"/>
-        <w:rPr/>
-      </w:pPr>
-      <w:r>
-        <w:rPr/>
+        <w:spacing w:line="360" w:lineRule="auto"/>
+        <w:jc w:val="right"/>
+      </w:pPr>
+      <w:r>
         <w:t>Конец таблицы 1</w:t>
       </w:r>
     </w:p>
     <w:p>
       <w:pPr>
-        <w:pStyle w:val="Normal"/>
-        <w:spacing w:lineRule="auto" w:line="360"/>
-        <w:rPr/>
-      </w:pPr>
-      <w:r>
-        <w:rPr/>
-      </w:r>
-    </w:p>
-    <w:p>
-      <w:pPr>
-        <w:pStyle w:val="Normal"/>
-        <w:spacing w:lineRule="auto" w:line="360"/>
-        <w:rPr>
-          <w:rFonts w:ascii="Times New Roman" w:hAnsi="Times New Roman"/>
-          <w:sz w:val="28"/>
-          <w:szCs w:val="28"/>
-        </w:rPr>
-      </w:pPr>
-      <w:r>
-        <w:rPr>
-          <w:rFonts w:ascii="Times New Roman" w:hAnsi="Times New Roman"/>
-          <w:b w:val="false"/>
-          <w:bCs w:val="false"/>
+        <w:spacing w:line="360" w:lineRule="auto"/>
+      </w:pPr>
+    </w:p>
+    <w:p>
+      <w:pPr>
+        <w:spacing w:line="360" w:lineRule="auto"/>
+        <w:rPr>
+          <w:sz w:val="28"/>
+          <w:szCs w:val="28"/>
+        </w:rPr>
+      </w:pPr>
+      <w:r>
+        <w:rPr>
           <w:sz w:val="28"/>
           <w:szCs w:val="28"/>
         </w:rPr>
@@ -1943,7 +1850,6 @@
       </w:r>
       <w:r>
         <w:rPr>
-          <w:rFonts w:ascii="Times New Roman" w:hAnsi="Times New Roman"/>
           <w:sz w:val="28"/>
           <w:szCs w:val="28"/>
         </w:rPr>
@@ -1952,49 +1858,35 @@
     </w:p>
     <w:p>
       <w:pPr>
-        <w:pStyle w:val="Normal"/>
-        <w:widowControl/>
         <w:numPr>
           <w:ilvl w:val="0"/>
           <w:numId w:val="4"/>
         </w:numPr>
         <w:tabs>
-          <w:tab w:val="clear" w:pos="709"/>
-          <w:tab w:val="left" w:pos="392" w:leader="none"/>
-        </w:tabs>
-        <w:suppressAutoHyphens w:val="true"/>
-        <w:bidi w:val="0"/>
-        <w:spacing w:lineRule="auto" w:line="360" w:before="0" w:after="0"/>
-        <w:ind w:firstLine="737" w:start="0" w:end="0"/>
-        <w:jc w:val="both"/>
-        <w:textAlignment w:val="baseline"/>
-        <w:rPr/>
-      </w:pPr>
-      <w:r>
-        <w:rPr>
-          <w:rFonts w:ascii="Times New Roman" w:hAnsi="Times New Roman"/>
-          <w:b w:val="false"/>
-          <w:bCs w:val="false"/>
-          <w:sz w:val="28"/>
-          <w:szCs w:val="28"/>
-        </w:rPr>
-        <w:t xml:space="preserve">Повышение эффективности формирования привычек </w:t>
-      </w:r>
-      <w:r>
-        <w:rPr>
-          <w:rFonts w:ascii="Times New Roman" w:hAnsi="Times New Roman"/>
-          <w:b w:val="false"/>
-          <w:bCs w:val="false"/>
-          <w:sz w:val="28"/>
-          <w:szCs w:val="28"/>
-        </w:rPr>
-        <w:t>и уровня вовлеченности и приверженности пользователя к программе формирования привычки</w:t>
-      </w:r>
-      <w:r>
-        <w:rPr>
-          <w:rFonts w:ascii="Times New Roman" w:hAnsi="Times New Roman"/>
-          <w:b w:val="false"/>
-          <w:bCs w:val="false"/>
+          <w:tab w:val="clear" w:pos="720"/>
+          <w:tab w:val="left" w:pos="392"/>
+        </w:tabs>
+        <w:spacing w:line="360" w:lineRule="auto"/>
+        <w:ind w:left="0" w:firstLine="737"/>
+      </w:pPr>
+      <w:r>
+        <w:rPr>
+          <w:sz w:val="28"/>
+          <w:szCs w:val="28"/>
+        </w:rPr>
+        <w:t xml:space="preserve">Повышение эффективности формирования привычек и уровня вовлеченности и приверженности пользователя к программе формирования </w:t>
+      </w:r>
+      <w:r>
+        <w:rPr>
+          <w:sz w:val="28"/>
+          <w:szCs w:val="28"/>
+        </w:rPr>
+        <w:lastRenderedPageBreak/>
+        <w:t>привычки</w:t>
+      </w:r>
+      <w:proofErr w:type="gramStart"/>
+      <w:r>
+        <w:rPr>
           <w:sz w:val="28"/>
           <w:szCs w:val="28"/>
         </w:rPr>
@@ -2002,25 +1894,21 @@
       </w:r>
       <w:r>
         <w:rPr>
-          <w:rFonts w:ascii="Times New Roman" w:hAnsi="Times New Roman"/>
-          <w:sz w:val="28"/>
-          <w:szCs w:val="28"/>
-        </w:rPr>
-        <w:t xml:space="preserve"> За счет синергии игровых механизмов и человеческой поддержки </w:t>
-      </w:r>
-      <w:r>
-        <w:rPr>
-          <w:rFonts w:ascii="Times New Roman" w:hAnsi="Times New Roman"/>
-          <w:sz w:val="28"/>
-          <w:szCs w:val="28"/>
-        </w:rPr>
-        <w:t>в совокупности с</w:t>
-      </w:r>
-      <w:r>
-        <w:rPr>
-          <w:rFonts w:ascii="Times New Roman" w:hAnsi="Times New Roman"/>
-          <w:b w:val="false"/>
-          <w:bCs w:val="false"/>
+          <w:sz w:val="28"/>
+          <w:szCs w:val="28"/>
+        </w:rPr>
+        <w:t xml:space="preserve"> За</w:t>
+      </w:r>
+      <w:proofErr w:type="gramEnd"/>
+      <w:r>
+        <w:rPr>
+          <w:sz w:val="28"/>
+          <w:szCs w:val="28"/>
+        </w:rPr>
+        <w:t xml:space="preserve"> счет синергии игровых механизмов и человеческой поддержки в совокупности с</w:t>
+      </w:r>
+      <w:r>
+        <w:rPr>
           <w:sz w:val="28"/>
           <w:szCs w:val="28"/>
         </w:rPr>
@@ -2028,7 +1916,6 @@
       </w:r>
       <w:r>
         <w:rPr>
-          <w:rFonts w:ascii="Times New Roman" w:hAnsi="Times New Roman"/>
           <w:sz w:val="28"/>
           <w:szCs w:val="28"/>
         </w:rPr>
@@ -2037,29 +1924,19 @@
     </w:p>
     <w:p>
       <w:pPr>
-        <w:pStyle w:val="Normal"/>
-        <w:widowControl/>
         <w:numPr>
           <w:ilvl w:val="0"/>
           <w:numId w:val="4"/>
         </w:numPr>
         <w:tabs>
-          <w:tab w:val="clear" w:pos="709"/>
-          <w:tab w:val="left" w:pos="392" w:leader="none"/>
-        </w:tabs>
-        <w:suppressAutoHyphens w:val="true"/>
-        <w:bidi w:val="0"/>
-        <w:spacing w:lineRule="auto" w:line="360" w:before="0" w:after="0"/>
-        <w:ind w:firstLine="737" w:start="0" w:end="0"/>
-        <w:jc w:val="both"/>
-        <w:textAlignment w:val="baseline"/>
-        <w:rPr/>
-      </w:pPr>
-      <w:r>
-        <w:rPr>
-          <w:rFonts w:ascii="Times New Roman" w:hAnsi="Times New Roman"/>
-          <w:b w:val="false"/>
-          <w:bCs w:val="false"/>
+          <w:tab w:val="clear" w:pos="720"/>
+          <w:tab w:val="left" w:pos="392"/>
+        </w:tabs>
+        <w:spacing w:line="360" w:lineRule="auto"/>
+        <w:ind w:left="0" w:firstLine="737"/>
+      </w:pPr>
+      <w:r>
+        <w:rPr>
           <w:sz w:val="28"/>
           <w:szCs w:val="28"/>
         </w:rPr>
@@ -2067,54 +1944,43 @@
       </w:r>
       <w:r>
         <w:rPr>
-          <w:rFonts w:ascii="Times New Roman" w:hAnsi="Times New Roman"/>
-          <w:sz w:val="28"/>
-          <w:szCs w:val="28"/>
-        </w:rPr>
-        <w:t xml:space="preserve"> Снижение показателя оттока на 15-20% благодаря постоянному ощущению поддержки и персонализированному опыту, </w:t>
-      </w:r>
-      <w:r>
-        <w:rPr>
-          <w:rFonts w:ascii="Times New Roman" w:hAnsi="Times New Roman"/>
-          <w:sz w:val="28"/>
-          <w:szCs w:val="28"/>
-        </w:rPr>
-        <w:t xml:space="preserve">а также </w:t>
-      </w:r>
-      <w:r>
-        <w:rPr>
-          <w:rFonts w:ascii="Times New Roman" w:hAnsi="Times New Roman"/>
-          <w:sz w:val="28"/>
-          <w:szCs w:val="28"/>
-        </w:rPr>
-        <w:t>благодаря анонимному и оперативному доступу к профессиональной поддержке в моменты кризиса мотивации. что является критически важным для долгосрочных изменений.</w:t>
-      </w:r>
-    </w:p>
-    <w:p>
-      <w:pPr>
-        <w:pStyle w:val="Normal"/>
-        <w:widowControl/>
+          <w:sz w:val="28"/>
+          <w:szCs w:val="28"/>
+        </w:rPr>
+        <w:t xml:space="preserve"> Снижение показателя оттока на 15-20% благодаря постоянному ощущению поддержки и персонализированному опыту, а также благодаря анонимному и оперативному доступу к профессиональной поддержке в моменты кризиса мотивации</w:t>
+      </w:r>
+      <w:proofErr w:type="gramStart"/>
+      <w:r>
+        <w:rPr>
+          <w:sz w:val="28"/>
+          <w:szCs w:val="28"/>
+        </w:rPr>
+        <w:t>.</w:t>
+      </w:r>
+      <w:proofErr w:type="gramEnd"/>
+      <w:r>
+        <w:rPr>
+          <w:sz w:val="28"/>
+          <w:szCs w:val="28"/>
+        </w:rPr>
+        <w:t xml:space="preserve"> что является критически важным для долгосрочных изменений.</w:t>
+      </w:r>
+    </w:p>
+    <w:p>
+      <w:pPr>
         <w:numPr>
           <w:ilvl w:val="0"/>
           <w:numId w:val="4"/>
         </w:numPr>
         <w:tabs>
-          <w:tab w:val="clear" w:pos="709"/>
-          <w:tab w:val="left" w:pos="392" w:leader="none"/>
-        </w:tabs>
-        <w:suppressAutoHyphens w:val="true"/>
-        <w:bidi w:val="0"/>
-        <w:spacing w:lineRule="auto" w:line="360" w:before="0" w:after="0"/>
-        <w:ind w:firstLine="737" w:start="0" w:end="0"/>
-        <w:jc w:val="both"/>
-        <w:textAlignment w:val="baseline"/>
-        <w:rPr/>
-      </w:pPr>
-      <w:r>
-        <w:rPr>
-          <w:rFonts w:ascii="Times New Roman" w:hAnsi="Times New Roman"/>
-          <w:b w:val="false"/>
-          <w:bCs w:val="false"/>
+          <w:tab w:val="clear" w:pos="720"/>
+          <w:tab w:val="left" w:pos="392"/>
+        </w:tabs>
+        <w:spacing w:line="360" w:lineRule="auto"/>
+        <w:ind w:left="0" w:firstLine="737"/>
+      </w:pPr>
+      <w:r>
+        <w:rPr>
           <w:sz w:val="28"/>
           <w:szCs w:val="28"/>
         </w:rPr>
@@ -2122,7 +1988,6 @@
       </w:r>
       <w:r>
         <w:rPr>
-          <w:rFonts w:ascii="Times New Roman" w:hAnsi="Times New Roman"/>
           <w:sz w:val="28"/>
           <w:szCs w:val="28"/>
         </w:rPr>
@@ -2131,29 +1996,19 @@
     </w:p>
     <w:p>
       <w:pPr>
-        <w:pStyle w:val="Normal"/>
-        <w:widowControl/>
         <w:numPr>
           <w:ilvl w:val="0"/>
           <w:numId w:val="4"/>
         </w:numPr>
         <w:tabs>
-          <w:tab w:val="clear" w:pos="709"/>
-          <w:tab w:val="left" w:pos="392" w:leader="none"/>
-        </w:tabs>
-        <w:suppressAutoHyphens w:val="true"/>
-        <w:bidi w:val="0"/>
-        <w:spacing w:lineRule="auto" w:line="360" w:before="0" w:after="0"/>
-        <w:ind w:firstLine="737" w:start="0" w:end="0"/>
-        <w:jc w:val="both"/>
-        <w:textAlignment w:val="baseline"/>
-        <w:rPr/>
-      </w:pPr>
-      <w:r>
-        <w:rPr>
-          <w:rFonts w:ascii="Times New Roman" w:hAnsi="Times New Roman"/>
-          <w:b w:val="false"/>
-          <w:bCs w:val="false"/>
+          <w:tab w:val="clear" w:pos="720"/>
+          <w:tab w:val="left" w:pos="392"/>
+        </w:tabs>
+        <w:spacing w:line="360" w:lineRule="auto"/>
+        <w:ind w:left="0" w:firstLine="737"/>
+      </w:pPr>
+      <w:r>
+        <w:rPr>
           <w:sz w:val="28"/>
           <w:szCs w:val="28"/>
         </w:rPr>
@@ -2161,7 +2016,6 @@
       </w:r>
       <w:r>
         <w:rPr>
-          <w:rFonts w:ascii="Times New Roman" w:hAnsi="Times New Roman"/>
           <w:sz w:val="28"/>
           <w:szCs w:val="28"/>
         </w:rPr>
@@ -2170,28 +2024,23 @@
     </w:p>
     <w:p>
       <w:pPr>
-        <w:pStyle w:val="Normal"/>
-        <w:tabs>
-          <w:tab w:val="left" w:pos="709" w:leader="none"/>
-        </w:tabs>
-        <w:spacing w:lineRule="auto" w:line="360"/>
-        <w:ind w:firstLine="709" w:start="0"/>
+        <w:tabs>
+          <w:tab w:val="left" w:pos="709"/>
+        </w:tabs>
+        <w:spacing w:line="360" w:lineRule="auto"/>
         <w:rPr>
           <w:b/>
           <w:bCs/>
         </w:rPr>
       </w:pPr>
-      <w:r>
-        <w:rPr/>
-      </w:r>
-    </w:p>
-    <w:p>
-      <w:pPr>
-        <w:pStyle w:val="Normal"/>
-        <w:spacing w:lineRule="auto" w:line="360"/>
-        <w:rPr>
-          <w:sz w:val="28"/>
-          <w:szCs w:val="28"/>
+    </w:p>
+    <w:p>
+      <w:pPr>
+        <w:spacing w:line="360" w:lineRule="auto"/>
+        <w:rPr>
+          <w:sz w:val="28"/>
+          <w:szCs w:val="28"/>
+          <w:lang w:val="en-US"/>
         </w:rPr>
       </w:pPr>
       <w:r>
@@ -2223,29 +2072,20 @@
           <w:sz w:val="28"/>
           <w:szCs w:val="28"/>
         </w:rPr>
-        <w:t>Таким образом, представленная методика представляет собой комплексный подход к формированию здоровых привычек, структурно объединяющий теоретически обоснованные элементы геймификации и наставничества. Ее ключевые отличия от существующих аналогов заключаются в глубокой интеграции двух парадигм, реализации в формате чат-бота и ориентации на открытость и персонализацию. Ожидается, что внедрение методики позволит получить значимые научно-практические эффекты, повышающие эффективность цифровых инструментов для укрепления здоровья населения.</w:t>
-      </w:r>
-    </w:p>
-    <w:p>
-      <w:pPr>
-        <w:pStyle w:val="Normal"/>
-        <w:spacing w:lineRule="auto" w:line="360"/>
-        <w:rPr>
-          <w:sz w:val="28"/>
-          <w:szCs w:val="28"/>
-        </w:rPr>
-      </w:pPr>
-      <w:r>
-        <w:rPr>
-          <w:sz w:val="28"/>
-          <w:szCs w:val="28"/>
-        </w:rPr>
+        <w:t>Таким образом, представленная методика представляет собой комплексный подход к формированию здоровых привычек, структурно объединяющий теоретически обоснованные элементы геймификации и наставничества. Ее ключевые отличия от существующих аналогов заключаю</w:t>
+      </w:r>
+      <w:r>
+        <w:rPr>
+          <w:sz w:val="28"/>
+          <w:szCs w:val="28"/>
+        </w:rPr>
+        <w:t>тся в глубокой интеграции двух парадигм, реализации в формате чат-бота и ориентации на открытость и персонализацию. Ожидается, что внедрение методики позволит получить значимые научно-практические эффекты, повышающие эффективность цифровых инструментов для укрепления здоровья населения.</w:t>
       </w:r>
     </w:p>
     <w:p>
       <w:pPr>
         <w:pStyle w:val="Standard"/>
-        <w:spacing w:lineRule="auto" w:line="360"/>
+        <w:spacing w:line="360" w:lineRule="auto"/>
         <w:rPr>
           <w:rFonts w:ascii="Times New Roman" w:hAnsi="Times New Roman"/>
           <w:sz w:val="28"/>
@@ -2254,12 +2094,13 @@
       </w:pPr>
       <w:r>
         <w:rPr>
-          <w:rFonts w:cs="Times New Roman" w:ascii="Times New Roman" w:hAnsi="Times New Roman"/>
+          <w:rFonts w:ascii="Times New Roman" w:hAnsi="Times New Roman" w:cs="Times New Roman"/>
           <w:b/>
           <w:bCs/>
           <w:sz w:val="28"/>
           <w:szCs w:val="28"/>
         </w:rPr>
+        <w:lastRenderedPageBreak/>
         <w:t>Список литературы</w:t>
       </w:r>
     </w:p>
@@ -2270,8 +2111,8 @@
           <w:ilvl w:val="0"/>
           <w:numId w:val="1"/>
         </w:numPr>
-        <w:spacing w:lineRule="auto" w:line="360"/>
-        <w:ind w:hanging="720" w:start="720"/>
+        <w:spacing w:line="360" w:lineRule="auto"/>
+        <w:ind w:hanging="720"/>
         <w:rPr>
           <w:rFonts w:ascii="Times New Roman" w:hAnsi="Times New Roman"/>
           <w:sz w:val="28"/>
@@ -2280,7 +2121,7 @@
       </w:pPr>
       <w:r>
         <w:rPr>
-          <w:rFonts w:cs="Times New Roman" w:ascii="Times New Roman" w:hAnsi="Times New Roman"/>
+          <w:rFonts w:ascii="Times New Roman" w:hAnsi="Times New Roman" w:cs="Times New Roman"/>
           <w:sz w:val="28"/>
           <w:szCs w:val="28"/>
         </w:rPr>
@@ -2288,7 +2129,7 @@
       </w:r>
       <w:r>
         <w:rPr>
-          <w:rFonts w:cs="Times New Roman" w:ascii="Times New Roman" w:hAnsi="Times New Roman"/>
+          <w:rFonts w:ascii="Times New Roman" w:hAnsi="Times New Roman" w:cs="Times New Roman"/>
           <w:sz w:val="28"/>
           <w:szCs w:val="28"/>
           <w:lang w:val="en-US"/>
@@ -2297,7 +2138,7 @@
       </w:r>
       <w:r>
         <w:rPr>
-          <w:rFonts w:cs="Times New Roman" w:ascii="Times New Roman" w:hAnsi="Times New Roman"/>
+          <w:rFonts w:ascii="Times New Roman" w:hAnsi="Times New Roman" w:cs="Times New Roman"/>
           <w:sz w:val="28"/>
           <w:szCs w:val="28"/>
         </w:rPr>
@@ -2305,7 +2146,7 @@
       </w:r>
       <w:r>
         <w:rPr>
-          <w:rFonts w:cs="Times New Roman" w:ascii="Times New Roman" w:hAnsi="Times New Roman"/>
+          <w:rFonts w:ascii="Times New Roman" w:hAnsi="Times New Roman" w:cs="Times New Roman"/>
           <w:sz w:val="28"/>
           <w:szCs w:val="28"/>
           <w:lang w:val="en-US"/>
@@ -2314,7 +2155,7 @@
       </w:r>
       <w:r>
         <w:rPr>
-          <w:rFonts w:cs="Times New Roman" w:ascii="Times New Roman" w:hAnsi="Times New Roman"/>
+          <w:rFonts w:ascii="Times New Roman" w:hAnsi="Times New Roman" w:cs="Times New Roman"/>
           <w:sz w:val="28"/>
           <w:szCs w:val="28"/>
         </w:rPr>
@@ -2328,17 +2169,18 @@
           <w:ilvl w:val="0"/>
           <w:numId w:val="1"/>
         </w:numPr>
-        <w:spacing w:lineRule="auto" w:line="360"/>
-        <w:ind w:hanging="720" w:start="720"/>
+        <w:spacing w:line="360" w:lineRule="auto"/>
+        <w:ind w:hanging="720"/>
         <w:rPr>
           <w:rFonts w:ascii="Times New Roman" w:hAnsi="Times New Roman"/>
           <w:sz w:val="28"/>
           <w:szCs w:val="28"/>
-        </w:rPr>
-      </w:pPr>
-      <w:r>
-        <w:rPr>
-          <w:rFonts w:cs="Times New Roman" w:ascii="Times New Roman" w:hAnsi="Times New Roman"/>
+          <w:lang w:val="en-US"/>
+        </w:rPr>
+      </w:pPr>
+      <w:r>
+        <w:rPr>
+          <w:rFonts w:ascii="Times New Roman" w:hAnsi="Times New Roman" w:cs="Times New Roman"/>
           <w:sz w:val="28"/>
           <w:szCs w:val="28"/>
           <w:lang w:val="en-US"/>
@@ -2353,17 +2195,18 @@
           <w:ilvl w:val="0"/>
           <w:numId w:val="1"/>
         </w:numPr>
-        <w:spacing w:lineRule="auto" w:line="360"/>
-        <w:ind w:hanging="720" w:start="720"/>
+        <w:spacing w:line="360" w:lineRule="auto"/>
+        <w:ind w:hanging="720"/>
         <w:rPr>
           <w:rFonts w:ascii="Times New Roman" w:hAnsi="Times New Roman"/>
           <w:sz w:val="28"/>
           <w:szCs w:val="28"/>
-        </w:rPr>
-      </w:pPr>
-      <w:r>
-        <w:rPr>
-          <w:rFonts w:cs="Times New Roman" w:ascii="Times New Roman" w:hAnsi="Times New Roman"/>
+          <w:lang w:val="en-US"/>
+        </w:rPr>
+      </w:pPr>
+      <w:r>
+        <w:rPr>
+          <w:rFonts w:ascii="Times New Roman" w:hAnsi="Times New Roman" w:cs="Times New Roman"/>
           <w:sz w:val="28"/>
           <w:szCs w:val="28"/>
           <w:lang w:val="en-US"/>
@@ -2378,17 +2221,18 @@
           <w:ilvl w:val="0"/>
           <w:numId w:val="1"/>
         </w:numPr>
-        <w:spacing w:lineRule="auto" w:line="360"/>
-        <w:ind w:hanging="720" w:start="720"/>
+        <w:spacing w:line="360" w:lineRule="auto"/>
+        <w:ind w:hanging="720"/>
         <w:rPr>
           <w:rFonts w:ascii="Times New Roman" w:hAnsi="Times New Roman"/>
           <w:sz w:val="28"/>
           <w:szCs w:val="28"/>
-        </w:rPr>
-      </w:pPr>
-      <w:r>
-        <w:rPr>
-          <w:rFonts w:cs="Times New Roman" w:ascii="Times New Roman" w:hAnsi="Times New Roman"/>
+          <w:lang w:val="en-US"/>
+        </w:rPr>
+      </w:pPr>
+      <w:r>
+        <w:rPr>
+          <w:rFonts w:ascii="Times New Roman" w:hAnsi="Times New Roman" w:cs="Times New Roman"/>
           <w:sz w:val="28"/>
           <w:szCs w:val="28"/>
           <w:lang w:val="en-US"/>
@@ -2403,17 +2247,18 @@
           <w:ilvl w:val="0"/>
           <w:numId w:val="1"/>
         </w:numPr>
-        <w:spacing w:lineRule="auto" w:line="360"/>
-        <w:ind w:hanging="720" w:start="720"/>
+        <w:spacing w:line="360" w:lineRule="auto"/>
+        <w:ind w:hanging="720"/>
         <w:rPr>
           <w:rFonts w:ascii="Times New Roman" w:hAnsi="Times New Roman"/>
           <w:sz w:val="28"/>
           <w:szCs w:val="28"/>
-        </w:rPr>
-      </w:pPr>
-      <w:r>
-        <w:rPr>
-          <w:rFonts w:cs="Times New Roman" w:ascii="Times New Roman" w:hAnsi="Times New Roman"/>
+          <w:lang w:val="en-US"/>
+        </w:rPr>
+      </w:pPr>
+      <w:r>
+        <w:rPr>
+          <w:rFonts w:ascii="Times New Roman" w:hAnsi="Times New Roman" w:cs="Times New Roman"/>
           <w:sz w:val="28"/>
           <w:szCs w:val="28"/>
           <w:lang w:val="en-US"/>
@@ -2428,169 +2273,334 @@
           <w:ilvl w:val="0"/>
           <w:numId w:val="1"/>
         </w:numPr>
-        <w:spacing w:lineRule="auto" w:line="360"/>
-        <w:ind w:hanging="720" w:start="720"/>
+        <w:spacing w:line="360" w:lineRule="auto"/>
+        <w:ind w:hanging="720"/>
         <w:rPr>
           <w:rFonts w:ascii="Times New Roman" w:hAnsi="Times New Roman"/>
           <w:sz w:val="28"/>
           <w:szCs w:val="28"/>
-        </w:rPr>
-      </w:pPr>
-      <w:r>
-        <w:rPr>
-          <w:rFonts w:cs="Times New Roman" w:ascii="Times New Roman" w:hAnsi="Times New Roman"/>
-          <w:sz w:val="28"/>
-          <w:szCs w:val="28"/>
           <w:lang w:val="en-US"/>
         </w:rPr>
-        <w:t>Barak, A., Gluck-Ofri, O. Degree and reciprocity of self-disclosure in online forums // CyberPsychology &amp; Behavior. — 2007. — Vol. 10, No. 3. — P. 407–417.</w:t>
+      </w:pPr>
+      <w:r>
+        <w:rPr>
+          <w:rFonts w:ascii="Times New Roman" w:hAnsi="Times New Roman" w:cs="Times New Roman"/>
+          <w:sz w:val="28"/>
+          <w:szCs w:val="28"/>
+          <w:lang w:val="en-US"/>
+        </w:rPr>
+        <w:t xml:space="preserve">Barak, A., Gluck-Ofri, O. Degree and reciprocity of self-disclosure in online forums // </w:t>
+      </w:r>
+      <w:proofErr w:type="spellStart"/>
+      <w:r>
+        <w:rPr>
+          <w:rFonts w:ascii="Times New Roman" w:hAnsi="Times New Roman" w:cs="Times New Roman"/>
+          <w:sz w:val="28"/>
+          <w:szCs w:val="28"/>
+          <w:lang w:val="en-US"/>
+        </w:rPr>
+        <w:t>CyberPsychology</w:t>
+      </w:r>
+      <w:proofErr w:type="spellEnd"/>
+      <w:r>
+        <w:rPr>
+          <w:rFonts w:ascii="Times New Roman" w:hAnsi="Times New Roman" w:cs="Times New Roman"/>
+          <w:sz w:val="28"/>
+          <w:szCs w:val="28"/>
+          <w:lang w:val="en-US"/>
+        </w:rPr>
+        <w:t xml:space="preserve"> &amp; Behavior. — 2007. — Vol. 10, No. 3. — P. 407–417.</w:t>
       </w:r>
     </w:p>
     <w:sectPr>
-      <w:type w:val="nextPage"/>
       <w:pgSz w:w="11906" w:h="16838"/>
-      <w:pgMar w:left="1701" w:right="567" w:gutter="0" w:header="0" w:top="1134" w:footer="0" w:bottom="1134"/>
-      <w:pgNumType w:fmt="decimal"/>
-      <w:formProt w:val="false"/>
-      <w:textDirection w:val="lrTb"/>
-      <w:docGrid w:type="default" w:linePitch="100" w:charSpace="0"/>
+      <w:pgMar w:top="1134" w:right="567" w:bottom="1134" w:left="1701" w:header="0" w:footer="0" w:gutter="0"/>
+      <w:cols w:space="720"/>
+      <w:formProt w:val="0"/>
+      <w:docGrid w:linePitch="100"/>
     </w:sectPr>
   </w:body>
 </w:document>
 </file>
 
 <file path=word/numbering.xml><?xml version="1.0" encoding="utf-8"?>
-<w:numbering xmlns:w="http://schemas.openxmlformats.org/wordprocessingml/2006/main" xmlns:o="urn:schemas-microsoft-com:office:office" xmlns:r="http://schemas.openxmlformats.org/officeDocument/2006/relationships" xmlns:v="urn:schemas-microsoft-com:vml" xmlns:mc="http://schemas.openxmlformats.org/markup-compatibility/2006" xmlns:w14="http://schemas.microsoft.com/office/word/2010/wordml" mc:Ignorable="w14">
-  <w:abstractNum w:abstractNumId="1">
-    <w:lvl w:ilvl="0">
-      <w:start w:val="1"/>
-      <w:numFmt w:val="decimal"/>
-      <w:lvlText w:val="%1."/>
-      <w:lvlJc w:val="start"/>
-      <w:pPr>
-        <w:tabs>
-          <w:tab w:val="num" w:pos="0"/>
-        </w:tabs>
-        <w:ind w:start="720" w:hanging="360"/>
-      </w:pPr>
-      <w:rPr/>
-    </w:lvl>
-    <w:lvl w:ilvl="1">
-      <w:start w:val="1"/>
-      <w:numFmt w:val="lowerLetter"/>
-      <w:lvlText w:val="%2."/>
-      <w:lvlJc w:val="start"/>
-      <w:pPr>
-        <w:tabs>
-          <w:tab w:val="num" w:pos="0"/>
-        </w:tabs>
-        <w:ind w:start="1440" w:hanging="360"/>
-      </w:pPr>
-      <w:rPr/>
-    </w:lvl>
-    <w:lvl w:ilvl="2">
-      <w:start w:val="1"/>
-      <w:numFmt w:val="lowerRoman"/>
-      <w:lvlText w:val="%3."/>
-      <w:lvlJc w:val="end"/>
-      <w:pPr>
-        <w:tabs>
-          <w:tab w:val="num" w:pos="0"/>
-        </w:tabs>
-        <w:ind w:start="2160" w:hanging="180"/>
-      </w:pPr>
-      <w:rPr/>
-    </w:lvl>
-    <w:lvl w:ilvl="3">
-      <w:start w:val="1"/>
-      <w:numFmt w:val="decimal"/>
-      <w:lvlText w:val="%4."/>
-      <w:lvlJc w:val="start"/>
-      <w:pPr>
-        <w:tabs>
-          <w:tab w:val="num" w:pos="0"/>
-        </w:tabs>
-        <w:ind w:start="2880" w:hanging="360"/>
-      </w:pPr>
-      <w:rPr/>
-    </w:lvl>
-    <w:lvl w:ilvl="4">
-      <w:start w:val="1"/>
-      <w:numFmt w:val="lowerLetter"/>
-      <w:lvlText w:val="%5."/>
-      <w:lvlJc w:val="start"/>
-      <w:pPr>
-        <w:tabs>
-          <w:tab w:val="num" w:pos="0"/>
-        </w:tabs>
-        <w:ind w:start="3600" w:hanging="360"/>
-      </w:pPr>
-      <w:rPr/>
-    </w:lvl>
-    <w:lvl w:ilvl="5">
-      <w:start w:val="1"/>
-      <w:numFmt w:val="lowerRoman"/>
-      <w:lvlText w:val="%6."/>
-      <w:lvlJc w:val="end"/>
-      <w:pPr>
-        <w:tabs>
-          <w:tab w:val="num" w:pos="0"/>
-        </w:tabs>
-        <w:ind w:start="4320" w:hanging="180"/>
-      </w:pPr>
-      <w:rPr/>
-    </w:lvl>
-    <w:lvl w:ilvl="6">
-      <w:start w:val="1"/>
-      <w:numFmt w:val="decimal"/>
-      <w:lvlText w:val="%7."/>
-      <w:lvlJc w:val="start"/>
-      <w:pPr>
-        <w:tabs>
-          <w:tab w:val="num" w:pos="0"/>
-        </w:tabs>
-        <w:ind w:start="5040" w:hanging="360"/>
-      </w:pPr>
-      <w:rPr/>
-    </w:lvl>
-    <w:lvl w:ilvl="7">
-      <w:start w:val="1"/>
-      <w:numFmt w:val="lowerLetter"/>
-      <w:lvlText w:val="%8."/>
-      <w:lvlJc w:val="start"/>
-      <w:pPr>
-        <w:tabs>
-          <w:tab w:val="num" w:pos="0"/>
-        </w:tabs>
-        <w:ind w:start="5760" w:hanging="360"/>
-      </w:pPr>
-      <w:rPr/>
-    </w:lvl>
-    <w:lvl w:ilvl="8">
-      <w:start w:val="1"/>
-      <w:numFmt w:val="lowerRoman"/>
-      <w:lvlText w:val="%9."/>
-      <w:lvlJc w:val="end"/>
-      <w:pPr>
-        <w:tabs>
-          <w:tab w:val="num" w:pos="0"/>
-        </w:tabs>
-        <w:ind w:start="6480" w:hanging="180"/>
-      </w:pPr>
-      <w:rPr/>
-    </w:lvl>
-  </w:abstractNum>
-  <w:abstractNum w:abstractNumId="2">
+<w:numbering xmlns:wpc="http://schemas.microsoft.com/office/word/2010/wordprocessingCanvas" xmlns:cx="http://schemas.microsoft.com/office/drawing/2014/chartex" xmlns:cx1="http://schemas.microsoft.com/office/drawing/2015/9/8/chartex" xmlns:cx2="http://schemas.microsoft.com/office/drawing/2015/10/21/chartex" xmlns:cx3="http://schemas.microsoft.com/office/drawing/2016/5/9/chartex" xmlns:cx4="http://schemas.microsoft.com/office/drawing/2016/5/10/chartex" xmlns:cx5="http://schemas.microsoft.com/office/drawing/2016/5/11/chartex" xmlns:cx6="http://schemas.microsoft.com/office/drawing/2016/5/12/chartex" xmlns:cx7="http://schemas.microsoft.com/office/drawing/2016/5/13/chartex" xmlns:cx8="http://schemas.microsoft.com/office/drawing/2016/5/14/chartex" xmlns:mc="http://schemas.openxmlformats.org/markup-compatibility/2006" xmlns:aink="http://schemas.microsoft.com/office/drawing/2016/ink" xmlns:am3d="http://schemas.microsoft.com/office/drawing/2017/model3d" xmlns:o="urn:schemas-microsoft-com:office:office" xmlns:oel="http://schemas.microsoft.com/office/2019/extlst" xmlns:r="http://schemas.openxmlformats.org/officeDocument/2006/relationships" xmlns:m="http://schemas.openxmlformats.org/officeDocument/2006/math" xmlns:v="urn:schemas-microsoft-com:vml" xmlns:wp14="http://schemas.microsoft.com/office/word/2010/wordprocessingDrawing" xmlns:wp="http://schemas.openxmlformats.org/drawingml/2006/wordprocessingDrawing" xmlns:w10="urn:schemas-microsoft-com:office:word" xmlns:w="http://schemas.openxmlformats.org/wordprocessingml/2006/main" xmlns:w14="http://schemas.microsoft.com/office/word/2010/wordml" xmlns:w15="http://schemas.microsoft.com/office/word/2012/wordml" xmlns:w16cex="http://schemas.microsoft.com/office/word/2018/wordml/cex" xmlns:w16cid="http://schemas.microsoft.com/office/word/2016/wordml/cid" xmlns:w16="http://schemas.microsoft.com/office/word/2018/wordml" xmlns:w16du="http://schemas.microsoft.com/office/word/2023/wordml/word16du" xmlns:w16sdtdh="http://schemas.microsoft.com/office/word/2020/wordml/sdtdatahash" xmlns:w16sdtfl="http://schemas.microsoft.com/office/word/2024/wordml/sdtformatlock" xmlns:w16se="http://schemas.microsoft.com/office/word/2015/wordml/symex" xmlns:wpg="http://schemas.microsoft.com/office/word/2010/wordprocessingGroup" xmlns:wpi="http://schemas.microsoft.com/office/word/2010/wordprocessingInk" xmlns:wne="http://schemas.microsoft.com/office/word/2006/wordml" xmlns:wps="http://schemas.microsoft.com/office/word/2010/wordprocessingShape" mc:Ignorable="w14 w15 w16se w16cid w16 w16cex w16sdtdh w16sdtfl w16du wp14">
+  <w:abstractNum w:abstractNumId="0" w15:restartNumberingAfterBreak="0">
+    <w:nsid w:val="2C294F42"/>
+    <w:multiLevelType w:val="multilevel"/>
+    <w:tmpl w:val="B5445EAA"/>
     <w:lvl w:ilvl="0">
       <w:start w:val="1"/>
       <w:numFmt w:val="bullet"/>
       <w:lvlText w:val="-"/>
-      <w:lvlJc w:val="start"/>
+      <w:lvlJc w:val="left"/>
       <w:pPr>
         <w:tabs>
           <w:tab w:val="num" w:pos="720"/>
         </w:tabs>
-        <w:ind w:start="720" w:hanging="360"/>
+        <w:ind w:left="720" w:hanging="360"/>
+      </w:pPr>
+      <w:rPr>
+        <w:rFonts w:ascii="OpenSymbol" w:hAnsi="OpenSymbol" w:cs="OpenSymbol" w:hint="default"/>
+      </w:rPr>
+    </w:lvl>
+    <w:lvl w:ilvl="1">
+      <w:start w:val="1"/>
+      <w:numFmt w:val="bullet"/>
+      <w:lvlText w:val="-"/>
+      <w:lvlJc w:val="left"/>
+      <w:pPr>
+        <w:tabs>
+          <w:tab w:val="num" w:pos="1080"/>
+        </w:tabs>
+        <w:ind w:left="1080" w:hanging="360"/>
+      </w:pPr>
+      <w:rPr>
+        <w:rFonts w:ascii="OpenSymbol" w:hAnsi="OpenSymbol" w:cs="OpenSymbol" w:hint="default"/>
+      </w:rPr>
+    </w:lvl>
+    <w:lvl w:ilvl="2">
+      <w:start w:val="1"/>
+      <w:numFmt w:val="bullet"/>
+      <w:lvlText w:val="-"/>
+      <w:lvlJc w:val="left"/>
+      <w:pPr>
+        <w:tabs>
+          <w:tab w:val="num" w:pos="1440"/>
+        </w:tabs>
+        <w:ind w:left="1440" w:hanging="360"/>
+      </w:pPr>
+      <w:rPr>
+        <w:rFonts w:ascii="OpenSymbol" w:hAnsi="OpenSymbol" w:cs="OpenSymbol" w:hint="default"/>
+      </w:rPr>
+    </w:lvl>
+    <w:lvl w:ilvl="3">
+      <w:start w:val="1"/>
+      <w:numFmt w:val="bullet"/>
+      <w:lvlText w:val="-"/>
+      <w:lvlJc w:val="left"/>
+      <w:pPr>
+        <w:tabs>
+          <w:tab w:val="num" w:pos="1800"/>
+        </w:tabs>
+        <w:ind w:left="1800" w:hanging="360"/>
+      </w:pPr>
+      <w:rPr>
+        <w:rFonts w:ascii="OpenSymbol" w:hAnsi="OpenSymbol" w:cs="OpenSymbol" w:hint="default"/>
+      </w:rPr>
+    </w:lvl>
+    <w:lvl w:ilvl="4">
+      <w:start w:val="1"/>
+      <w:numFmt w:val="bullet"/>
+      <w:lvlText w:val="-"/>
+      <w:lvlJc w:val="left"/>
+      <w:pPr>
+        <w:tabs>
+          <w:tab w:val="num" w:pos="2160"/>
+        </w:tabs>
+        <w:ind w:left="2160" w:hanging="360"/>
+      </w:pPr>
+      <w:rPr>
+        <w:rFonts w:ascii="OpenSymbol" w:hAnsi="OpenSymbol" w:cs="OpenSymbol" w:hint="default"/>
+      </w:rPr>
+    </w:lvl>
+    <w:lvl w:ilvl="5">
+      <w:start w:val="1"/>
+      <w:numFmt w:val="bullet"/>
+      <w:lvlText w:val="-"/>
+      <w:lvlJc w:val="left"/>
+      <w:pPr>
+        <w:tabs>
+          <w:tab w:val="num" w:pos="2520"/>
+        </w:tabs>
+        <w:ind w:left="2520" w:hanging="360"/>
+      </w:pPr>
+      <w:rPr>
+        <w:rFonts w:ascii="OpenSymbol" w:hAnsi="OpenSymbol" w:cs="OpenSymbol" w:hint="default"/>
+      </w:rPr>
+    </w:lvl>
+    <w:lvl w:ilvl="6">
+      <w:start w:val="1"/>
+      <w:numFmt w:val="bullet"/>
+      <w:lvlText w:val="-"/>
+      <w:lvlJc w:val="left"/>
+      <w:pPr>
+        <w:tabs>
+          <w:tab w:val="num" w:pos="2880"/>
+        </w:tabs>
+        <w:ind w:left="2880" w:hanging="360"/>
+      </w:pPr>
+      <w:rPr>
+        <w:rFonts w:ascii="OpenSymbol" w:hAnsi="OpenSymbol" w:cs="OpenSymbol" w:hint="default"/>
+      </w:rPr>
+    </w:lvl>
+    <w:lvl w:ilvl="7">
+      <w:start w:val="1"/>
+      <w:numFmt w:val="bullet"/>
+      <w:lvlText w:val="-"/>
+      <w:lvlJc w:val="left"/>
+      <w:pPr>
+        <w:tabs>
+          <w:tab w:val="num" w:pos="3240"/>
+        </w:tabs>
+        <w:ind w:left="3240" w:hanging="360"/>
+      </w:pPr>
+      <w:rPr>
+        <w:rFonts w:ascii="OpenSymbol" w:hAnsi="OpenSymbol" w:cs="OpenSymbol" w:hint="default"/>
+      </w:rPr>
+    </w:lvl>
+    <w:lvl w:ilvl="8">
+      <w:start w:val="1"/>
+      <w:numFmt w:val="bullet"/>
+      <w:lvlText w:val="-"/>
+      <w:lvlJc w:val="left"/>
+      <w:pPr>
+        <w:tabs>
+          <w:tab w:val="num" w:pos="3600"/>
+        </w:tabs>
+        <w:ind w:left="3600" w:hanging="360"/>
+      </w:pPr>
+      <w:rPr>
+        <w:rFonts w:ascii="OpenSymbol" w:hAnsi="OpenSymbol" w:cs="OpenSymbol" w:hint="default"/>
+      </w:rPr>
+    </w:lvl>
+  </w:abstractNum>
+  <w:abstractNum w:abstractNumId="1" w15:restartNumberingAfterBreak="0">
+    <w:nsid w:val="3FFE2D98"/>
+    <w:multiLevelType w:val="multilevel"/>
+    <w:tmpl w:val="9648D8E0"/>
+    <w:lvl w:ilvl="0">
+      <w:start w:val="1"/>
+      <w:numFmt w:val="none"/>
+      <w:suff w:val="nothing"/>
+      <w:lvlText w:val=""/>
+      <w:lvlJc w:val="left"/>
+      <w:pPr>
+        <w:tabs>
+          <w:tab w:val="num" w:pos="0"/>
+        </w:tabs>
+        <w:ind w:left="0" w:firstLine="0"/>
+      </w:pPr>
+    </w:lvl>
+    <w:lvl w:ilvl="1">
+      <w:start w:val="1"/>
+      <w:numFmt w:val="none"/>
+      <w:suff w:val="nothing"/>
+      <w:lvlText w:val=""/>
+      <w:lvlJc w:val="left"/>
+      <w:pPr>
+        <w:tabs>
+          <w:tab w:val="num" w:pos="0"/>
+        </w:tabs>
+        <w:ind w:left="0" w:firstLine="0"/>
+      </w:pPr>
+    </w:lvl>
+    <w:lvl w:ilvl="2">
+      <w:start w:val="1"/>
+      <w:numFmt w:val="none"/>
+      <w:suff w:val="nothing"/>
+      <w:lvlText w:val=""/>
+      <w:lvlJc w:val="left"/>
+      <w:pPr>
+        <w:tabs>
+          <w:tab w:val="num" w:pos="0"/>
+        </w:tabs>
+        <w:ind w:left="0" w:firstLine="0"/>
+      </w:pPr>
+    </w:lvl>
+    <w:lvl w:ilvl="3">
+      <w:start w:val="1"/>
+      <w:numFmt w:val="none"/>
+      <w:suff w:val="nothing"/>
+      <w:lvlText w:val=""/>
+      <w:lvlJc w:val="left"/>
+      <w:pPr>
+        <w:tabs>
+          <w:tab w:val="num" w:pos="0"/>
+        </w:tabs>
+        <w:ind w:left="0" w:firstLine="0"/>
+      </w:pPr>
+    </w:lvl>
+    <w:lvl w:ilvl="4">
+      <w:start w:val="1"/>
+      <w:numFmt w:val="none"/>
+      <w:suff w:val="nothing"/>
+      <w:lvlText w:val=""/>
+      <w:lvlJc w:val="left"/>
+      <w:pPr>
+        <w:tabs>
+          <w:tab w:val="num" w:pos="0"/>
+        </w:tabs>
+        <w:ind w:left="0" w:firstLine="0"/>
+      </w:pPr>
+    </w:lvl>
+    <w:lvl w:ilvl="5">
+      <w:start w:val="1"/>
+      <w:numFmt w:val="none"/>
+      <w:suff w:val="nothing"/>
+      <w:lvlText w:val=""/>
+      <w:lvlJc w:val="left"/>
+      <w:pPr>
+        <w:tabs>
+          <w:tab w:val="num" w:pos="0"/>
+        </w:tabs>
+        <w:ind w:left="0" w:firstLine="0"/>
+      </w:pPr>
+    </w:lvl>
+    <w:lvl w:ilvl="6">
+      <w:start w:val="1"/>
+      <w:numFmt w:val="none"/>
+      <w:suff w:val="nothing"/>
+      <w:lvlText w:val=""/>
+      <w:lvlJc w:val="left"/>
+      <w:pPr>
+        <w:tabs>
+          <w:tab w:val="num" w:pos="0"/>
+        </w:tabs>
+        <w:ind w:left="0" w:firstLine="0"/>
+      </w:pPr>
+    </w:lvl>
+    <w:lvl w:ilvl="7">
+      <w:start w:val="1"/>
+      <w:numFmt w:val="none"/>
+      <w:suff w:val="nothing"/>
+      <w:lvlText w:val=""/>
+      <w:lvlJc w:val="left"/>
+      <w:pPr>
+        <w:tabs>
+          <w:tab w:val="num" w:pos="0"/>
+        </w:tabs>
+        <w:ind w:left="0" w:firstLine="0"/>
+      </w:pPr>
+    </w:lvl>
+    <w:lvl w:ilvl="8">
+      <w:start w:val="1"/>
+      <w:numFmt w:val="none"/>
+      <w:suff w:val="nothing"/>
+      <w:lvlText w:val=""/>
+      <w:lvlJc w:val="left"/>
+      <w:pPr>
+        <w:tabs>
+          <w:tab w:val="num" w:pos="0"/>
+        </w:tabs>
+        <w:ind w:left="0" w:firstLine="0"/>
+      </w:pPr>
+    </w:lvl>
+  </w:abstractNum>
+  <w:abstractNum w:abstractNumId="2" w15:restartNumberingAfterBreak="0">
+    <w:nsid w:val="4AD93698"/>
+    <w:multiLevelType w:val="multilevel"/>
+    <w:tmpl w:val="4A8062DA"/>
+    <w:lvl w:ilvl="0">
+      <w:start w:val="1"/>
+      <w:numFmt w:val="bullet"/>
+      <w:lvlText w:val="-"/>
+      <w:lvlJc w:val="left"/>
+      <w:pPr>
+        <w:tabs>
+          <w:tab w:val="num" w:pos="720"/>
+        </w:tabs>
+        <w:ind w:left="720" w:hanging="360"/>
       </w:pPr>
       <w:rPr>
         <w:rFonts w:ascii="Times New Roman" w:hAnsi="Times New Roman" w:cs="Times New Roman" w:hint="default"/>
@@ -2602,12 +2612,12 @@
       <w:start w:val="1"/>
       <w:numFmt w:val="bullet"/>
       <w:lvlText w:val=""/>
-      <w:lvlJc w:val="start"/>
+      <w:lvlJc w:val="left"/>
       <w:pPr>
         <w:tabs>
           <w:tab w:val="num" w:pos="1440"/>
         </w:tabs>
-        <w:ind w:start="1440" w:hanging="360"/>
+        <w:ind w:left="1440" w:hanging="360"/>
       </w:pPr>
       <w:rPr>
         <w:rFonts w:ascii="Symbol" w:hAnsi="Symbol" w:cs="Symbol" w:hint="default"/>
@@ -2618,12 +2628,12 @@
       <w:start w:val="1"/>
       <w:numFmt w:val="bullet"/>
       <w:lvlText w:val=""/>
-      <w:lvlJc w:val="start"/>
+      <w:lvlJc w:val="left"/>
       <w:pPr>
         <w:tabs>
           <w:tab w:val="num" w:pos="2160"/>
         </w:tabs>
-        <w:ind w:start="2160" w:hanging="360"/>
+        <w:ind w:left="2160" w:hanging="360"/>
       </w:pPr>
       <w:rPr>
         <w:rFonts w:ascii="Symbol" w:hAnsi="Symbol" w:cs="Symbol" w:hint="default"/>
@@ -2634,12 +2644,12 @@
       <w:start w:val="1"/>
       <w:numFmt w:val="bullet"/>
       <w:lvlText w:val=""/>
-      <w:lvlJc w:val="start"/>
+      <w:lvlJc w:val="left"/>
       <w:pPr>
         <w:tabs>
           <w:tab w:val="num" w:pos="2880"/>
         </w:tabs>
-        <w:ind w:start="2880" w:hanging="360"/>
+        <w:ind w:left="2880" w:hanging="360"/>
       </w:pPr>
       <w:rPr>
         <w:rFonts w:ascii="Symbol" w:hAnsi="Symbol" w:cs="Symbol" w:hint="default"/>
@@ -2650,12 +2660,12 @@
       <w:start w:val="1"/>
       <w:numFmt w:val="bullet"/>
       <w:lvlText w:val=""/>
-      <w:lvlJc w:val="start"/>
+      <w:lvlJc w:val="left"/>
       <w:pPr>
         <w:tabs>
           <w:tab w:val="num" w:pos="3600"/>
         </w:tabs>
-        <w:ind w:start="3600" w:hanging="360"/>
+        <w:ind w:left="3600" w:hanging="360"/>
       </w:pPr>
       <w:rPr>
         <w:rFonts w:ascii="Symbol" w:hAnsi="Symbol" w:cs="Symbol" w:hint="default"/>
@@ -2666,12 +2676,12 @@
       <w:start w:val="1"/>
       <w:numFmt w:val="bullet"/>
       <w:lvlText w:val=""/>
-      <w:lvlJc w:val="start"/>
+      <w:lvlJc w:val="left"/>
       <w:pPr>
         <w:tabs>
           <w:tab w:val="num" w:pos="4320"/>
         </w:tabs>
-        <w:ind w:start="4320" w:hanging="360"/>
+        <w:ind w:left="4320" w:hanging="360"/>
       </w:pPr>
       <w:rPr>
         <w:rFonts w:ascii="Symbol" w:hAnsi="Symbol" w:cs="Symbol" w:hint="default"/>
@@ -2682,12 +2692,12 @@
       <w:start w:val="1"/>
       <w:numFmt w:val="bullet"/>
       <w:lvlText w:val=""/>
-      <w:lvlJc w:val="start"/>
+      <w:lvlJc w:val="left"/>
       <w:pPr>
         <w:tabs>
           <w:tab w:val="num" w:pos="5040"/>
         </w:tabs>
-        <w:ind w:start="5040" w:hanging="360"/>
+        <w:ind w:left="5040" w:hanging="360"/>
       </w:pPr>
       <w:rPr>
         <w:rFonts w:ascii="Symbol" w:hAnsi="Symbol" w:cs="Symbol" w:hint="default"/>
@@ -2698,12 +2708,12 @@
       <w:start w:val="1"/>
       <w:numFmt w:val="bullet"/>
       <w:lvlText w:val=""/>
-      <w:lvlJc w:val="start"/>
+      <w:lvlJc w:val="left"/>
       <w:pPr>
         <w:tabs>
           <w:tab w:val="num" w:pos="5760"/>
         </w:tabs>
-        <w:ind w:start="5760" w:hanging="360"/>
+        <w:ind w:left="5760" w:hanging="360"/>
       </w:pPr>
       <w:rPr>
         <w:rFonts w:ascii="Symbol" w:hAnsi="Symbol" w:cs="Symbol" w:hint="default"/>
@@ -2714,12 +2724,12 @@
       <w:start w:val="1"/>
       <w:numFmt w:val="bullet"/>
       <w:lvlText w:val=""/>
-      <w:lvlJc w:val="start"/>
+      <w:lvlJc w:val="left"/>
       <w:pPr>
         <w:tabs>
           <w:tab w:val="num" w:pos="6480"/>
         </w:tabs>
-        <w:ind w:start="6480" w:hanging="360"/>
+        <w:ind w:left="6480" w:hanging="360"/>
       </w:pPr>
       <w:rPr>
         <w:rFonts w:ascii="Symbol" w:hAnsi="Symbol" w:cs="Symbol" w:hint="default"/>
@@ -2727,17 +2737,133 @@
       </w:rPr>
     </w:lvl>
   </w:abstractNum>
-  <w:abstractNum w:abstractNumId="3">
+  <w:abstractNum w:abstractNumId="3" w15:restartNumberingAfterBreak="0">
+    <w:nsid w:val="4E7C3A03"/>
+    <w:multiLevelType w:val="multilevel"/>
+    <w:tmpl w:val="0B5AD248"/>
+    <w:lvl w:ilvl="0">
+      <w:start w:val="1"/>
+      <w:numFmt w:val="decimal"/>
+      <w:lvlText w:val="%1."/>
+      <w:lvlJc w:val="left"/>
+      <w:pPr>
+        <w:tabs>
+          <w:tab w:val="num" w:pos="0"/>
+        </w:tabs>
+        <w:ind w:left="720" w:hanging="360"/>
+      </w:pPr>
+    </w:lvl>
+    <w:lvl w:ilvl="1">
+      <w:start w:val="1"/>
+      <w:numFmt w:val="lowerLetter"/>
+      <w:lvlText w:val="%2."/>
+      <w:lvlJc w:val="left"/>
+      <w:pPr>
+        <w:tabs>
+          <w:tab w:val="num" w:pos="0"/>
+        </w:tabs>
+        <w:ind w:left="1440" w:hanging="360"/>
+      </w:pPr>
+    </w:lvl>
+    <w:lvl w:ilvl="2">
+      <w:start w:val="1"/>
+      <w:numFmt w:val="lowerRoman"/>
+      <w:lvlText w:val="%3."/>
+      <w:lvlJc w:val="right"/>
+      <w:pPr>
+        <w:tabs>
+          <w:tab w:val="num" w:pos="0"/>
+        </w:tabs>
+        <w:ind w:left="2160" w:hanging="180"/>
+      </w:pPr>
+    </w:lvl>
+    <w:lvl w:ilvl="3">
+      <w:start w:val="1"/>
+      <w:numFmt w:val="decimal"/>
+      <w:lvlText w:val="%4."/>
+      <w:lvlJc w:val="left"/>
+      <w:pPr>
+        <w:tabs>
+          <w:tab w:val="num" w:pos="0"/>
+        </w:tabs>
+        <w:ind w:left="2880" w:hanging="360"/>
+      </w:pPr>
+    </w:lvl>
+    <w:lvl w:ilvl="4">
+      <w:start w:val="1"/>
+      <w:numFmt w:val="lowerLetter"/>
+      <w:lvlText w:val="%5."/>
+      <w:lvlJc w:val="left"/>
+      <w:pPr>
+        <w:tabs>
+          <w:tab w:val="num" w:pos="0"/>
+        </w:tabs>
+        <w:ind w:left="3600" w:hanging="360"/>
+      </w:pPr>
+    </w:lvl>
+    <w:lvl w:ilvl="5">
+      <w:start w:val="1"/>
+      <w:numFmt w:val="lowerRoman"/>
+      <w:lvlText w:val="%6."/>
+      <w:lvlJc w:val="right"/>
+      <w:pPr>
+        <w:tabs>
+          <w:tab w:val="num" w:pos="0"/>
+        </w:tabs>
+        <w:ind w:left="4320" w:hanging="180"/>
+      </w:pPr>
+    </w:lvl>
+    <w:lvl w:ilvl="6">
+      <w:start w:val="1"/>
+      <w:numFmt w:val="decimal"/>
+      <w:lvlText w:val="%7."/>
+      <w:lvlJc w:val="left"/>
+      <w:pPr>
+        <w:tabs>
+          <w:tab w:val="num" w:pos="0"/>
+        </w:tabs>
+        <w:ind w:left="5040" w:hanging="360"/>
+      </w:pPr>
+    </w:lvl>
+    <w:lvl w:ilvl="7">
+      <w:start w:val="1"/>
+      <w:numFmt w:val="lowerLetter"/>
+      <w:lvlText w:val="%8."/>
+      <w:lvlJc w:val="left"/>
+      <w:pPr>
+        <w:tabs>
+          <w:tab w:val="num" w:pos="0"/>
+        </w:tabs>
+        <w:ind w:left="5760" w:hanging="360"/>
+      </w:pPr>
+    </w:lvl>
+    <w:lvl w:ilvl="8">
+      <w:start w:val="1"/>
+      <w:numFmt w:val="lowerRoman"/>
+      <w:lvlText w:val="%9."/>
+      <w:lvlJc w:val="right"/>
+      <w:pPr>
+        <w:tabs>
+          <w:tab w:val="num" w:pos="0"/>
+        </w:tabs>
+        <w:ind w:left="6480" w:hanging="180"/>
+      </w:pPr>
+    </w:lvl>
+  </w:abstractNum>
+  <w:abstractNum w:abstractNumId="4" w15:restartNumberingAfterBreak="0">
+    <w:nsid w:val="66807EC8"/>
+    <w:multiLevelType w:val="multilevel"/>
+    <w:tmpl w:val="3E00EF0C"/>
     <w:lvl w:ilvl="0">
       <w:start w:val="1"/>
       <w:numFmt w:val="bullet"/>
       <w:lvlText w:val="-"/>
-      <w:lvlJc w:val="start"/>
+      <w:lvlJc w:val="left"/>
       <w:pPr>
         <w:tabs>
           <w:tab w:val="num" w:pos="720"/>
         </w:tabs>
-        <w:ind w:start="720" w:hanging="360"/>
+        <w:ind w:left="720" w:hanging="360"/>
       </w:pPr>
       <w:rPr>
         <w:rFonts w:ascii="Times New Roman" w:hAnsi="Times New Roman" w:cs="Times New Roman" w:hint="default"/>
@@ -2747,387 +2873,123 @@
       <w:start w:val="1"/>
       <w:numFmt w:val="decimal"/>
       <w:lvlText w:val="%2."/>
-      <w:lvlJc w:val="start"/>
+      <w:lvlJc w:val="left"/>
       <w:pPr>
         <w:tabs>
           <w:tab w:val="num" w:pos="1440"/>
         </w:tabs>
-        <w:ind w:start="1440" w:hanging="360"/>
-      </w:pPr>
-      <w:rPr/>
+        <w:ind w:left="1440" w:hanging="360"/>
+      </w:pPr>
     </w:lvl>
     <w:lvl w:ilvl="2">
       <w:start w:val="1"/>
       <w:numFmt w:val="decimal"/>
       <w:lvlText w:val="%3."/>
-      <w:lvlJc w:val="start"/>
+      <w:lvlJc w:val="left"/>
       <w:pPr>
         <w:tabs>
           <w:tab w:val="num" w:pos="2160"/>
         </w:tabs>
-        <w:ind w:start="2160" w:hanging="360"/>
-      </w:pPr>
-      <w:rPr/>
+        <w:ind w:left="2160" w:hanging="360"/>
+      </w:pPr>
     </w:lvl>
     <w:lvl w:ilvl="3">
       <w:start w:val="1"/>
       <w:numFmt w:val="decimal"/>
       <w:lvlText w:val="%4."/>
-      <w:lvlJc w:val="start"/>
+      <w:lvlJc w:val="left"/>
       <w:pPr>
         <w:tabs>
           <w:tab w:val="num" w:pos="2880"/>
         </w:tabs>
-        <w:ind w:start="2880" w:hanging="360"/>
-      </w:pPr>
-      <w:rPr/>
+        <w:ind w:left="2880" w:hanging="360"/>
+      </w:pPr>
     </w:lvl>
     <w:lvl w:ilvl="4">
       <w:start w:val="1"/>
       <w:numFmt w:val="decimal"/>
       <w:lvlText w:val="%5."/>
-      <w:lvlJc w:val="start"/>
+      <w:lvlJc w:val="left"/>
       <w:pPr>
         <w:tabs>
           <w:tab w:val="num" w:pos="3600"/>
         </w:tabs>
-        <w:ind w:start="3600" w:hanging="360"/>
-      </w:pPr>
-      <w:rPr/>
+        <w:ind w:left="3600" w:hanging="360"/>
+      </w:pPr>
     </w:lvl>
     <w:lvl w:ilvl="5">
       <w:start w:val="1"/>
       <w:numFmt w:val="decimal"/>
       <w:lvlText w:val="%6."/>
-      <w:lvlJc w:val="start"/>
+      <w:lvlJc w:val="left"/>
       <w:pPr>
         <w:tabs>
           <w:tab w:val="num" w:pos="4320"/>
         </w:tabs>
-        <w:ind w:start="4320" w:hanging="360"/>
-      </w:pPr>
-      <w:rPr/>
+        <w:ind w:left="4320" w:hanging="360"/>
+      </w:pPr>
     </w:lvl>
     <w:lvl w:ilvl="6">
       <w:start w:val="1"/>
       <w:numFmt w:val="decimal"/>
       <w:lvlText w:val="%7."/>
-      <w:lvlJc w:val="start"/>
+      <w:lvlJc w:val="left"/>
       <w:pPr>
         <w:tabs>
           <w:tab w:val="num" w:pos="5040"/>
         </w:tabs>
-        <w:ind w:start="5040" w:hanging="360"/>
-      </w:pPr>
-      <w:rPr/>
+        <w:ind w:left="5040" w:hanging="360"/>
+      </w:pPr>
     </w:lvl>
     <w:lvl w:ilvl="7">
       <w:start w:val="1"/>
       <w:numFmt w:val="decimal"/>
       <w:lvlText w:val="%8."/>
-      <w:lvlJc w:val="start"/>
+      <w:lvlJc w:val="left"/>
       <w:pPr>
         <w:tabs>
           <w:tab w:val="num" w:pos="5760"/>
         </w:tabs>
-        <w:ind w:start="5760" w:hanging="360"/>
-      </w:pPr>
-      <w:rPr/>
+        <w:ind w:left="5760" w:hanging="360"/>
+      </w:pPr>
     </w:lvl>
     <w:lvl w:ilvl="8">
       <w:start w:val="1"/>
       <w:numFmt w:val="decimal"/>
       <w:lvlText w:val="%9."/>
-      <w:lvlJc w:val="start"/>
+      <w:lvlJc w:val="left"/>
       <w:pPr>
         <w:tabs>
           <w:tab w:val="num" w:pos="6480"/>
         </w:tabs>
-        <w:ind w:start="6480" w:hanging="360"/>
-      </w:pPr>
-      <w:rPr/>
+        <w:ind w:left="6480" w:hanging="360"/>
+      </w:pPr>
     </w:lvl>
   </w:abstractNum>
-  <w:abstractNum w:abstractNumId="4">
-    <w:lvl w:ilvl="0">
-      <w:start w:val="1"/>
-      <w:numFmt w:val="bullet"/>
-      <w:lvlText w:val="-"/>
-      <w:lvlJc w:val="start"/>
-      <w:pPr>
-        <w:tabs>
-          <w:tab w:val="num" w:pos="720"/>
-        </w:tabs>
-        <w:ind w:start="720" w:hanging="360"/>
-      </w:pPr>
-      <w:rPr>
-        <w:rFonts w:ascii="OpenSymbol" w:hAnsi="OpenSymbol" w:cs="OpenSymbol" w:hint="default"/>
-      </w:rPr>
-    </w:lvl>
-    <w:lvl w:ilvl="1">
-      <w:start w:val="1"/>
-      <w:numFmt w:val="bullet"/>
-      <w:lvlText w:val="-"/>
-      <w:lvlJc w:val="start"/>
-      <w:pPr>
-        <w:tabs>
-          <w:tab w:val="num" w:pos="1080"/>
-        </w:tabs>
-        <w:ind w:start="1080" w:hanging="360"/>
-      </w:pPr>
-      <w:rPr>
-        <w:rFonts w:ascii="OpenSymbol" w:hAnsi="OpenSymbol" w:cs="OpenSymbol" w:hint="default"/>
-      </w:rPr>
-    </w:lvl>
-    <w:lvl w:ilvl="2">
-      <w:start w:val="1"/>
-      <w:numFmt w:val="bullet"/>
-      <w:lvlText w:val="-"/>
-      <w:lvlJc w:val="start"/>
-      <w:pPr>
-        <w:tabs>
-          <w:tab w:val="num" w:pos="1440"/>
-        </w:tabs>
-        <w:ind w:start="1440" w:hanging="360"/>
-      </w:pPr>
-      <w:rPr>
-        <w:rFonts w:ascii="OpenSymbol" w:hAnsi="OpenSymbol" w:cs="OpenSymbol" w:hint="default"/>
-      </w:rPr>
-    </w:lvl>
-    <w:lvl w:ilvl="3">
-      <w:start w:val="1"/>
-      <w:numFmt w:val="bullet"/>
-      <w:lvlText w:val="-"/>
-      <w:lvlJc w:val="start"/>
-      <w:pPr>
-        <w:tabs>
-          <w:tab w:val="num" w:pos="1800"/>
-        </w:tabs>
-        <w:ind w:start="1800" w:hanging="360"/>
-      </w:pPr>
-      <w:rPr>
-        <w:rFonts w:ascii="OpenSymbol" w:hAnsi="OpenSymbol" w:cs="OpenSymbol" w:hint="default"/>
-      </w:rPr>
-    </w:lvl>
-    <w:lvl w:ilvl="4">
-      <w:start w:val="1"/>
-      <w:numFmt w:val="bullet"/>
-      <w:lvlText w:val="-"/>
-      <w:lvlJc w:val="start"/>
-      <w:pPr>
-        <w:tabs>
-          <w:tab w:val="num" w:pos="2160"/>
-        </w:tabs>
-        <w:ind w:start="2160" w:hanging="360"/>
-      </w:pPr>
-      <w:rPr>
-        <w:rFonts w:ascii="OpenSymbol" w:hAnsi="OpenSymbol" w:cs="OpenSymbol" w:hint="default"/>
-      </w:rPr>
-    </w:lvl>
-    <w:lvl w:ilvl="5">
-      <w:start w:val="1"/>
-      <w:numFmt w:val="bullet"/>
-      <w:lvlText w:val="-"/>
-      <w:lvlJc w:val="start"/>
-      <w:pPr>
-        <w:tabs>
-          <w:tab w:val="num" w:pos="2520"/>
-        </w:tabs>
-        <w:ind w:start="2520" w:hanging="360"/>
-      </w:pPr>
-      <w:rPr>
-        <w:rFonts w:ascii="OpenSymbol" w:hAnsi="OpenSymbol" w:cs="OpenSymbol" w:hint="default"/>
-      </w:rPr>
-    </w:lvl>
-    <w:lvl w:ilvl="6">
-      <w:start w:val="1"/>
-      <w:numFmt w:val="bullet"/>
-      <w:lvlText w:val="-"/>
-      <w:lvlJc w:val="start"/>
-      <w:pPr>
-        <w:tabs>
-          <w:tab w:val="num" w:pos="2880"/>
-        </w:tabs>
-        <w:ind w:start="2880" w:hanging="360"/>
-      </w:pPr>
-      <w:rPr>
-        <w:rFonts w:ascii="OpenSymbol" w:hAnsi="OpenSymbol" w:cs="OpenSymbol" w:hint="default"/>
-      </w:rPr>
-    </w:lvl>
-    <w:lvl w:ilvl="7">
-      <w:start w:val="1"/>
-      <w:numFmt w:val="bullet"/>
-      <w:lvlText w:val="-"/>
-      <w:lvlJc w:val="start"/>
-      <w:pPr>
-        <w:tabs>
-          <w:tab w:val="num" w:pos="3240"/>
-        </w:tabs>
-        <w:ind w:start="3240" w:hanging="360"/>
-      </w:pPr>
-      <w:rPr>
-        <w:rFonts w:ascii="OpenSymbol" w:hAnsi="OpenSymbol" w:cs="OpenSymbol" w:hint="default"/>
-      </w:rPr>
-    </w:lvl>
-    <w:lvl w:ilvl="8">
-      <w:start w:val="1"/>
-      <w:numFmt w:val="bullet"/>
-      <w:lvlText w:val="-"/>
-      <w:lvlJc w:val="start"/>
-      <w:pPr>
-        <w:tabs>
-          <w:tab w:val="num" w:pos="3600"/>
-        </w:tabs>
-        <w:ind w:start="3600" w:hanging="360"/>
-      </w:pPr>
-      <w:rPr>
-        <w:rFonts w:ascii="OpenSymbol" w:hAnsi="OpenSymbol" w:cs="OpenSymbol" w:hint="default"/>
-      </w:rPr>
-    </w:lvl>
-  </w:abstractNum>
-  <w:abstractNum w:abstractNumId="5">
-    <w:lvl w:ilvl="0">
-      <w:start w:val="1"/>
-      <w:numFmt w:val="none"/>
-      <w:suff w:val="nothing"/>
-      <w:lvlText w:val=""/>
-      <w:lvlJc w:val="start"/>
-      <w:pPr>
-        <w:tabs>
-          <w:tab w:val="num" w:pos="0"/>
-        </w:tabs>
-        <w:ind w:start="0" w:hanging="0"/>
-      </w:pPr>
-    </w:lvl>
-    <w:lvl w:ilvl="1">
-      <w:start w:val="1"/>
-      <w:numFmt w:val="none"/>
-      <w:suff w:val="nothing"/>
-      <w:lvlText w:val=""/>
-      <w:lvlJc w:val="start"/>
-      <w:pPr>
-        <w:tabs>
-          <w:tab w:val="num" w:pos="0"/>
-        </w:tabs>
-        <w:ind w:start="0" w:hanging="0"/>
-      </w:pPr>
-    </w:lvl>
-    <w:lvl w:ilvl="2">
-      <w:start w:val="1"/>
-      <w:numFmt w:val="none"/>
-      <w:suff w:val="nothing"/>
-      <w:lvlText w:val=""/>
-      <w:lvlJc w:val="start"/>
-      <w:pPr>
-        <w:tabs>
-          <w:tab w:val="num" w:pos="0"/>
-        </w:tabs>
-        <w:ind w:start="0" w:hanging="0"/>
-      </w:pPr>
-    </w:lvl>
-    <w:lvl w:ilvl="3">
-      <w:start w:val="1"/>
-      <w:numFmt w:val="none"/>
-      <w:suff w:val="nothing"/>
-      <w:lvlText w:val=""/>
-      <w:lvlJc w:val="start"/>
-      <w:pPr>
-        <w:tabs>
-          <w:tab w:val="num" w:pos="0"/>
-        </w:tabs>
-        <w:ind w:start="0" w:hanging="0"/>
-      </w:pPr>
-    </w:lvl>
-    <w:lvl w:ilvl="4">
-      <w:start w:val="1"/>
-      <w:numFmt w:val="none"/>
-      <w:suff w:val="nothing"/>
-      <w:lvlText w:val=""/>
-      <w:lvlJc w:val="start"/>
-      <w:pPr>
-        <w:tabs>
-          <w:tab w:val="num" w:pos="0"/>
-        </w:tabs>
-        <w:ind w:start="0" w:hanging="0"/>
-      </w:pPr>
-    </w:lvl>
-    <w:lvl w:ilvl="5">
-      <w:start w:val="1"/>
-      <w:numFmt w:val="none"/>
-      <w:suff w:val="nothing"/>
-      <w:lvlText w:val=""/>
-      <w:lvlJc w:val="start"/>
-      <w:pPr>
-        <w:tabs>
-          <w:tab w:val="num" w:pos="0"/>
-        </w:tabs>
-        <w:ind w:start="0" w:hanging="0"/>
-      </w:pPr>
-    </w:lvl>
-    <w:lvl w:ilvl="6">
-      <w:start w:val="1"/>
-      <w:numFmt w:val="none"/>
-      <w:suff w:val="nothing"/>
-      <w:lvlText w:val=""/>
-      <w:lvlJc w:val="start"/>
-      <w:pPr>
-        <w:tabs>
-          <w:tab w:val="num" w:pos="0"/>
-        </w:tabs>
-        <w:ind w:start="0" w:hanging="0"/>
-      </w:pPr>
-    </w:lvl>
-    <w:lvl w:ilvl="7">
-      <w:start w:val="1"/>
-      <w:numFmt w:val="none"/>
-      <w:suff w:val="nothing"/>
-      <w:lvlText w:val=""/>
-      <w:lvlJc w:val="start"/>
-      <w:pPr>
-        <w:tabs>
-          <w:tab w:val="num" w:pos="0"/>
-        </w:tabs>
-        <w:ind w:start="0" w:hanging="0"/>
-      </w:pPr>
-    </w:lvl>
-    <w:lvl w:ilvl="8">
-      <w:start w:val="1"/>
-      <w:numFmt w:val="none"/>
-      <w:suff w:val="nothing"/>
-      <w:lvlText w:val=""/>
-      <w:lvlJc w:val="start"/>
-      <w:pPr>
-        <w:tabs>
-          <w:tab w:val="num" w:pos="0"/>
-        </w:tabs>
-        <w:ind w:start="0" w:hanging="0"/>
-      </w:pPr>
-    </w:lvl>
-  </w:abstractNum>
-  <w:num w:numId="1">
-    <w:abstractNumId w:val="1"/>
+  <w:num w:numId="1" w16cid:durableId="1029254573">
+    <w:abstractNumId w:val="3"/>
   </w:num>
-  <w:num w:numId="2">
+  <w:num w:numId="2" w16cid:durableId="446122120">
     <w:abstractNumId w:val="2"/>
   </w:num>
-  <w:num w:numId="3">
-    <w:abstractNumId w:val="3"/>
-  </w:num>
-  <w:num w:numId="4">
+  <w:num w:numId="3" w16cid:durableId="701246698">
     <w:abstractNumId w:val="4"/>
   </w:num>
-  <w:num w:numId="5">
-    <w:abstractNumId w:val="5"/>
+  <w:num w:numId="4" w16cid:durableId="1853033841">
+    <w:abstractNumId w:val="0"/>
+  </w:num>
+  <w:num w:numId="5" w16cid:durableId="1862355774">
+    <w:abstractNumId w:val="1"/>
   </w:num>
 </w:numbering>
 </file>
 
 <file path=word/styles.xml><?xml version="1.0" encoding="utf-8"?>
-<w:styles xmlns:w="http://schemas.openxmlformats.org/wordprocessingml/2006/main" xmlns:w14="http://schemas.microsoft.com/office/word/2010/wordml" xmlns:mc="http://schemas.openxmlformats.org/markup-compatibility/2006" mc:Ignorable="w14">
+<w:styles xmlns:mc="http://schemas.openxmlformats.org/markup-compatibility/2006" xmlns:r="http://schemas.openxmlformats.org/officeDocument/2006/relationships" xmlns:w="http://schemas.openxmlformats.org/wordprocessingml/2006/main" xmlns:w14="http://schemas.microsoft.com/office/word/2010/wordml" xmlns:w15="http://schemas.microsoft.com/office/word/2012/wordml" xmlns:w16cex="http://schemas.microsoft.com/office/word/2018/wordml/cex" xmlns:w16cid="http://schemas.microsoft.com/office/word/2016/wordml/cid" xmlns:w16="http://schemas.microsoft.com/office/word/2018/wordml" xmlns:w16du="http://schemas.microsoft.com/office/word/2023/wordml/word16du" xmlns:w16sdtdh="http://schemas.microsoft.com/office/word/2020/wordml/sdtdatahash" xmlns:w16sdtfl="http://schemas.microsoft.com/office/word/2024/wordml/sdtformatlock" xmlns:w16se="http://schemas.microsoft.com/office/word/2015/wordml/symex" mc:Ignorable="w14 w15 w16se w16cid w16 w16cex w16sdtdh w16sdtfl w16du">
   <w:docDefaults>
     <w:rPrDefault>
       <w:rPr>
-        <w:rFonts w:ascii="Liberation Serif" w:hAnsi="Liberation Serif" w:eastAsia="NSimSun" w:cs="Lucida Sans"/>
+        <w:rFonts w:ascii="Liberation Serif" w:eastAsia="NSimSun" w:hAnsi="Liberation Serif" w:cs="Lucida Sans"/>
         <w:kern w:val="2"/>
         <w:sz w:val="24"/>
         <w:szCs w:val="24"/>
@@ -3136,21 +2998,21 @@
     </w:rPrDefault>
     <w:pPrDefault>
       <w:pPr>
-        <w:suppressAutoHyphens w:val="true"/>
+        <w:suppressAutoHyphens/>
       </w:pPr>
     </w:pPrDefault>
   </w:docDefaults>
   <w:latentStyles w:defLockedState="0" w:defUIPriority="99" w:defSemiHidden="0" w:defUnhideWhenUsed="0" w:defQFormat="0" w:count="376">
     <w:lsdException w:name="Normal" w:uiPriority="0" w:qFormat="1"/>
     <w:lsdException w:name="heading 1" w:uiPriority="9" w:qFormat="1"/>
-    <w:lsdException w:name="heading 2" w:uiPriority="9" w:semiHidden="1" w:unhideWhenUsed="1" w:qFormat="1"/>
-    <w:lsdException w:name="heading 3" w:uiPriority="9" w:semiHidden="1" w:unhideWhenUsed="1" w:qFormat="1"/>
-    <w:lsdException w:name="heading 4" w:uiPriority="9" w:semiHidden="1" w:unhideWhenUsed="1" w:qFormat="1"/>
-    <w:lsdException w:name="heading 5" w:uiPriority="9" w:semiHidden="1" w:unhideWhenUsed="1" w:qFormat="1"/>
-    <w:lsdException w:name="heading 6" w:uiPriority="9" w:semiHidden="1" w:unhideWhenUsed="1" w:qFormat="1"/>
-    <w:lsdException w:name="heading 7" w:uiPriority="9" w:semiHidden="1" w:unhideWhenUsed="1" w:qFormat="1"/>
-    <w:lsdException w:name="heading 8" w:uiPriority="9" w:semiHidden="1" w:unhideWhenUsed="1" w:qFormat="1"/>
-    <w:lsdException w:name="heading 9" w:uiPriority="9" w:semiHidden="1" w:unhideWhenUsed="1" w:qFormat="1"/>
+    <w:lsdException w:name="heading 2" w:semiHidden="1" w:uiPriority="9" w:unhideWhenUsed="1" w:qFormat="1"/>
+    <w:lsdException w:name="heading 3" w:semiHidden="1" w:uiPriority="9" w:unhideWhenUsed="1" w:qFormat="1"/>
+    <w:lsdException w:name="heading 4" w:semiHidden="1" w:uiPriority="9" w:unhideWhenUsed="1" w:qFormat="1"/>
+    <w:lsdException w:name="heading 5" w:semiHidden="1" w:uiPriority="9" w:unhideWhenUsed="1" w:qFormat="1"/>
+    <w:lsdException w:name="heading 6" w:semiHidden="1" w:uiPriority="9" w:unhideWhenUsed="1" w:qFormat="1"/>
+    <w:lsdException w:name="heading 7" w:semiHidden="1" w:uiPriority="9" w:unhideWhenUsed="1" w:qFormat="1"/>
+    <w:lsdException w:name="heading 8" w:semiHidden="1" w:uiPriority="9" w:unhideWhenUsed="1" w:qFormat="1"/>
+    <w:lsdException w:name="heading 9" w:semiHidden="1" w:uiPriority="9" w:unhideWhenUsed="1" w:qFormat="1"/>
     <w:lsdException w:name="index 1" w:semiHidden="1" w:unhideWhenUsed="1"/>
     <w:lsdException w:name="index 2" w:semiHidden="1" w:unhideWhenUsed="1"/>
     <w:lsdException w:name="index 3" w:semiHidden="1" w:unhideWhenUsed="1"/>
@@ -3160,22 +3022,22 @@
     <w:lsdException w:name="index 7" w:semiHidden="1" w:unhideWhenUsed="1"/>
     <w:lsdException w:name="index 8" w:semiHidden="1" w:unhideWhenUsed="1"/>
     <w:lsdException w:name="index 9" w:semiHidden="1" w:unhideWhenUsed="1"/>
-    <w:lsdException w:name="toc 1" w:uiPriority="39" w:semiHidden="1" w:unhideWhenUsed="1"/>
-    <w:lsdException w:name="toc 2" w:uiPriority="39" w:semiHidden="1" w:unhideWhenUsed="1"/>
-    <w:lsdException w:name="toc 3" w:uiPriority="39" w:semiHidden="1" w:unhideWhenUsed="1"/>
-    <w:lsdException w:name="toc 4" w:uiPriority="39" w:semiHidden="1" w:unhideWhenUsed="1"/>
-    <w:lsdException w:name="toc 5" w:uiPriority="39" w:semiHidden="1" w:unhideWhenUsed="1"/>
-    <w:lsdException w:name="toc 6" w:uiPriority="39" w:semiHidden="1" w:unhideWhenUsed="1"/>
-    <w:lsdException w:name="toc 7" w:uiPriority="39" w:semiHidden="1" w:unhideWhenUsed="1"/>
-    <w:lsdException w:name="toc 8" w:uiPriority="39" w:semiHidden="1" w:unhideWhenUsed="1"/>
-    <w:lsdException w:name="toc 9" w:uiPriority="39" w:semiHidden="1" w:unhideWhenUsed="1"/>
+    <w:lsdException w:name="toc 1" w:semiHidden="1" w:uiPriority="39" w:unhideWhenUsed="1"/>
+    <w:lsdException w:name="toc 2" w:semiHidden="1" w:uiPriority="39" w:unhideWhenUsed="1"/>
+    <w:lsdException w:name="toc 3" w:semiHidden="1" w:uiPriority="39" w:unhideWhenUsed="1"/>
+    <w:lsdException w:name="toc 4" w:semiHidden="1" w:uiPriority="39" w:unhideWhenUsed="1"/>
+    <w:lsdException w:name="toc 5" w:semiHidden="1" w:uiPriority="39" w:unhideWhenUsed="1"/>
+    <w:lsdException w:name="toc 6" w:semiHidden="1" w:uiPriority="39" w:unhideWhenUsed="1"/>
+    <w:lsdException w:name="toc 7" w:semiHidden="1" w:uiPriority="39" w:unhideWhenUsed="1"/>
+    <w:lsdException w:name="toc 8" w:semiHidden="1" w:uiPriority="39" w:unhideWhenUsed="1"/>
+    <w:lsdException w:name="toc 9" w:semiHidden="1" w:uiPriority="39" w:unhideWhenUsed="1"/>
     <w:lsdException w:name="Normal Indent" w:semiHidden="1" w:unhideWhenUsed="1"/>
     <w:lsdException w:name="footnote text" w:semiHidden="1" w:unhideWhenUsed="1"/>
     <w:lsdException w:name="annotation text" w:semiHidden="1" w:unhideWhenUsed="1"/>
     <w:lsdException w:name="header" w:semiHidden="1" w:unhideWhenUsed="1"/>
     <w:lsdException w:name="footer" w:semiHidden="1" w:unhideWhenUsed="1"/>
     <w:lsdException w:name="index heading" w:semiHidden="1" w:unhideWhenUsed="1"/>
-    <w:lsdException w:name="caption" w:uiPriority="35" w:semiHidden="1" w:unhideWhenUsed="1" w:qFormat="1"/>
+    <w:lsdException w:name="caption" w:semiHidden="1" w:uiPriority="35" w:unhideWhenUsed="1" w:qFormat="1"/>
     <w:lsdException w:name="table of figures" w:semiHidden="1" w:unhideWhenUsed="1"/>
     <w:lsdException w:name="envelope address" w:semiHidden="1" w:unhideWhenUsed="1"/>
     <w:lsdException w:name="envelope return" w:semiHidden="1" w:unhideWhenUsed="1"/>
@@ -3206,7 +3068,7 @@
     <w:lsdException w:name="Title" w:uiPriority="10" w:qFormat="1"/>
     <w:lsdException w:name="Closing" w:semiHidden="1" w:unhideWhenUsed="1"/>
     <w:lsdException w:name="Signature" w:semiHidden="1" w:unhideWhenUsed="1"/>
-    <w:lsdException w:name="Default Paragraph Font" w:uiPriority="1" w:semiHidden="1" w:unhideWhenUsed="1"/>
+    <w:lsdException w:name="Default Paragraph Font" w:semiHidden="1" w:uiPriority="1" w:unhideWhenUsed="1"/>
     <w:lsdException w:name="Body Text" w:semiHidden="1" w:unhideWhenUsed="1"/>
     <w:lsdException w:name="Body Text Indent" w:semiHidden="1" w:unhideWhenUsed="1"/>
     <w:lsdException w:name="List Continue" w:semiHidden="1" w:unhideWhenUsed="1"/>
@@ -3406,8 +3268,8 @@
     <w:lsdException w:name="Subtle Reference" w:uiPriority="31" w:qFormat="1"/>
     <w:lsdException w:name="Intense Reference" w:uiPriority="32" w:qFormat="1"/>
     <w:lsdException w:name="Book Title" w:uiPriority="33" w:qFormat="1"/>
-    <w:lsdException w:name="Bibliography" w:uiPriority="37" w:semiHidden="1" w:unhideWhenUsed="1"/>
-    <w:lsdException w:name="TOC Heading" w:uiPriority="39" w:semiHidden="1" w:unhideWhenUsed="1" w:qFormat="1"/>
+    <w:lsdException w:name="Bibliography" w:semiHidden="1" w:uiPriority="37" w:unhideWhenUsed="1"/>
+    <w:lsdException w:name="TOC Heading" w:semiHidden="1" w:uiPriority="39" w:unhideWhenUsed="1" w:qFormat="1"/>
     <w:lsdException w:name="Plain Table 1" w:uiPriority="41"/>
     <w:lsdException w:name="Plain Table 2" w:uiPriority="42"/>
     <w:lsdException w:name="Plain Table 3" w:uiPriority="43"/>
@@ -3518,36 +3380,47 @@
     <w:lsdException w:name="Unresolved Mention" w:semiHidden="1" w:unhideWhenUsed="1"/>
     <w:lsdException w:name="Smart Link" w:semiHidden="1" w:unhideWhenUsed="1"/>
   </w:latentStyles>
-  <w:style w:type="paragraph" w:styleId="Normal" w:default="1">
+  <w:style w:type="paragraph" w:default="1" w:styleId="a">
     <w:name w:val="Normal"/>
     <w:qFormat/>
-    <w:rsid w:val="008c7c6b"/>
+    <w:rsid w:val="008C7C6B"/>
     <w:pPr>
-      <w:widowControl/>
-      <w:suppressAutoHyphens w:val="true"/>
-      <w:bidi w:val="0"/>
-      <w:spacing w:before="0" w:after="0"/>
       <w:ind w:firstLine="709"/>
       <w:jc w:val="both"/>
       <w:textAlignment w:val="baseline"/>
     </w:pPr>
     <w:rPr>
-      <w:rFonts w:ascii="Times New Roman" w:hAnsi="Times New Roman" w:eastAsia="NSimSun" w:cs="Lucida Sans"/>
-      <w:color w:val="auto"/>
-      <w:kern w:val="2"/>
-      <w:sz w:val="24"/>
-      <w:szCs w:val="24"/>
-      <w:lang w:val="ru-RU" w:eastAsia="zh-CN" w:bidi="hi-IN"/>
+      <w:rFonts w:ascii="Times New Roman" w:hAnsi="Times New Roman"/>
     </w:rPr>
   </w:style>
-  <w:style w:type="character" w:styleId="DefaultParagraphFont" w:default="1">
+  <w:style w:type="character" w:default="1" w:styleId="a0">
     <w:name w:val="Default Paragraph Font"/>
     <w:uiPriority w:val="1"/>
+    <w:semiHidden/>
     <w:unhideWhenUsed/>
-    <w:qFormat/>
-    <w:rPr/>
   </w:style>
-  <w:style w:type="character" w:styleId="Internetlink" w:customStyle="1">
+  <w:style w:type="table" w:default="1" w:styleId="a1">
+    <w:name w:val="Normal Table"/>
+    <w:uiPriority w:val="99"/>
+    <w:semiHidden/>
+    <w:unhideWhenUsed/>
+    <w:tblPr>
+      <w:tblInd w:w="0" w:type="dxa"/>
+      <w:tblCellMar>
+        <w:top w:w="0" w:type="dxa"/>
+        <w:left w:w="108" w:type="dxa"/>
+        <w:bottom w:w="0" w:type="dxa"/>
+        <w:right w:w="108" w:type="dxa"/>
+      </w:tblCellMar>
+    </w:tblPr>
+  </w:style>
+  <w:style w:type="numbering" w:default="1" w:styleId="a2">
+    <w:name w:val="No List"/>
+    <w:uiPriority w:val="99"/>
+    <w:semiHidden/>
+    <w:unhideWhenUsed/>
+  </w:style>
+  <w:style w:type="character" w:customStyle="1" w:styleId="Internetlink">
     <w:name w:val="Internet link"/>
     <w:qFormat/>
     <w:rPr>
@@ -3555,33 +3428,32 @@
       <w:u w:val="single"/>
     </w:rPr>
   </w:style>
-  <w:style w:type="character" w:styleId="Style14" w:customStyle="1">
+  <w:style w:type="character" w:customStyle="1" w:styleId="a3">
     <w:name w:val="Символ нумерации"/>
     <w:qFormat/>
-    <w:rPr/>
   </w:style>
-  <w:style w:type="character" w:styleId="Style15" w:customStyle="1">
+  <w:style w:type="character" w:customStyle="1" w:styleId="a4">
     <w:name w:val="Текст выноски Знак"/>
-    <w:basedOn w:val="DefaultParagraphFont"/>
+    <w:basedOn w:val="a0"/>
     <w:qFormat/>
     <w:rPr>
-      <w:rFonts w:ascii="Segoe UI" w:hAnsi="Segoe UI" w:eastAsia="Segoe UI" w:cs="Mangal"/>
+      <w:rFonts w:ascii="Segoe UI" w:eastAsia="Segoe UI" w:hAnsi="Segoe UI" w:cs="Mangal"/>
       <w:sz w:val="18"/>
       <w:szCs w:val="16"/>
     </w:rPr>
   </w:style>
-  <w:style w:type="character" w:styleId="CommentReference">
+  <w:style w:type="character" w:styleId="a5">
     <w:name w:val="annotation reference"/>
-    <w:basedOn w:val="DefaultParagraphFont"/>
+    <w:basedOn w:val="a0"/>
     <w:qFormat/>
     <w:rPr>
       <w:sz w:val="16"/>
       <w:szCs w:val="16"/>
     </w:rPr>
   </w:style>
-  <w:style w:type="character" w:styleId="Style16" w:customStyle="1">
+  <w:style w:type="character" w:customStyle="1" w:styleId="a6">
     <w:name w:val="Текст примечания Знак"/>
-    <w:basedOn w:val="DefaultParagraphFont"/>
+    <w:basedOn w:val="a0"/>
     <w:qFormat/>
     <w:rPr>
       <w:rFonts w:cs="Mangal"/>
@@ -3589,9 +3461,9 @@
       <w:szCs w:val="18"/>
     </w:rPr>
   </w:style>
-  <w:style w:type="character" w:styleId="Style17" w:customStyle="1">
+  <w:style w:type="character" w:customStyle="1" w:styleId="a7">
     <w:name w:val="Тема примечания Знак"/>
-    <w:basedOn w:val="Style16"/>
+    <w:basedOn w:val="a6"/>
     <w:qFormat/>
     <w:rPr>
       <w:rFonts w:cs="Mangal"/>
@@ -3601,10 +3473,10 @@
       <w:szCs w:val="18"/>
     </w:rPr>
   </w:style>
-  <w:style w:type="character" w:styleId="HTML" w:customStyle="1">
+  <w:style w:type="character" w:customStyle="1" w:styleId="HTML">
     <w:name w:val="Стандартный HTML Знак"/>
-    <w:basedOn w:val="DefaultParagraphFont"/>
-    <w:link w:val="HTMLPreformatted"/>
+    <w:basedOn w:val="a0"/>
+    <w:link w:val="HTML0"/>
     <w:uiPriority w:val="99"/>
     <w:semiHidden/>
     <w:qFormat/>
@@ -3615,43 +3487,40 @@
       <w:szCs w:val="18"/>
     </w:rPr>
   </w:style>
-  <w:style w:type="character" w:styleId="Style18">
+  <w:style w:type="character" w:customStyle="1" w:styleId="a8">
     <w:name w:val="Маркеры"/>
     <w:qFormat/>
     <w:rPr>
-      <w:rFonts w:ascii="OpenSymbol" w:hAnsi="OpenSymbol" w:eastAsia="OpenSymbol" w:cs="OpenSymbol"/>
+      <w:rFonts w:ascii="OpenSymbol" w:eastAsia="OpenSymbol" w:hAnsi="OpenSymbol" w:cs="OpenSymbol"/>
     </w:rPr>
   </w:style>
-  <w:style w:type="paragraph" w:styleId="Style19" w:customStyle="1">
-    <w:name w:val="Заголовок"/>
+  <w:style w:type="paragraph" w:customStyle="1" w:styleId="1">
+    <w:name w:val="Заголовок1"/>
     <w:basedOn w:val="Standard"/>
     <w:next w:val="Textbody"/>
     <w:qFormat/>
     <w:pPr>
-      <w:keepNext w:val="true"/>
+      <w:keepNext/>
       <w:spacing w:before="240" w:after="120"/>
     </w:pPr>
     <w:rPr>
-      <w:rFonts w:ascii="Liberation Sans" w:hAnsi="Liberation Sans" w:eastAsia="Microsoft YaHei" w:cs="Liberation Sans"/>
+      <w:rFonts w:ascii="Liberation Sans" w:eastAsia="Microsoft YaHei" w:hAnsi="Liberation Sans" w:cs="Liberation Sans"/>
       <w:sz w:val="28"/>
       <w:szCs w:val="28"/>
     </w:rPr>
   </w:style>
-  <w:style w:type="paragraph" w:styleId="BodyText">
+  <w:style w:type="paragraph" w:styleId="a9">
     <w:name w:val="Body Text"/>
-    <w:basedOn w:val="Normal"/>
+    <w:basedOn w:val="a"/>
     <w:pPr>
-      <w:spacing w:lineRule="auto" w:line="276" w:before="0" w:after="140"/>
+      <w:spacing w:after="140" w:line="276" w:lineRule="auto"/>
     </w:pPr>
-    <w:rPr/>
   </w:style>
-  <w:style w:type="paragraph" w:styleId="List">
+  <w:style w:type="paragraph" w:styleId="aa">
     <w:name w:val="List"/>
     <w:basedOn w:val="Textbody"/>
-    <w:pPr/>
-    <w:rPr/>
   </w:style>
-  <w:style w:type="paragraph" w:styleId="Caption">
+  <w:style w:type="paragraph" w:styleId="ab">
     <w:name w:val="caption"/>
     <w:basedOn w:val="Standard"/>
     <w:qFormat/>
@@ -3664,101 +3533,81 @@
       <w:iCs/>
     </w:rPr>
   </w:style>
-  <w:style w:type="paragraph" w:styleId="Style20" w:customStyle="1">
-    <w:name w:val="Указатель"/>
+  <w:style w:type="paragraph" w:customStyle="1" w:styleId="10">
+    <w:name w:val="Указатель1"/>
     <w:basedOn w:val="Standard"/>
     <w:qFormat/>
     <w:pPr>
       <w:suppressLineNumbers/>
     </w:pPr>
-    <w:rPr/>
   </w:style>
-  <w:style w:type="paragraph" w:styleId="Standard" w:customStyle="1">
+  <w:style w:type="paragraph" w:customStyle="1" w:styleId="Standard">
     <w:name w:val="Standard"/>
     <w:qFormat/>
     <w:pPr>
-      <w:widowControl/>
-      <w:suppressAutoHyphens w:val="true"/>
-      <w:bidi w:val="0"/>
-      <w:spacing w:before="0" w:after="0"/>
-      <w:jc w:val="start"/>
       <w:textAlignment w:val="baseline"/>
     </w:pPr>
-    <w:rPr>
-      <w:rFonts w:ascii="Liberation Serif" w:hAnsi="Liberation Serif" w:eastAsia="NSimSun" w:cs="Lucida Sans"/>
-      <w:color w:val="auto"/>
-      <w:kern w:val="2"/>
-      <w:sz w:val="24"/>
-      <w:szCs w:val="24"/>
-      <w:lang w:val="ru-RU" w:eastAsia="zh-CN" w:bidi="hi-IN"/>
-    </w:rPr>
   </w:style>
-  <w:style w:type="paragraph" w:styleId="Textbody" w:customStyle="1">
+  <w:style w:type="paragraph" w:customStyle="1" w:styleId="Textbody">
     <w:name w:val="Text body"/>
     <w:basedOn w:val="Standard"/>
     <w:qFormat/>
     <w:pPr>
-      <w:spacing w:lineRule="auto" w:line="276" w:before="0" w:after="140"/>
+      <w:spacing w:after="140" w:line="276" w:lineRule="auto"/>
     </w:pPr>
-    <w:rPr/>
   </w:style>
-  <w:style w:type="paragraph" w:styleId="BalloonText">
+  <w:style w:type="paragraph" w:styleId="ac">
     <w:name w:val="Balloon Text"/>
-    <w:basedOn w:val="Normal"/>
+    <w:basedOn w:val="a"/>
     <w:qFormat/>
-    <w:pPr/>
     <w:rPr>
-      <w:rFonts w:ascii="Segoe UI" w:hAnsi="Segoe UI" w:eastAsia="Segoe UI" w:cs="Mangal"/>
+      <w:rFonts w:ascii="Segoe UI" w:eastAsia="Segoe UI" w:hAnsi="Segoe UI" w:cs="Mangal"/>
       <w:sz w:val="18"/>
       <w:szCs w:val="16"/>
     </w:rPr>
   </w:style>
-  <w:style w:type="paragraph" w:styleId="CommentText">
+  <w:style w:type="paragraph" w:styleId="ad">
     <w:name w:val="annotation text"/>
-    <w:basedOn w:val="Normal"/>
-    <w:pPr/>
+    <w:basedOn w:val="a"/>
     <w:rPr>
       <w:rFonts w:cs="Mangal"/>
       <w:sz w:val="20"/>
       <w:szCs w:val="18"/>
     </w:rPr>
   </w:style>
-  <w:style w:type="paragraph" w:styleId="annotationsubject">
+  <w:style w:type="paragraph" w:styleId="ae">
     <w:name w:val="annotation subject"/>
-    <w:basedOn w:val="CommentText"/>
-    <w:next w:val="CommentText"/>
+    <w:basedOn w:val="ad"/>
+    <w:next w:val="ad"/>
     <w:qFormat/>
-    <w:pPr/>
     <w:rPr>
       <w:b/>
       <w:bCs/>
     </w:rPr>
   </w:style>
-  <w:style w:type="paragraph" w:styleId="HTMLPreformatted">
+  <w:style w:type="paragraph" w:styleId="HTML0">
     <w:name w:val="HTML Preformatted"/>
-    <w:basedOn w:val="Normal"/>
+    <w:basedOn w:val="a"/>
     <w:link w:val="HTML"/>
     <w:uiPriority w:val="99"/>
     <w:semiHidden/>
     <w:unhideWhenUsed/>
     <w:qFormat/>
     <w:rsid w:val="00511860"/>
-    <w:pPr/>
     <w:rPr>
       <w:rFonts w:ascii="Consolas" w:hAnsi="Consolas" w:cs="Mangal"/>
       <w:sz w:val="20"/>
       <w:szCs w:val="18"/>
     </w:rPr>
   </w:style>
-  <w:style w:type="paragraph" w:styleId="ListParagraph">
+  <w:style w:type="paragraph" w:styleId="af">
     <w:name w:val="List Paragraph"/>
-    <w:basedOn w:val="Normal"/>
+    <w:basedOn w:val="a"/>
     <w:uiPriority w:val="34"/>
     <w:qFormat/>
-    <w:rsid w:val="008c7c6b"/>
+    <w:rsid w:val="008C7C6B"/>
     <w:pPr>
-      <w:spacing w:before="0" w:after="0"/>
-      <w:ind w:start="720"/>
+      <w:ind w:left="720"/>
       <w:contextualSpacing/>
     </w:pPr>
     <w:rPr>
@@ -3766,79 +3615,65 @@
       <w:szCs w:val="21"/>
     </w:rPr>
   </w:style>
-  <w:style w:type="numbering" w:styleId="Style21" w:default="1">
+  <w:style w:type="numbering" w:customStyle="1" w:styleId="af0">
     <w:name w:val="Без списка"/>
     <w:uiPriority w:val="99"/>
     <w:semiHidden/>
     <w:unhideWhenUsed/>
     <w:qFormat/>
   </w:style>
-  <w:style w:type="table" w:default="1" w:styleId="a1">
-    <w:name w:val="Normal Table"/>
-    <w:uiPriority w:val="99"/>
-    <w:semiHidden/>
-    <w:unhideWhenUsed/>
-    <w:tblPr>
-      <w:tblCellMar>
-        <w:top w:w="0" w:type="dxa"/>
-        <w:left w:w="108" w:type="dxa"/>
-        <w:bottom w:w="0" w:type="dxa"/>
-        <w:right w:w="108" w:type="dxa"/>
-      </w:tblCellMar>
-    </w:tblPr>
-  </w:style>
 </w:styles>
 </file>
 
 <file path=word/theme/theme1.xml><?xml version="1.0" encoding="utf-8"?>
-<a:theme xmlns:a="http://schemas.openxmlformats.org/drawingml/2006/main" xmlns:r="http://schemas.openxmlformats.org/officeDocument/2006/relationships" name="Тема Office">
+<a:theme xmlns:a="http://schemas.openxmlformats.org/drawingml/2006/main" name="Тема Office">
   <a:themeElements>
     <a:clrScheme name="Стандартная">
       <a:dk1>
         <a:srgbClr val="000000"/>
       </a:dk1>
       <a:lt1>
-        <a:srgbClr val="ffffff"/>
+        <a:srgbClr val="FFFFFF"/>
       </a:lt1>
       <a:dk2>
-        <a:srgbClr val="44546a"/>
+        <a:srgbClr val="44546A"/>
       </a:dk2>
       <a:lt2>
-        <a:srgbClr val="e7e6e6"/>
+        <a:srgbClr val="E7E6E6"/>
       </a:lt2>
       <a:accent1>
-        <a:srgbClr val="4472c4"/>
+        <a:srgbClr val="4472C4"/>
       </a:accent1>
       <a:accent2>
-        <a:srgbClr val="ed7d31"/>
+        <a:srgbClr val="ED7D31"/>
       </a:accent2>
       <a:accent3>
-        <a:srgbClr val="a5a5a5"/>
+        <a:srgbClr val="A5A5A5"/>
       </a:accent3>
       <a:accent4>
-        <a:srgbClr val="ffc000"/>
+        <a:srgbClr val="FFC000"/>
       </a:accent4>
       <a:accent5>
-        <a:srgbClr val="5b9bd5"/>
+        <a:srgbClr val="5B9BD5"/>
       </a:accent5>
       <a:accent6>
-        <a:srgbClr val="70ad47"/>
+        <a:srgbClr val="70AD47"/>
       </a:accent6>
       <a:hlink>
-        <a:srgbClr val="0563c1"/>
+        <a:srgbClr val="0563C1"/>
       </a:hlink>
       <a:folHlink>
-        <a:srgbClr val="954f72"/>
+        <a:srgbClr val="954F72"/>
       </a:folHlink>
     </a:clrScheme>
     <a:fontScheme name="Стандартная">
       <a:majorFont>
-        <a:latin typeface="Calibri Light" panose="020F0302020204030204" pitchFamily="0" charset="1"/>
+        <a:latin typeface="Calibri Light" panose="020F0302020204030204"/>
         <a:ea typeface=""/>
         <a:cs typeface=""/>
       </a:majorFont>
       <a:minorFont>
-        <a:latin typeface="Calibri" panose="020F0502020204030204" pitchFamily="0" charset="1"/>
+        <a:latin typeface="Calibri" panose="020F0502020204030204"/>
         <a:ea typeface=""/>
         <a:cs typeface=""/>
       </a:minorFont>
@@ -3870,7 +3705,7 @@
             </a:gs>
           </a:gsLst>
           <a:lin ang="5400000" scaled="0"/>
-          <a:tileRect l="0" t="0" r="0" b="0"/>
+          <a:tileRect/>
         </a:gradFill>
         <a:gradFill>
           <a:gsLst>
@@ -3894,7 +3729,7 @@
             </a:gs>
           </a:gsLst>
           <a:lin ang="5400000" scaled="0"/>
-          <a:tileRect l="0" t="0" r="0" b="0"/>
+          <a:tileRect/>
         </a:gradFill>
       </a:fillStyleLst>
       <a:lnStyleLst>
@@ -3954,10 +3789,12 @@
             </a:gs>
           </a:gsLst>
           <a:lin ang="5400000" scaled="0"/>
-          <a:tileRect l="0" t="0" r="0" b="0"/>
+          <a:tileRect/>
         </a:gradFill>
       </a:bgFillStyleLst>
     </a:fmtScheme>
   </a:themeElements>
+  <a:objectDefaults/>
+  <a:extraClrSchemeLst/>
 </a:theme>
 </file>
--- a/docs/2 статья/Гамов П.А. Статья 2.docx
+++ b/docs/2 статья/Гамов П.А. Статья 2.docx
@@ -8,6 +8,7 @@
         <w:spacing w:line="360" w:lineRule="auto"/>
         <w:jc w:val="center"/>
         <w:rPr>
+          <w:rFonts w:hint="eastAsia"/>
           <w:sz w:val="28"/>
           <w:szCs w:val="28"/>
         </w:rPr>
@@ -44,6 +45,9 @@
         <w:pStyle w:val="Standard"/>
         <w:spacing w:line="360" w:lineRule="auto"/>
         <w:jc w:val="right"/>
+        <w:rPr>
+          <w:rFonts w:hint="eastAsia"/>
+        </w:rPr>
       </w:pPr>
       <w:r>
         <w:rPr>
@@ -74,6 +78,7 @@
         <w:spacing w:line="360" w:lineRule="auto"/>
         <w:jc w:val="right"/>
         <w:rPr>
+          <w:rFonts w:hint="eastAsia"/>
           <w:sz w:val="28"/>
           <w:szCs w:val="28"/>
         </w:rPr>
@@ -95,6 +100,7 @@
         <w:spacing w:line="360" w:lineRule="auto"/>
         <w:jc w:val="right"/>
         <w:rPr>
+          <w:rFonts w:hint="eastAsia"/>
           <w:sz w:val="28"/>
           <w:szCs w:val="28"/>
         </w:rPr>
@@ -119,9 +125,6 @@
     <w:p>
       <w:pPr>
         <w:spacing w:line="360" w:lineRule="auto"/>
-        <w:rPr>
-          <w:lang w:val="en-US"/>
-        </w:rPr>
       </w:pPr>
       <w:r>
         <w:rPr>
@@ -145,7 +148,7 @@
           <w:sz w:val="28"/>
           <w:szCs w:val="28"/>
         </w:rPr>
-        <w:t>В статье представлена авторская методика формирования здоровых привычек, разработанная для условий цифровизации повседневной жизни. Методика основана на синергетическом сочетании инструментов геймификации и механизмов наставнической поддержки. Целью разработки является преодоление ограничений существующих коммерческих решений за счет повышения уровня персонализации, мгновенной обратной связи и устойчивой мотивации пользователей. Описаны ключевые элементы методики, ее отличия от аналогов и теоретич</w:t>
+        <w:t>В статье представлена авторская методика формирования здоровых привычек</w:t>
       </w:r>
       <w:r>
         <w:rPr>
@@ -153,7 +156,102 @@
           <w:sz w:val="28"/>
           <w:szCs w:val="28"/>
         </w:rPr>
-        <w:t>ески обоснованные ожидаемые эффекты от внедрения.</w:t>
+        <w:t xml:space="preserve"> </w:t>
+      </w:r>
+      <w:r>
+        <w:rPr>
+          <w:iCs/>
+          <w:sz w:val="28"/>
+          <w:szCs w:val="28"/>
+        </w:rPr>
+        <w:t>для молодых людей в возрасте до 30 лет</w:t>
+      </w:r>
+      <w:r>
+        <w:rPr>
+          <w:iCs/>
+          <w:sz w:val="28"/>
+          <w:szCs w:val="28"/>
+        </w:rPr>
+        <w:t xml:space="preserve">, разработанная для </w:t>
+      </w:r>
+      <w:r>
+        <w:rPr>
+          <w:iCs/>
+          <w:sz w:val="28"/>
+          <w:szCs w:val="28"/>
+        </w:rPr>
+        <w:t xml:space="preserve">применения в </w:t>
+      </w:r>
+      <w:r>
+        <w:rPr>
+          <w:iCs/>
+          <w:sz w:val="28"/>
+          <w:szCs w:val="28"/>
+        </w:rPr>
+        <w:t>услови</w:t>
+      </w:r>
+      <w:r>
+        <w:rPr>
+          <w:iCs/>
+          <w:sz w:val="28"/>
+          <w:szCs w:val="28"/>
+        </w:rPr>
+        <w:t>ях</w:t>
+      </w:r>
+      <w:r>
+        <w:rPr>
+          <w:iCs/>
+          <w:sz w:val="28"/>
+          <w:szCs w:val="28"/>
+        </w:rPr>
+        <w:t xml:space="preserve"> </w:t>
+      </w:r>
+      <w:r>
+        <w:rPr>
+          <w:iCs/>
+          <w:sz w:val="28"/>
+          <w:szCs w:val="28"/>
+        </w:rPr>
+        <w:t xml:space="preserve">цифровизации повседневной жизни. Методика основана на синергетическом сочетании инструментов геймификации и механизмов наставнической поддержки. </w:t>
+      </w:r>
+      <w:r>
+        <w:rPr>
+          <w:iCs/>
+          <w:sz w:val="28"/>
+          <w:szCs w:val="28"/>
+        </w:rPr>
+        <w:t xml:space="preserve">Представлено обоснование </w:t>
+      </w:r>
+      <w:r>
+        <w:rPr>
+          <w:iCs/>
+          <w:sz w:val="28"/>
+          <w:szCs w:val="28"/>
+        </w:rPr>
+        <w:t xml:space="preserve">для последующей </w:t>
+      </w:r>
+      <w:r>
+        <w:rPr>
+          <w:iCs/>
+          <w:sz w:val="28"/>
+          <w:szCs w:val="28"/>
+        </w:rPr>
+        <w:t xml:space="preserve">реализации данной методики </w:t>
+      </w:r>
+      <w:r>
+        <w:rPr>
+          <w:sz w:val="28"/>
+          <w:szCs w:val="28"/>
+        </w:rPr>
+        <w:t>в формате чат-бота</w:t>
+      </w:r>
+      <w:r>
+        <w:rPr>
+          <w:iCs/>
+          <w:sz w:val="28"/>
+          <w:szCs w:val="28"/>
+        </w:rPr>
+        <w:t>. Описаны ключевые элементы методики, ее отличия от аналогов и теоретически обоснованные ожидаемые эффекты от внедрения.</w:t>
       </w:r>
     </w:p>
     <w:p>
@@ -191,26 +289,8 @@
           <w:szCs w:val="28"/>
           <w:lang w:val="en-US"/>
         </w:rPr>
-        <w:t xml:space="preserve">This article proposes a proprietary methodology for developing healthy habits, developing conditions for the digitalization of everyday life. The methodology is based on the synergistic combination of gamification tools and mentoring principles. The goal of the development is to overcome the limitations of existing commercial solutions by increasing personalization, instant feedback, and sustainable user motivation. The key elements of the methodology, its differences from original approaches, and </w:t>
-      </w:r>
-      <w:r>
-        <w:rPr>
-          <w:sz w:val="28"/>
-          <w:szCs w:val="28"/>
-          <w:lang w:val="en-US"/>
-        </w:rPr>
-        <w:t>the substantiated expected effects of quality are described.</w:t>
-      </w:r>
-    </w:p>
-    <w:p>
-      <w:pPr>
-        <w:spacing w:line="360" w:lineRule="auto"/>
-        <w:rPr>
-          <w:sz w:val="28"/>
-          <w:szCs w:val="28"/>
-          <w:lang w:val="en-US"/>
-        </w:rPr>
-      </w:pPr>
+        <w:t>This article presents a proprietary methodology for developing healthy habits for young people under 30, developed for use in the context of digitalization of everyday life. The methodology is based on a synergistic combination of gamification tools and mentoring mechanisms. A rationale for the subsequent implementation of this methodology in a chatbot format is presented. Key elements of the methodology, its differences from similar approaches, and theoretically substantiated expected impacts of implementation are described.</w:t>
+      </w:r>
     </w:p>
     <w:p>
       <w:pPr>
@@ -388,28 +468,12 @@
           <w:szCs w:val="28"/>
         </w:rPr>
       </w:pPr>
-      <w:proofErr w:type="spellStart"/>
-      <w:r>
-        <w:rPr>
-          <w:sz w:val="28"/>
-          <w:szCs w:val="28"/>
-        </w:rPr>
-        <w:t>Геймификационный</w:t>
-      </w:r>
-      <w:proofErr w:type="spellEnd"/>
-      <w:r>
-        <w:rPr>
-          <w:sz w:val="28"/>
-          <w:szCs w:val="28"/>
-        </w:rPr>
-        <w:t xml:space="preserve"> компонент</w:t>
-      </w:r>
-      <w:r>
-        <w:rPr>
-          <w:sz w:val="28"/>
-          <w:szCs w:val="28"/>
-        </w:rPr>
-        <w:t xml:space="preserve"> методики структурирован вокруг четырех ключевых элементов:</w:t>
+      <w:r>
+        <w:rPr>
+          <w:sz w:val="28"/>
+          <w:szCs w:val="28"/>
+        </w:rPr>
+        <w:t>Геймификационный компонент методики структурирован вокруг четырех ключевых элементов:</w:t>
       </w:r>
     </w:p>
     <w:p>
@@ -434,14 +498,7 @@
           <w:sz w:val="28"/>
           <w:szCs w:val="28"/>
         </w:rPr>
-        <w:t>Система уровней и достижений</w:t>
-      </w:r>
-      <w:r>
-        <w:rPr>
-          <w:sz w:val="28"/>
-          <w:szCs w:val="28"/>
-        </w:rPr>
-        <w:t>, построенная на принципе переменного подкрепления. Пользователь прогрессирует от простых к сложным задачам, получая визуальные знаки отличия (бейджи), что создает ощущение роста и мастерства.</w:t>
+        <w:t>Система уровней и достижений, построенная на принципе переменного подкрепления. Пользователь прогрессирует от простых к сложным задачам, получая визуальные знаки отличия (бейджи), что создает ощущение роста и мастерства.</w:t>
       </w:r>
     </w:p>
     <w:p>
@@ -466,14 +523,7 @@
           <w:sz w:val="28"/>
           <w:szCs w:val="28"/>
         </w:rPr>
-        <w:t>Виртуальная валюта (опыт)</w:t>
-      </w:r>
-      <w:r>
-        <w:rPr>
-          <w:sz w:val="28"/>
-          <w:szCs w:val="28"/>
-        </w:rPr>
-        <w:t>, начисляемая за выполнение действий и активность в чатах. Накопленные ресурсы позволяют «прокачивать» виртуального аватара, визуализируя прогресс в количественном выражении.</w:t>
+        <w:t>Виртуальная валюта (опыт), начисляемая за выполнение действий и активность в чатах. Накопленные ресурсы позволяют «прокачивать» виртуального аватара, визуализируя прогресс в количественном выражении.</w:t>
       </w:r>
     </w:p>
     <w:p>
@@ -498,14 +548,7 @@
           <w:sz w:val="28"/>
           <w:szCs w:val="28"/>
         </w:rPr>
-        <w:t>Личный кабинет с витриной достижений</w:t>
-      </w:r>
-      <w:r>
-        <w:rPr>
-          <w:sz w:val="28"/>
-          <w:szCs w:val="28"/>
-        </w:rPr>
-        <w:t>, выполняющий функции дневника успеха и инструмента рефлексии. В нем отображается вся история активности, текущий уровень и коллекция полученных наград.</w:t>
+        <w:t>Личный кабинет с витриной достижений, выполняющий функции дневника успеха и инструмента рефлексии. В нем отображается вся история активности, текущий уровень и коллекция полученных наград.</w:t>
       </w:r>
     </w:p>
     <w:p>
@@ -530,42 +573,28 @@
           <w:sz w:val="28"/>
           <w:szCs w:val="28"/>
         </w:rPr>
-        <w:t xml:space="preserve">Динамическая система обратной связи </w:t>
-      </w:r>
-      <w:r>
-        <w:rPr>
-          <w:sz w:val="28"/>
-          <w:szCs w:val="28"/>
-        </w:rPr>
-        <w:t>в виде мотивационных сообщений и напоминаний, адаптированных к текущему контексту и прогрессу пользователя.</w:t>
-      </w:r>
-    </w:p>
-    <w:p>
-      <w:pPr>
-        <w:spacing w:line="360" w:lineRule="auto"/>
-      </w:pPr>
-    </w:p>
-    <w:p>
-      <w:pPr>
-        <w:spacing w:line="360" w:lineRule="auto"/>
-        <w:rPr>
-          <w:sz w:val="28"/>
-          <w:szCs w:val="28"/>
-        </w:rPr>
-      </w:pPr>
-      <w:r>
-        <w:rPr>
-          <w:sz w:val="28"/>
-          <w:szCs w:val="28"/>
-        </w:rPr>
-        <w:t>Компонент наставнической поддержки</w:t>
-      </w:r>
-      <w:r>
-        <w:rPr>
-          <w:sz w:val="28"/>
-          <w:szCs w:val="28"/>
-        </w:rPr>
-        <w:t xml:space="preserve"> реализуется через сеть анонимных чатов, привязанных к конкретным программам привычек. Пользователь получает возможность в любой момент обратиться за консультацией к верифицированному наставнику-эксперту. Ключевыми принципами данного компонента являются: контекстная связанность запроса, гарантированная анонимность для снижения психологических барьеров и минимальное время ожидания ответа для сохранения вовлеченности.</w:t>
+        <w:t>Динамическая система обратной связи в виде мотивационных сообщений и напоминаний, адаптированных к текущему контексту и прогрессу пользователя.</w:t>
+      </w:r>
+    </w:p>
+    <w:p>
+      <w:pPr>
+        <w:spacing w:line="360" w:lineRule="auto"/>
+      </w:pPr>
+    </w:p>
+    <w:p>
+      <w:pPr>
+        <w:spacing w:line="360" w:lineRule="auto"/>
+        <w:rPr>
+          <w:sz w:val="28"/>
+          <w:szCs w:val="28"/>
+        </w:rPr>
+      </w:pPr>
+      <w:r>
+        <w:rPr>
+          <w:sz w:val="28"/>
+          <w:szCs w:val="28"/>
+        </w:rPr>
+        <w:t>Компонент наставнической поддержки реализуется через сеть анонимных чатов, привязанных к конкретным программам привычек. Пользователь получает возможность в любой момент обратиться за консультацией к верифицированному наставнику-эксперту. Ключевыми принципами данного компонента являются: контекстная связанность запроса, гарантированная анонимность для снижения психологических барьеров и минимальное время ожидания ответа для сохранения вовлеченности.</w:t>
       </w:r>
     </w:p>
     <w:p>
@@ -598,14 +627,7 @@
           <w:sz w:val="28"/>
           <w:szCs w:val="28"/>
         </w:rPr>
-        <w:t>Ключевые отличия от существующих аналогов</w:t>
-      </w:r>
-      <w:r>
-        <w:rPr>
-          <w:sz w:val="28"/>
-          <w:szCs w:val="28"/>
-        </w:rPr>
-        <w:t xml:space="preserve"> Предложенная методика обладает рядом существенных отличий, определяющих ее новизну:</w:t>
+        <w:t>Ключевые отличия от существующих аналогов Предложенная методика обладает рядом существенных отличий, определяющих ее новизну:</w:t>
       </w:r>
     </w:p>
     <w:p>
@@ -630,62 +652,7 @@
           <w:sz w:val="28"/>
           <w:szCs w:val="28"/>
         </w:rPr>
-        <w:t>Комплексная интеграция парадигм.</w:t>
-      </w:r>
-      <w:r>
-        <w:rPr>
-          <w:sz w:val="28"/>
-          <w:szCs w:val="28"/>
-        </w:rPr>
-        <w:t xml:space="preserve"> В отличие от большинства существующих решений, которые используют либо геймификацию (</w:t>
-      </w:r>
-      <w:proofErr w:type="spellStart"/>
-      <w:r>
-        <w:rPr>
-          <w:sz w:val="28"/>
-          <w:szCs w:val="28"/>
-        </w:rPr>
-        <w:t>Habitica</w:t>
-      </w:r>
-      <w:proofErr w:type="spellEnd"/>
-      <w:r>
-        <w:rPr>
-          <w:sz w:val="28"/>
-          <w:szCs w:val="28"/>
-        </w:rPr>
-        <w:t xml:space="preserve">, </w:t>
-      </w:r>
-      <w:proofErr w:type="spellStart"/>
-      <w:r>
-        <w:rPr>
-          <w:sz w:val="28"/>
-          <w:szCs w:val="28"/>
-        </w:rPr>
-        <w:t>Streaks</w:t>
-      </w:r>
-      <w:proofErr w:type="spellEnd"/>
-      <w:r>
-        <w:rPr>
-          <w:sz w:val="28"/>
-          <w:szCs w:val="28"/>
-        </w:rPr>
-        <w:t>), либо платный коучинг (</w:t>
-      </w:r>
-      <w:proofErr w:type="spellStart"/>
-      <w:r>
-        <w:rPr>
-          <w:sz w:val="28"/>
-          <w:szCs w:val="28"/>
-        </w:rPr>
-        <w:t>Noom</w:t>
-      </w:r>
-      <w:proofErr w:type="spellEnd"/>
-      <w:r>
-        <w:rPr>
-          <w:sz w:val="28"/>
-          <w:szCs w:val="28"/>
-        </w:rPr>
-        <w:t>), данная методика синтезирует оба подхода в единый механизм, где они усиливают друг друга.</w:t>
+        <w:t>Комплексная интеграция парадигм. В отличие от большинства существующих решений, которые используют либо геймификацию (Habitica, Streaks), либо платный коучинг (Noom), данная методика синтезирует оба подхода в единый механизм, где они усиливают друг друга.</w:t>
       </w:r>
     </w:p>
     <w:p>
@@ -710,14 +677,7 @@
           <w:sz w:val="28"/>
           <w:szCs w:val="28"/>
         </w:rPr>
-        <w:t xml:space="preserve">Контекстное и анонимное наставничество. </w:t>
-      </w:r>
-      <w:r>
-        <w:rPr>
-          <w:sz w:val="28"/>
-          <w:szCs w:val="28"/>
-        </w:rPr>
-        <w:t>В отличие от коучинг-платформ, где общение с экспертом часто требует предварительной записи и раскрытия личности, поддержка в рамках методики интегрирована непосредственно в процесс формирования привычки, оперативна и анонимна.</w:t>
+        <w:t>Контекстное и анонимное наставничество. В отличие от коучинг-платформ, где общение с экспертом часто требует предварительной записи и раскрытия личности, поддержка в рамках методики интегрирована непосредственно в процесс формирования привычки, оперативна и анонимна.</w:t>
       </w:r>
     </w:p>
     <w:p>
@@ -742,46 +702,7 @@
           <w:sz w:val="28"/>
           <w:szCs w:val="28"/>
         </w:rPr>
-        <w:t>Глубокая, а не поверхностная геймификация.</w:t>
-      </w:r>
-      <w:r>
-        <w:rPr>
-          <w:sz w:val="28"/>
-          <w:szCs w:val="28"/>
-        </w:rPr>
-        <w:t xml:space="preserve"> Методика реализует не просто систему бейджей и рейтингов, а комплексную модель игровой динамики, основанную на теориях мотивации (</w:t>
-      </w:r>
-      <w:proofErr w:type="spellStart"/>
-      <w:r>
-        <w:rPr>
-          <w:sz w:val="28"/>
-          <w:szCs w:val="28"/>
-        </w:rPr>
-        <w:t>Б.Дж</w:t>
-      </w:r>
-      <w:proofErr w:type="spellEnd"/>
-      <w:r>
-        <w:rPr>
-          <w:sz w:val="28"/>
-          <w:szCs w:val="28"/>
-        </w:rPr>
-        <w:t xml:space="preserve">. </w:t>
-      </w:r>
-      <w:proofErr w:type="spellStart"/>
-      <w:r>
-        <w:rPr>
-          <w:sz w:val="28"/>
-          <w:szCs w:val="28"/>
-        </w:rPr>
-        <w:t>Фогг</w:t>
-      </w:r>
-      <w:proofErr w:type="spellEnd"/>
-      <w:r>
-        <w:rPr>
-          <w:sz w:val="28"/>
-          <w:szCs w:val="28"/>
-        </w:rPr>
-        <w:t>) и подкрепления, что способствует формированию устойчивой внутренней мотивации.</w:t>
+        <w:t>Глубокая, а не поверхностная геймификация. Методика реализует не просто систему бейджей и рейтингов, а комплексную модель игровой динамики, основанную на теориях мотивации (Б.Дж. Фогг) и подкрепления, что способствует формированию устойчивой внутренней мотивации.</w:t>
       </w:r>
     </w:p>
     <w:p>
@@ -806,14 +727,7 @@
           <w:sz w:val="28"/>
           <w:szCs w:val="28"/>
         </w:rPr>
-        <w:t xml:space="preserve">Доступность и открытость. </w:t>
-      </w:r>
-      <w:r>
-        <w:rPr>
-          <w:sz w:val="28"/>
-          <w:szCs w:val="28"/>
-        </w:rPr>
-        <w:t>Реализация в формате чат-бота и возможность его открытой доработки выгодно отличает методику от закрытых коммерческих продуктов, делая ее более доступной и адаптируемой.</w:t>
+        <w:t>Доступность и открытость. Реализация в формате чат-бота и возможность его открытой доработки выгодно отличает методику от закрытых коммерческих продуктов, делая ее более доступной и адаптируемой.</w:t>
       </w:r>
     </w:p>
     <w:p>
@@ -871,7 +785,6 @@
         <w:rPr>
           <w:sz w:val="28"/>
           <w:szCs w:val="28"/>
-          <w:lang w:val="en-US"/>
         </w:rPr>
       </w:pPr>
     </w:p>
@@ -909,8 +822,8 @@
       </w:tblPr>
       <w:tblGrid>
         <w:gridCol w:w="848"/>
-        <w:gridCol w:w="2125"/>
-        <w:gridCol w:w="2693"/>
+        <w:gridCol w:w="2268"/>
+        <w:gridCol w:w="2550"/>
         <w:gridCol w:w="3970"/>
       </w:tblGrid>
       <w:tr>
@@ -945,7 +858,7 @@
         </w:tc>
         <w:tc>
           <w:tcPr>
-            <w:tcW w:w="2125" w:type="dxa"/>
+            <w:tcW w:w="2268" w:type="dxa"/>
             <w:tcBorders>
               <w:top w:val="single" w:sz="2" w:space="0" w:color="E5E5E5"/>
               <w:left w:val="single" w:sz="2" w:space="0" w:color="E5E5E5"/>
@@ -977,7 +890,7 @@
         </w:tc>
         <w:tc>
           <w:tcPr>
-            <w:tcW w:w="2693" w:type="dxa"/>
+            <w:tcW w:w="2550" w:type="dxa"/>
             <w:tcBorders>
               <w:top w:val="single" w:sz="2" w:space="0" w:color="E5E5E5"/>
               <w:left w:val="single" w:sz="2" w:space="0" w:color="E5E5E5"/>
@@ -1003,55 +916,7 @@
                 <w:b/>
                 <w:bCs/>
               </w:rPr>
-              <w:t>Существующие аналоги (</w:t>
-            </w:r>
-            <w:proofErr w:type="spellStart"/>
-            <w:r>
-              <w:rPr>
-                <w:b/>
-                <w:bCs/>
-              </w:rPr>
-              <w:t>Habitica</w:t>
-            </w:r>
-            <w:proofErr w:type="spellEnd"/>
-            <w:r>
-              <w:rPr>
-                <w:b/>
-                <w:bCs/>
-              </w:rPr>
-              <w:t xml:space="preserve">, </w:t>
-            </w:r>
-            <w:proofErr w:type="spellStart"/>
-            <w:r>
-              <w:rPr>
-                <w:b/>
-                <w:bCs/>
-              </w:rPr>
-              <w:t>Noom</w:t>
-            </w:r>
-            <w:proofErr w:type="spellEnd"/>
-            <w:r>
-              <w:rPr>
-                <w:b/>
-                <w:bCs/>
-              </w:rPr>
-              <w:t xml:space="preserve">, </w:t>
-            </w:r>
-            <w:proofErr w:type="spellStart"/>
-            <w:r>
-              <w:rPr>
-                <w:b/>
-                <w:bCs/>
-              </w:rPr>
-              <w:t>MyFitnessPal</w:t>
-            </w:r>
-            <w:proofErr w:type="spellEnd"/>
-            <w:r>
-              <w:rPr>
-                <w:b/>
-                <w:bCs/>
-              </w:rPr>
-              <w:t>)</w:t>
+              <w:t>Существующие аналоги (Habitica, Noom, MyFitnessPal)</w:t>
             </w:r>
           </w:p>
         </w:tc>
@@ -1116,7 +981,7 @@
         </w:tc>
         <w:tc>
           <w:tcPr>
-            <w:tcW w:w="2125" w:type="dxa"/>
+            <w:tcW w:w="2268" w:type="dxa"/>
             <w:tcBorders>
               <w:top w:val="single" w:sz="2" w:space="0" w:color="E5E5E5"/>
               <w:left w:val="single" w:sz="2" w:space="0" w:color="E5E5E5"/>
@@ -1147,7 +1012,7 @@
         </w:tc>
         <w:tc>
           <w:tcPr>
-            <w:tcW w:w="2693" w:type="dxa"/>
+            <w:tcW w:w="2550" w:type="dxa"/>
             <w:tcBorders>
               <w:top w:val="single" w:sz="2" w:space="0" w:color="E5E5E5"/>
               <w:left w:val="single" w:sz="2" w:space="0" w:color="E5E5E5"/>
@@ -1235,7 +1100,7 @@
         </w:tc>
         <w:tc>
           <w:tcPr>
-            <w:tcW w:w="2125" w:type="dxa"/>
+            <w:tcW w:w="2268" w:type="dxa"/>
             <w:tcBorders>
               <w:top w:val="single" w:sz="2" w:space="0" w:color="E5E5E5"/>
               <w:left w:val="single" w:sz="2" w:space="0" w:color="E5E5E5"/>
@@ -1266,7 +1131,7 @@
         </w:tc>
         <w:tc>
           <w:tcPr>
-            <w:tcW w:w="2693" w:type="dxa"/>
+            <w:tcW w:w="2550" w:type="dxa"/>
             <w:tcBorders>
               <w:top w:val="single" w:sz="2" w:space="0" w:color="E5E5E5"/>
               <w:left w:val="single" w:sz="2" w:space="0" w:color="E5E5E5"/>
@@ -1321,23 +1186,7 @@
               <w:t xml:space="preserve">Глубокая геймификация, </w:t>
             </w:r>
             <w:r>
-              <w:t>основанная на моделях поведения (</w:t>
-            </w:r>
-            <w:proofErr w:type="spellStart"/>
-            <w:r>
-              <w:t>Фогг</w:t>
-            </w:r>
-            <w:proofErr w:type="spellEnd"/>
-            <w:r>
-              <w:t xml:space="preserve">, </w:t>
-            </w:r>
-            <w:proofErr w:type="spellStart"/>
-            <w:r>
-              <w:t>Духар</w:t>
-            </w:r>
-            <w:proofErr w:type="spellEnd"/>
-            <w:r>
-              <w:t>) и принципах переменного подкрепления.</w:t>
+              <w:t>основанная на моделях поведения (Фогг, Духар) и принципах переменного подкрепления.</w:t>
             </w:r>
           </w:p>
         </w:tc>
@@ -1370,7 +1219,7 @@
         </w:tc>
         <w:tc>
           <w:tcPr>
-            <w:tcW w:w="2125" w:type="dxa"/>
+            <w:tcW w:w="2268" w:type="dxa"/>
             <w:tcBorders>
               <w:top w:val="single" w:sz="2" w:space="0" w:color="E5E5E5"/>
               <w:left w:val="single" w:sz="2" w:space="0" w:color="E5E5E5"/>
@@ -1401,7 +1250,7 @@
         </w:tc>
         <w:tc>
           <w:tcPr>
-            <w:tcW w:w="2693" w:type="dxa"/>
+            <w:tcW w:w="2550" w:type="dxa"/>
             <w:tcBorders>
               <w:top w:val="single" w:sz="2" w:space="0" w:color="E5E5E5"/>
               <w:left w:val="single" w:sz="2" w:space="0" w:color="E5E5E5"/>
@@ -1489,7 +1338,7 @@
         </w:tc>
         <w:tc>
           <w:tcPr>
-            <w:tcW w:w="2125" w:type="dxa"/>
+            <w:tcW w:w="2268" w:type="dxa"/>
             <w:tcBorders>
               <w:top w:val="single" w:sz="2" w:space="0" w:color="E5E5E5"/>
               <w:left w:val="single" w:sz="2" w:space="0" w:color="E5E5E5"/>
@@ -1520,7 +1369,7 @@
         </w:tc>
         <w:tc>
           <w:tcPr>
-            <w:tcW w:w="2693" w:type="dxa"/>
+            <w:tcW w:w="2550" w:type="dxa"/>
             <w:tcBorders>
               <w:top w:val="single" w:sz="2" w:space="0" w:color="E5E5E5"/>
               <w:left w:val="single" w:sz="2" w:space="0" w:color="E5E5E5"/>
@@ -1608,7 +1457,7 @@
         </w:tc>
         <w:tc>
           <w:tcPr>
-            <w:tcW w:w="2125" w:type="dxa"/>
+            <w:tcW w:w="2268" w:type="dxa"/>
             <w:tcBorders>
               <w:top w:val="single" w:sz="2" w:space="0" w:color="E5E5E5"/>
               <w:left w:val="single" w:sz="2" w:space="0" w:color="E5E5E5"/>
@@ -1639,7 +1488,7 @@
         </w:tc>
         <w:tc>
           <w:tcPr>
-            <w:tcW w:w="2693" w:type="dxa"/>
+            <w:tcW w:w="2550" w:type="dxa"/>
             <w:tcBorders>
               <w:top w:val="single" w:sz="2" w:space="0" w:color="E5E5E5"/>
               <w:left w:val="single" w:sz="2" w:space="0" w:color="E5E5E5"/>
@@ -1727,7 +1576,7 @@
         </w:tc>
         <w:tc>
           <w:tcPr>
-            <w:tcW w:w="2125" w:type="dxa"/>
+            <w:tcW w:w="2268" w:type="dxa"/>
             <w:tcBorders>
               <w:top w:val="single" w:sz="2" w:space="0" w:color="E5E5E5"/>
               <w:left w:val="single" w:sz="2" w:space="0" w:color="E5E5E5"/>
@@ -1758,7 +1607,7 @@
         </w:tc>
         <w:tc>
           <w:tcPr>
-            <w:tcW w:w="2693" w:type="dxa"/>
+            <w:tcW w:w="2550" w:type="dxa"/>
             <w:tcBorders>
               <w:top w:val="single" w:sz="2" w:space="0" w:color="E5E5E5"/>
               <w:left w:val="single" w:sz="2" w:space="0" w:color="E5E5E5"/>
@@ -1822,38 +1671,71 @@
     <w:p>
       <w:pPr>
         <w:spacing w:line="360" w:lineRule="auto"/>
-        <w:jc w:val="right"/>
-      </w:pPr>
-      <w:r>
-        <w:t>Конец таблицы 1</w:t>
-      </w:r>
-    </w:p>
-    <w:p>
-      <w:pPr>
-        <w:spacing w:line="360" w:lineRule="auto"/>
-      </w:pPr>
-    </w:p>
-    <w:p>
-      <w:pPr>
-        <w:spacing w:line="360" w:lineRule="auto"/>
-        <w:rPr>
-          <w:sz w:val="28"/>
-          <w:szCs w:val="28"/>
-        </w:rPr>
-      </w:pPr>
-      <w:r>
-        <w:rPr>
-          <w:sz w:val="28"/>
-          <w:szCs w:val="28"/>
-        </w:rPr>
-        <w:t>Ожидаемые эффекты от реализации методики</w:t>
-      </w:r>
-      <w:r>
-        <w:rPr>
-          <w:sz w:val="28"/>
-          <w:szCs w:val="28"/>
-        </w:rPr>
-        <w:t xml:space="preserve"> Внедрение описанной методики позволяет прогнозировать возникновение следующих позитивных эффектов:</w:t>
+      </w:pPr>
+    </w:p>
+    <w:p>
+      <w:pPr>
+        <w:spacing w:line="360" w:lineRule="auto"/>
+        <w:rPr>
+          <w:sz w:val="28"/>
+          <w:szCs w:val="28"/>
+        </w:rPr>
+      </w:pPr>
+      <w:r>
+        <w:rPr>
+          <w:sz w:val="28"/>
+          <w:szCs w:val="28"/>
+        </w:rPr>
+        <w:t>Ожидаемы</w:t>
+      </w:r>
+      <w:r>
+        <w:rPr>
+          <w:sz w:val="28"/>
+          <w:szCs w:val="28"/>
+        </w:rPr>
+        <w:t>ми</w:t>
+      </w:r>
+      <w:r>
+        <w:rPr>
+          <w:sz w:val="28"/>
+          <w:szCs w:val="28"/>
+        </w:rPr>
+        <w:t xml:space="preserve"> эффект</w:t>
+      </w:r>
+      <w:r>
+        <w:rPr>
+          <w:sz w:val="28"/>
+          <w:szCs w:val="28"/>
+        </w:rPr>
+        <w:t xml:space="preserve">ами </w:t>
+      </w:r>
+      <w:r>
+        <w:rPr>
+          <w:sz w:val="28"/>
+          <w:szCs w:val="28"/>
+        </w:rPr>
+        <w:t xml:space="preserve">от реализации описанной </w:t>
+      </w:r>
+      <w:r>
+        <w:rPr>
+          <w:sz w:val="28"/>
+          <w:szCs w:val="28"/>
+        </w:rPr>
+        <w:t xml:space="preserve">методики </w:t>
+      </w:r>
+      <w:r>
+        <w:rPr>
+          <w:sz w:val="28"/>
+          <w:szCs w:val="28"/>
+        </w:rPr>
+        <w:t>будут являться</w:t>
+      </w:r>
+      <w:r>
+        <w:rPr>
+          <w:sz w:val="28"/>
+          <w:szCs w:val="28"/>
+        </w:rPr>
+        <w:t>:</w:t>
       </w:r>
     </w:p>
     <w:p>
@@ -1874,7 +1756,21 @@
           <w:sz w:val="28"/>
           <w:szCs w:val="28"/>
         </w:rPr>
-        <w:t xml:space="preserve">Повышение эффективности формирования привычек и уровня вовлеченности и приверженности пользователя к программе формирования </w:t>
+        <w:t>Повышение эффективности формирования привычек и уровня вовлеченности и приверженности пользователя к программе формирования привычки</w:t>
+      </w:r>
+      <w:r>
+        <w:rPr>
+          <w:sz w:val="28"/>
+          <w:szCs w:val="28"/>
+        </w:rPr>
+        <w:t>.</w:t>
+      </w:r>
+      <w:r>
+        <w:rPr>
+          <w:sz w:val="28"/>
+          <w:szCs w:val="28"/>
+        </w:rPr>
+        <w:t xml:space="preserve"> За счет синергии игровых механизмов и человеческой поддержки в </w:t>
       </w:r>
       <w:r>
         <w:rPr>
@@ -1882,44 +1778,7 @@
           <w:szCs w:val="28"/>
         </w:rPr>
         <w:lastRenderedPageBreak/>
-        <w:t>привычки</w:t>
-      </w:r>
-      <w:proofErr w:type="gramStart"/>
-      <w:r>
-        <w:rPr>
-          <w:sz w:val="28"/>
-          <w:szCs w:val="28"/>
-        </w:rPr>
-        <w:t>:</w:t>
-      </w:r>
-      <w:r>
-        <w:rPr>
-          <w:sz w:val="28"/>
-          <w:szCs w:val="28"/>
-        </w:rPr>
-        <w:t xml:space="preserve"> За</w:t>
-      </w:r>
-      <w:proofErr w:type="gramEnd"/>
-      <w:r>
-        <w:rPr>
-          <w:sz w:val="28"/>
-          <w:szCs w:val="28"/>
-        </w:rPr>
-        <w:t xml:space="preserve"> счет синергии игровых механизмов и человеческой поддержки в совокупности с</w:t>
-      </w:r>
-      <w:r>
-        <w:rPr>
-          <w:sz w:val="28"/>
-          <w:szCs w:val="28"/>
-        </w:rPr>
-        <w:t xml:space="preserve"> постоянным положительным подкреплением и ощущением игрового прогресса</w:t>
-      </w:r>
-      <w:r>
-        <w:rPr>
-          <w:sz w:val="28"/>
-          <w:szCs w:val="28"/>
-        </w:rPr>
-        <w:t xml:space="preserve"> ожидается увеличение конверсии выполнения программ на 25-40% по сравнению с решениями, использующими только один из подходов.</w:t>
+        <w:t>совокупности с постоянным положительным подкреплением и ощущением игрового прогресса ожидается увеличение конверсии выполнения программ на 25-40% по сравнению с решениями, использующими только один из подходов.</w:t>
       </w:r>
     </w:p>
     <w:p>
@@ -1940,30 +1799,7 @@
           <w:sz w:val="28"/>
           <w:szCs w:val="28"/>
         </w:rPr>
-        <w:t>Повышение лояльности пользователя:</w:t>
-      </w:r>
-      <w:r>
-        <w:rPr>
-          <w:sz w:val="28"/>
-          <w:szCs w:val="28"/>
-        </w:rPr>
-        <w:t xml:space="preserve"> Снижение показателя оттока на 15-20% благодаря постоянному ощущению поддержки и персонализированному опыту, а также благодаря анонимному и оперативному доступу к профессиональной поддержке в моменты кризиса мотивации</w:t>
-      </w:r>
-      <w:proofErr w:type="gramStart"/>
-      <w:r>
-        <w:rPr>
-          <w:sz w:val="28"/>
-          <w:szCs w:val="28"/>
-        </w:rPr>
-        <w:t>.</w:t>
-      </w:r>
-      <w:proofErr w:type="gramEnd"/>
-      <w:r>
-        <w:rPr>
-          <w:sz w:val="28"/>
-          <w:szCs w:val="28"/>
-        </w:rPr>
-        <w:t xml:space="preserve"> что является критически важным для долгосрочных изменений.</w:t>
+        <w:t>Повышение лояльности пользователя: Снижение показателя оттока на 15-20% благодаря постоянному ощущению поддержки и персонализированному опыту, а также благодаря анонимному и оперативному доступу к профессиональной поддержке в моменты кризиса мотивации. что является критически важным для долгосрочных изменений.</w:t>
       </w:r>
     </w:p>
     <w:p>
@@ -1984,14 +1820,7 @@
           <w:sz w:val="28"/>
           <w:szCs w:val="28"/>
         </w:rPr>
-        <w:t>Повышение эффективности формирования привычки</w:t>
-      </w:r>
-      <w:r>
-        <w:rPr>
-          <w:sz w:val="28"/>
-          <w:szCs w:val="28"/>
-        </w:rPr>
-        <w:t xml:space="preserve"> за счет синергетического эффекта: геймификация создает и поддерживает регулярность действий, а наставничество помогает преодолевать индивидуальные препятствия и адаптировать программу под личные особенности.</w:t>
+        <w:t>Повышение эффективности формирования привычки за счет синергетического эффекта: геймификация создает и поддерживает регулярность действий, а наставничество помогает преодолевать индивидуальные препятствия и адаптировать программу под личные особенности.</w:t>
       </w:r>
     </w:p>
     <w:p>
@@ -2012,14 +1841,7 @@
           <w:sz w:val="28"/>
           <w:szCs w:val="28"/>
         </w:rPr>
-        <w:t>Методический вклад в теорию поведенческих изменений:</w:t>
-      </w:r>
-      <w:r>
-        <w:rPr>
-          <w:sz w:val="28"/>
-          <w:szCs w:val="28"/>
-        </w:rPr>
-        <w:t xml:space="preserve"> Практическая апробация методики позволит верифицировать теоретическую модель о синергетическом эффекте сочетания геймификации и наставничества в цифровой среде.</w:t>
+        <w:t>Методический вклад в теорию поведенческих изменений: Практическая апробация методики позволит верифицировать теоретическую модель о синергетическом эффекте сочетания геймификации и наставничества в цифровой среде.</w:t>
       </w:r>
     </w:p>
     <w:p>
@@ -2072,15 +1894,74 @@
           <w:sz w:val="28"/>
           <w:szCs w:val="28"/>
         </w:rPr>
-        <w:t>Таким образом, представленная методика представляет собой комплексный подход к формированию здоровых привычек, структурно объединяющий теоретически обоснованные элементы геймификации и наставничества. Ее ключевые отличия от существующих аналогов заключаю</w:t>
-      </w:r>
-      <w:r>
-        <w:rPr>
-          <w:sz w:val="28"/>
-          <w:szCs w:val="28"/>
-        </w:rPr>
-        <w:t>тся в глубокой интеграции двух парадигм, реализации в формате чат-бота и ориентации на открытость и персонализацию. Ожидается, что внедрение методики позволит получить значимые научно-практические эффекты, повышающие эффективность цифровых инструментов для укрепления здоровья населения.</w:t>
-      </w:r>
+        <w:t xml:space="preserve">Таким образом, </w:t>
+      </w:r>
+      <w:r>
+        <w:rPr>
+          <w:sz w:val="28"/>
+          <w:szCs w:val="28"/>
+        </w:rPr>
+        <w:t>авторская</w:t>
+      </w:r>
+      <w:r>
+        <w:rPr>
+          <w:sz w:val="28"/>
+          <w:szCs w:val="28"/>
+        </w:rPr>
+        <w:t xml:space="preserve"> </w:t>
+      </w:r>
+      <w:r>
+        <w:rPr>
+          <w:sz w:val="28"/>
+          <w:szCs w:val="28"/>
+        </w:rPr>
+        <w:t xml:space="preserve">методика представляет собой комплексный подход к формированию здоровых привычек, структурно объединяющий теоретически обоснованные элементы геймификации и наставничества. Ее ключевые отличия от существующих аналогов заключаются в глубокой интеграции двух парадигм, реализации в формате чат-бота и ориентации на открытость и персонализацию. Ожидается, что внедрение методики позволит получить значимые научно-практические </w:t>
+      </w:r>
+      <w:r>
+        <w:rPr>
+          <w:sz w:val="28"/>
+          <w:szCs w:val="28"/>
+        </w:rPr>
+        <w:t>результаты</w:t>
+      </w:r>
+      <w:r>
+        <w:rPr>
+          <w:sz w:val="28"/>
+          <w:szCs w:val="28"/>
+        </w:rPr>
+        <w:t xml:space="preserve">, повышающие эффективность </w:t>
+      </w:r>
+      <w:r>
+        <w:rPr>
+          <w:sz w:val="28"/>
+          <w:szCs w:val="28"/>
+        </w:rPr>
+        <w:t xml:space="preserve">применения </w:t>
+      </w:r>
+      <w:r>
+        <w:rPr>
+          <w:sz w:val="28"/>
+          <w:szCs w:val="28"/>
+        </w:rPr>
+        <w:t xml:space="preserve">цифровых инструментов для укрепления здоровья </w:t>
+      </w:r>
+      <w:r>
+        <w:rPr>
+          <w:sz w:val="28"/>
+          <w:szCs w:val="28"/>
+        </w:rPr>
+        <w:t>молодых людей в возрасте до 30 лет.</w:t>
+      </w:r>
+    </w:p>
+    <w:p>
+      <w:pPr>
+        <w:spacing w:line="360" w:lineRule="auto"/>
+        <w:rPr>
+          <w:sz w:val="28"/>
+          <w:szCs w:val="28"/>
+          <w:lang w:val="en-US"/>
+        </w:rPr>
+      </w:pPr>
     </w:p>
     <w:p>
       <w:pPr>
@@ -2112,7 +1993,8 @@
           <w:numId w:val="1"/>
         </w:numPr>
         <w:spacing w:line="360" w:lineRule="auto"/>
-        <w:ind w:hanging="720"/>
+        <w:ind w:left="0" w:firstLine="709"/>
+        <w:jc w:val="both"/>
         <w:rPr>
           <w:rFonts w:ascii="Times New Roman" w:hAnsi="Times New Roman"/>
           <w:sz w:val="28"/>
@@ -2170,7 +2052,8 @@
           <w:numId w:val="1"/>
         </w:numPr>
         <w:spacing w:line="360" w:lineRule="auto"/>
-        <w:ind w:hanging="720"/>
+        <w:ind w:left="0" w:firstLine="709"/>
+        <w:jc w:val="both"/>
         <w:rPr>
           <w:rFonts w:ascii="Times New Roman" w:hAnsi="Times New Roman"/>
           <w:sz w:val="28"/>
@@ -2185,7 +2068,43 @@
           <w:szCs w:val="28"/>
           <w:lang w:val="en-US"/>
         </w:rPr>
-        <w:t>Fogg, B. J. Tiny Habits: The Small Changes That Change Everything. — Boston: Houghton Mifflin Harcourt, 2019. — 320 p.</w:t>
+        <w:t xml:space="preserve">Fogg, B. J. Tiny Habits: The Small Changes That Change Everything. </w:t>
+      </w:r>
+      <w:r>
+        <w:rPr>
+          <w:rFonts w:ascii="Times New Roman" w:hAnsi="Times New Roman" w:cs="Times New Roman"/>
+          <w:sz w:val="28"/>
+          <w:szCs w:val="28"/>
+          <w:lang w:val="en-US"/>
+        </w:rPr>
+        <w:t>–</w:t>
+      </w:r>
+      <w:r>
+        <w:rPr>
+          <w:rFonts w:ascii="Times New Roman" w:hAnsi="Times New Roman" w:cs="Times New Roman"/>
+          <w:sz w:val="28"/>
+          <w:szCs w:val="28"/>
+          <w:lang w:val="en-US"/>
+        </w:rPr>
+        <w:t xml:space="preserve"> Boston: Houghton Mifflin Harcourt, 2019. </w:t>
+      </w:r>
+      <w:r>
+        <w:rPr>
+          <w:rFonts w:ascii="Times New Roman" w:hAnsi="Times New Roman" w:cs="Times New Roman"/>
+          <w:sz w:val="28"/>
+          <w:szCs w:val="28"/>
+          <w:lang w:val="en-US"/>
+        </w:rPr>
+        <w:t>–</w:t>
+      </w:r>
+      <w:r>
+        <w:rPr>
+          <w:rFonts w:ascii="Times New Roman" w:hAnsi="Times New Roman" w:cs="Times New Roman"/>
+          <w:sz w:val="28"/>
+          <w:szCs w:val="28"/>
+          <w:lang w:val="en-US"/>
+        </w:rPr>
+        <w:t xml:space="preserve"> 320 p.</w:t>
       </w:r>
     </w:p>
     <w:p>
@@ -2196,7 +2115,8 @@
           <w:numId w:val="1"/>
         </w:numPr>
         <w:spacing w:line="360" w:lineRule="auto"/>
-        <w:ind w:hanging="720"/>
+        <w:ind w:left="0" w:firstLine="709"/>
+        <w:jc w:val="both"/>
         <w:rPr>
           <w:rFonts w:ascii="Times New Roman" w:hAnsi="Times New Roman"/>
           <w:sz w:val="28"/>
@@ -2211,7 +2131,43 @@
           <w:szCs w:val="28"/>
           <w:lang w:val="en-US"/>
         </w:rPr>
-        <w:t>Duhigg, C. The Power of Habit: Why We Do What We Do in Life and Business. — New York: Random House, 2012. — 371 p.</w:t>
+        <w:t xml:space="preserve">Duhigg, C. The Power of Habit: Why We Do What We Do in Life and Business. </w:t>
+      </w:r>
+      <w:r>
+        <w:rPr>
+          <w:rFonts w:ascii="Times New Roman" w:hAnsi="Times New Roman" w:cs="Times New Roman"/>
+          <w:sz w:val="28"/>
+          <w:szCs w:val="28"/>
+          <w:lang w:val="en-US"/>
+        </w:rPr>
+        <w:t>–</w:t>
+      </w:r>
+      <w:r>
+        <w:rPr>
+          <w:rFonts w:ascii="Times New Roman" w:hAnsi="Times New Roman" w:cs="Times New Roman"/>
+          <w:sz w:val="28"/>
+          <w:szCs w:val="28"/>
+          <w:lang w:val="en-US"/>
+        </w:rPr>
+        <w:t xml:space="preserve"> New York: Random House, 2012. </w:t>
+      </w:r>
+      <w:r>
+        <w:rPr>
+          <w:rFonts w:ascii="Times New Roman" w:hAnsi="Times New Roman" w:cs="Times New Roman"/>
+          <w:sz w:val="28"/>
+          <w:szCs w:val="28"/>
+          <w:lang w:val="en-US"/>
+        </w:rPr>
+        <w:t>–</w:t>
+      </w:r>
+      <w:r>
+        <w:rPr>
+          <w:rFonts w:ascii="Times New Roman" w:hAnsi="Times New Roman" w:cs="Times New Roman"/>
+          <w:sz w:val="28"/>
+          <w:szCs w:val="28"/>
+          <w:lang w:val="en-US"/>
+        </w:rPr>
+        <w:t xml:space="preserve"> 371 p.</w:t>
       </w:r>
     </w:p>
     <w:p>
@@ -2222,7 +2178,8 @@
           <w:numId w:val="1"/>
         </w:numPr>
         <w:spacing w:line="360" w:lineRule="auto"/>
-        <w:ind w:hanging="720"/>
+        <w:ind w:left="0" w:firstLine="709"/>
+        <w:jc w:val="both"/>
         <w:rPr>
           <w:rFonts w:ascii="Times New Roman" w:hAnsi="Times New Roman"/>
           <w:sz w:val="28"/>
@@ -2237,7 +2194,61 @@
           <w:szCs w:val="28"/>
           <w:lang w:val="en-US"/>
         </w:rPr>
-        <w:t>Johnson, D., Deterding, S., Kuhn, K.-A. et al. Gamification for health and wellbeing: A systematic review of the literature // Internet Interventions. — 2016. — Vol. 6. — P. 89–106.</w:t>
+        <w:t xml:space="preserve">Johnson, D., Deterding, S., Kuhn, K.-A. et al. Gamification for health and wellbeing: A systematic review of the literature // Internet Interventions. </w:t>
+      </w:r>
+      <w:r>
+        <w:rPr>
+          <w:rFonts w:ascii="Times New Roman" w:hAnsi="Times New Roman" w:cs="Times New Roman"/>
+          <w:sz w:val="28"/>
+          <w:szCs w:val="28"/>
+          <w:lang w:val="en-US"/>
+        </w:rPr>
+        <w:t>–</w:t>
+      </w:r>
+      <w:r>
+        <w:rPr>
+          <w:rFonts w:ascii="Times New Roman" w:hAnsi="Times New Roman" w:cs="Times New Roman"/>
+          <w:sz w:val="28"/>
+          <w:szCs w:val="28"/>
+          <w:lang w:val="en-US"/>
+        </w:rPr>
+        <w:t xml:space="preserve"> 2016. </w:t>
+      </w:r>
+      <w:r>
+        <w:rPr>
+          <w:rFonts w:ascii="Times New Roman" w:hAnsi="Times New Roman" w:cs="Times New Roman"/>
+          <w:sz w:val="28"/>
+          <w:szCs w:val="28"/>
+          <w:lang w:val="en-US"/>
+        </w:rPr>
+        <w:t>–</w:t>
+      </w:r>
+      <w:r>
+        <w:rPr>
+          <w:rFonts w:ascii="Times New Roman" w:hAnsi="Times New Roman" w:cs="Times New Roman"/>
+          <w:sz w:val="28"/>
+          <w:szCs w:val="28"/>
+          <w:lang w:val="en-US"/>
+        </w:rPr>
+        <w:t xml:space="preserve"> Vol. 6. </w:t>
+      </w:r>
+      <w:r>
+        <w:rPr>
+          <w:rFonts w:ascii="Times New Roman" w:hAnsi="Times New Roman" w:cs="Times New Roman"/>
+          <w:sz w:val="28"/>
+          <w:szCs w:val="28"/>
+          <w:lang w:val="en-US"/>
+        </w:rPr>
+        <w:t>–</w:t>
+      </w:r>
+      <w:r>
+        <w:rPr>
+          <w:rFonts w:ascii="Times New Roman" w:hAnsi="Times New Roman" w:cs="Times New Roman"/>
+          <w:sz w:val="28"/>
+          <w:szCs w:val="28"/>
+          <w:lang w:val="en-US"/>
+        </w:rPr>
+        <w:t xml:space="preserve"> P. 89–106.</w:t>
       </w:r>
     </w:p>
     <w:p>
@@ -2248,7 +2259,8 @@
           <w:numId w:val="1"/>
         </w:numPr>
         <w:spacing w:line="360" w:lineRule="auto"/>
-        <w:ind w:hanging="720"/>
+        <w:ind w:left="0" w:firstLine="709"/>
+        <w:jc w:val="both"/>
         <w:rPr>
           <w:rFonts w:ascii="Times New Roman" w:hAnsi="Times New Roman"/>
           <w:sz w:val="28"/>
@@ -2263,7 +2275,61 @@
           <w:szCs w:val="28"/>
           <w:lang w:val="en-US"/>
         </w:rPr>
-        <w:t>Hogan, B. E., Linden, W., Najarian, B. Social support interventions: Do they work? // Clinical Psychology Review. — 2002. — Vol. 22, No. 3. — P. 381–440.</w:t>
+        <w:t xml:space="preserve">Hogan, B. E., Linden, W., Najarian, B. Social support interventions: Do they work? // Clinical Psychology Review. </w:t>
+      </w:r>
+      <w:r>
+        <w:rPr>
+          <w:rFonts w:ascii="Times New Roman" w:hAnsi="Times New Roman" w:cs="Times New Roman"/>
+          <w:sz w:val="28"/>
+          <w:szCs w:val="28"/>
+          <w:lang w:val="en-US"/>
+        </w:rPr>
+        <w:t>–</w:t>
+      </w:r>
+      <w:r>
+        <w:rPr>
+          <w:rFonts w:ascii="Times New Roman" w:hAnsi="Times New Roman" w:cs="Times New Roman"/>
+          <w:sz w:val="28"/>
+          <w:szCs w:val="28"/>
+          <w:lang w:val="en-US"/>
+        </w:rPr>
+        <w:t xml:space="preserve"> 2002. </w:t>
+      </w:r>
+      <w:r>
+        <w:rPr>
+          <w:rFonts w:ascii="Times New Roman" w:hAnsi="Times New Roman" w:cs="Times New Roman"/>
+          <w:sz w:val="28"/>
+          <w:szCs w:val="28"/>
+          <w:lang w:val="en-US"/>
+        </w:rPr>
+        <w:t>–</w:t>
+      </w:r>
+      <w:r>
+        <w:rPr>
+          <w:rFonts w:ascii="Times New Roman" w:hAnsi="Times New Roman" w:cs="Times New Roman"/>
+          <w:sz w:val="28"/>
+          <w:szCs w:val="28"/>
+          <w:lang w:val="en-US"/>
+        </w:rPr>
+        <w:t xml:space="preserve"> Vol. 22, No. 3. </w:t>
+      </w:r>
+      <w:r>
+        <w:rPr>
+          <w:rFonts w:ascii="Times New Roman" w:hAnsi="Times New Roman" w:cs="Times New Roman"/>
+          <w:sz w:val="28"/>
+          <w:szCs w:val="28"/>
+          <w:lang w:val="en-US"/>
+        </w:rPr>
+        <w:t>–</w:t>
+      </w:r>
+      <w:r>
+        <w:rPr>
+          <w:rFonts w:ascii="Times New Roman" w:hAnsi="Times New Roman" w:cs="Times New Roman"/>
+          <w:sz w:val="28"/>
+          <w:szCs w:val="28"/>
+          <w:lang w:val="en-US"/>
+        </w:rPr>
+        <w:t xml:space="preserve"> P. 381–440.</w:t>
       </w:r>
     </w:p>
     <w:p>
@@ -2274,7 +2340,8 @@
           <w:numId w:val="1"/>
         </w:numPr>
         <w:spacing w:line="360" w:lineRule="auto"/>
-        <w:ind w:hanging="720"/>
+        <w:ind w:left="0" w:firstLine="709"/>
+        <w:jc w:val="both"/>
         <w:rPr>
           <w:rFonts w:ascii="Times New Roman" w:hAnsi="Times New Roman"/>
           <w:sz w:val="28"/>
@@ -2289,9 +2356,8 @@
           <w:szCs w:val="28"/>
           <w:lang w:val="en-US"/>
         </w:rPr>
-        <w:t xml:space="preserve">Barak, A., Gluck-Ofri, O. Degree and reciprocity of self-disclosure in online forums // </w:t>
-      </w:r>
-      <w:proofErr w:type="spellStart"/>
+        <w:t xml:space="preserve">Barak, A., Gluck-Ofri, O. Degree and reciprocity of self-disclosure in online forums // CyberPsychology &amp; Behavior. </w:t>
+      </w:r>
       <w:r>
         <w:rPr>
           <w:rFonts w:ascii="Times New Roman" w:hAnsi="Times New Roman" w:cs="Times New Roman"/>
@@ -2299,9 +2365,8 @@
           <w:szCs w:val="28"/>
           <w:lang w:val="en-US"/>
         </w:rPr>
-        <w:t>CyberPsychology</w:t>
-      </w:r>
-      <w:proofErr w:type="spellEnd"/>
+        <w:t>–</w:t>
+      </w:r>
       <w:r>
         <w:rPr>
           <w:rFonts w:ascii="Times New Roman" w:hAnsi="Times New Roman" w:cs="Times New Roman"/>
@@ -2309,7 +2374,43 @@
           <w:szCs w:val="28"/>
           <w:lang w:val="en-US"/>
         </w:rPr>
-        <w:t xml:space="preserve"> &amp; Behavior. — 2007. — Vol. 10, No. 3. — P. 407–417.</w:t>
+        <w:t xml:space="preserve"> 2007. </w:t>
+      </w:r>
+      <w:r>
+        <w:rPr>
+          <w:rFonts w:ascii="Times New Roman" w:hAnsi="Times New Roman" w:cs="Times New Roman"/>
+          <w:sz w:val="28"/>
+          <w:szCs w:val="28"/>
+          <w:lang w:val="en-US"/>
+        </w:rPr>
+        <w:t>–</w:t>
+      </w:r>
+      <w:r>
+        <w:rPr>
+          <w:rFonts w:ascii="Times New Roman" w:hAnsi="Times New Roman" w:cs="Times New Roman"/>
+          <w:sz w:val="28"/>
+          <w:szCs w:val="28"/>
+          <w:lang w:val="en-US"/>
+        </w:rPr>
+        <w:t xml:space="preserve"> Vol. 10, No. 3. </w:t>
+      </w:r>
+      <w:r>
+        <w:rPr>
+          <w:rFonts w:ascii="Times New Roman" w:hAnsi="Times New Roman" w:cs="Times New Roman"/>
+          <w:sz w:val="28"/>
+          <w:szCs w:val="28"/>
+          <w:lang w:val="en-US"/>
+        </w:rPr>
+        <w:t>–</w:t>
+      </w:r>
+      <w:r>
+        <w:rPr>
+          <w:rFonts w:ascii="Times New Roman" w:hAnsi="Times New Roman" w:cs="Times New Roman"/>
+          <w:sz w:val="28"/>
+          <w:szCs w:val="28"/>
+          <w:lang w:val="en-US"/>
+        </w:rPr>
+        <w:t xml:space="preserve"> P. 407–417.</w:t>
       </w:r>
     </w:p>
     <w:sectPr>
@@ -2966,19 +3067,19 @@
       </w:pPr>
     </w:lvl>
   </w:abstractNum>
-  <w:num w:numId="1" w16cid:durableId="1029254573">
+  <w:num w:numId="1" w16cid:durableId="1838418083">
     <w:abstractNumId w:val="3"/>
   </w:num>
-  <w:num w:numId="2" w16cid:durableId="446122120">
+  <w:num w:numId="2" w16cid:durableId="151608861">
     <w:abstractNumId w:val="2"/>
   </w:num>
-  <w:num w:numId="3" w16cid:durableId="701246698">
+  <w:num w:numId="3" w16cid:durableId="98184376">
     <w:abstractNumId w:val="4"/>
   </w:num>
-  <w:num w:numId="4" w16cid:durableId="1853033841">
+  <w:num w:numId="4" w16cid:durableId="1289631616">
     <w:abstractNumId w:val="0"/>
   </w:num>
-  <w:num w:numId="5" w16cid:durableId="1862355774">
+  <w:num w:numId="5" w16cid:durableId="778910477">
     <w:abstractNumId w:val="1"/>
   </w:num>
 </w:numbering>
